--- a/UI_Applied_Research/LCA.docx
+++ b/UI_Applied_Research/LCA.docx
@@ -4,7 +4,7 @@
   <w:body>
     <w:p>
       <w:pPr>
-        <w:pStyle w:val="668"/>
+        <w:pStyle w:val="894"/>
         <w:numPr>
           <w:ilvl w:val="0"/>
           <w:numId w:val="1"/>
@@ -39,6 +39,15 @@
           <w:szCs w:val="36"/>
         </w:rPr>
       </w:r>
+      <w:r>
+        <w:rPr>
+          <w:rFonts w:ascii="Aptos" w:hAnsi="Aptos" w:cs="Aptos"/>
+          <w:b/>
+          <w:bCs/>
+          <w:sz w:val="36"/>
+          <w:szCs w:val="36"/>
+        </w:rPr>
+      </w:r>
     </w:p>
     <w:p>
       <w:pPr>
@@ -71,7 +80,7 @@
           <w:sz w:val="22"/>
           <w:szCs w:val="22"/>
         </w:rPr>
-        <w:t xml:space="preserve">Software across different deployment strategies can vary in environmental cost and also in cost to software sustainability. For the sake of responsible climate-consciousness and software longevity, it is necessary to identify which deployment strategy best serves these environmental considerations. This applied research document will explore which software deployment strategy is generally the greenest and most sustainable option.</w:t>
+        <w:t xml:space="preserve">Software across different deployment strategies can vary in environmental cost and also in cost to software sustainability. For the sake of responsible climate-consciousness and</w:t>
       </w:r>
       <w:r>
         <w:rPr>
@@ -80,6 +89,26 @@
           <w:bCs w:val="0"/>
           <w:sz w:val="22"/>
           <w:szCs w:val="22"/>
+        </w:rPr>
+        <w:t xml:space="preserve"> software longevity, it is necessary to identify which deployment strategy best serves these environmental considerations. This applied research document will explore which software deployment strategy is generally the greenest and most sustainable option.</w:t>
+      </w:r>
+      <w:r>
+        <w:rPr>
+          <w:rFonts w:ascii="Aptos" w:hAnsi="Aptos" w:cs="Aptos"/>
+          <w:b w:val="0"/>
+          <w:bCs w:val="0"/>
+          <w:sz w:val="22"/>
+          <w:szCs w:val="22"/>
+        </w:rPr>
+      </w:r>
+      <w:r>
+        <w:rPr>
+          <w:rFonts w:ascii="Aptos" w:hAnsi="Aptos" w:cs="Aptos"/>
+          <w:b w:val="0"/>
+          <w:bCs w:val="0"/>
+          <w:sz w:val="22"/>
+          <w:szCs w:val="22"/>
+          <w:highlight w:val="none"/>
         </w:rPr>
       </w:r>
     </w:p>
@@ -123,13 +152,12 @@
           <w:bCs w:val="0"/>
           <w:sz w:val="22"/>
           <w:szCs w:val="22"/>
-          <w:highlight w:val="none"/>
         </w:rPr>
       </w:r>
     </w:p>
     <w:p>
       <w:pPr>
-        <w:pStyle w:val="668"/>
+        <w:pStyle w:val="894"/>
         <w:numPr>
           <w:ilvl w:val="0"/>
           <w:numId w:val="1"/>
@@ -155,6 +183,15 @@
           <w:highlight w:val="none"/>
         </w:rPr>
         <w:t xml:space="preserve">Defined Research Questions</w:t>
+      </w:r>
+      <w:r>
+        <w:rPr>
+          <w:rFonts w:ascii="Aptos" w:hAnsi="Aptos" w:cs="Aptos"/>
+          <w:b/>
+          <w:bCs/>
+          <w:sz w:val="36"/>
+          <w:szCs w:val="36"/>
+        </w:rPr>
       </w:r>
       <w:r>
         <w:rPr>
@@ -208,6 +245,16 @@
           <w:szCs w:val="22"/>
         </w:rPr>
       </w:r>
+      <w:r>
+        <w:rPr>
+          <w:rFonts w:ascii="Aptos" w:hAnsi="Aptos" w:cs="Aptos"/>
+          <w:b w:val="0"/>
+          <w:bCs w:val="0"/>
+          <w:sz w:val="22"/>
+          <w:szCs w:val="22"/>
+          <w:highlight w:val="none"/>
+        </w:rPr>
+      </w:r>
     </w:p>
     <w:p>
       <w:pPr>
@@ -249,13 +296,12 @@
           <w:bCs w:val="0"/>
           <w:sz w:val="22"/>
           <w:szCs w:val="22"/>
-          <w:highlight w:val="none"/>
         </w:rPr>
       </w:r>
     </w:p>
     <w:p>
       <w:pPr>
-        <w:pStyle w:val="668"/>
+        <w:pStyle w:val="894"/>
         <w:numPr>
           <w:ilvl w:val="0"/>
           <w:numId w:val="1"/>
@@ -281,6 +327,15 @@
           <w:highlight w:val="none"/>
         </w:rPr>
         <w:t xml:space="preserve">Chosen Methods</w:t>
+      </w:r>
+      <w:r>
+        <w:rPr>
+          <w:rFonts w:ascii="Aptos" w:hAnsi="Aptos" w:cs="Aptos"/>
+          <w:b/>
+          <w:bCs/>
+          <w:sz w:val="36"/>
+          <w:szCs w:val="36"/>
+        </w:rPr>
       </w:r>
       <w:r>
         <w:rPr>
@@ -334,6 +389,16 @@
           <w:szCs w:val="22"/>
         </w:rPr>
       </w:r>
+      <w:r>
+        <w:rPr>
+          <w:rFonts w:ascii="Aptos" w:hAnsi="Aptos" w:cs="Aptos"/>
+          <w:b w:val="0"/>
+          <w:bCs w:val="0"/>
+          <w:sz w:val="22"/>
+          <w:szCs w:val="22"/>
+          <w:highlight w:val="none"/>
+        </w:rPr>
+      </w:r>
     </w:p>
     <w:p>
       <w:pPr>
@@ -375,13 +440,12 @@
           <w:bCs w:val="0"/>
           <w:sz w:val="22"/>
           <w:szCs w:val="22"/>
-          <w:highlight w:val="none"/>
         </w:rPr>
       </w:r>
     </w:p>
     <w:p>
       <w:pPr>
-        <w:pStyle w:val="668"/>
+        <w:pStyle w:val="894"/>
         <w:numPr>
           <w:ilvl w:val="0"/>
           <w:numId w:val="1"/>
@@ -407,6 +471,15 @@
           <w:highlight w:val="none"/>
         </w:rPr>
         <w:t xml:space="preserve">Collected Data</w:t>
+      </w:r>
+      <w:r>
+        <w:rPr>
+          <w:rFonts w:ascii="Aptos" w:hAnsi="Aptos" w:cs="Aptos"/>
+          <w:b/>
+          <w:bCs/>
+          <w:sz w:val="36"/>
+          <w:szCs w:val="36"/>
+        </w:rPr>
       </w:r>
       <w:r>
         <w:rPr>
@@ -454,18 +527,17 @@
       </w:r>
       <w:r>
         <w:rPr>
-          <w:rFonts w:ascii="Aptos" w:hAnsi="Aptos" w:eastAsia="Aptos" w:cs="Aptos"/>
+          <w:rFonts w:ascii="Aptos" w:hAnsi="Aptos" w:cs="Aptos"/>
           <w:b w:val="0"/>
           <w:bCs w:val="0"/>
           <w:sz w:val="22"/>
           <w:szCs w:val="22"/>
-          <w:highlight w:val="none"/>
         </w:rPr>
       </w:r>
     </w:p>
     <w:tbl>
       <w:tblPr>
-        <w:tblStyle w:val="12"/>
+        <w:tblStyle w:val="705"/>
         <w:tblW w:w="0" w:type="auto"/>
         <w:tblBorders/>
         <w:tblLook w:val="04A0" w:firstRow="1" w:lastRow="0" w:firstColumn="1" w:lastColumn="0" w:noHBand="0" w:noVBand="1"/>
@@ -553,6 +625,16 @@
                 <w:highlight w:val="none"/>
               </w:rPr>
               <w:t xml:space="preserve">Activity</w:t>
+            </w:r>
+            <w:r>
+              <w:rPr>
+                <w:rFonts w:ascii="Aptos" w:hAnsi="Aptos" w:eastAsia="Aptos" w:cs="Aptos"/>
+                <w:b/>
+                <w:bCs/>
+                <w:sz w:val="24"/>
+                <w:szCs w:val="24"/>
+                <w:highlight w:val="none"/>
+              </w:rPr>
             </w:r>
             <w:r>
               <w:rPr>
@@ -651,6 +733,16 @@
                 <w:highlight w:val="none"/>
               </w:rPr>
             </w:r>
+            <w:r>
+              <w:rPr>
+                <w:rFonts w:ascii="Aptos" w:hAnsi="Aptos" w:eastAsia="Aptos" w:cs="Aptos"/>
+                <w:b/>
+                <w:bCs/>
+                <w:sz w:val="24"/>
+                <w:szCs w:val="24"/>
+                <w:highlight w:val="none"/>
+              </w:rPr>
+            </w:r>
           </w:p>
         </w:tc>
         <w:tc>
@@ -727,6 +819,16 @@
                 <w:highlight w:val="none"/>
               </w:rPr>
               <w:t xml:space="preserve">Web</w:t>
+            </w:r>
+            <w:r>
+              <w:rPr>
+                <w:rFonts w:ascii="Aptos" w:hAnsi="Aptos" w:eastAsia="Aptos" w:cs="Aptos"/>
+                <w:b/>
+                <w:bCs/>
+                <w:sz w:val="24"/>
+                <w:szCs w:val="24"/>
+                <w:highlight w:val="none"/>
+              </w:rPr>
             </w:r>
             <w:r>
               <w:rPr>
@@ -828,6 +930,16 @@
                 <w:highlight w:val="none"/>
               </w:rPr>
             </w:r>
+            <w:r>
+              <w:rPr>
+                <w:rFonts w:ascii="Aptos" w:hAnsi="Aptos" w:eastAsia="Aptos" w:cs="Aptos"/>
+                <w:b w:val="0"/>
+                <w:bCs w:val="0"/>
+                <w:sz w:val="22"/>
+                <w:szCs w:val="22"/>
+                <w:highlight w:val="none"/>
+              </w:rPr>
+            </w:r>
           </w:p>
         </w:tc>
         <w:tc>
@@ -915,6 +1027,16 @@
                 <w:highlight w:val="none"/>
               </w:rPr>
             </w:r>
+            <w:r>
+              <w:rPr>
+                <w:rFonts w:ascii="Aptos" w:hAnsi="Aptos" w:eastAsia="Aptos" w:cs="Aptos"/>
+                <w:b w:val="0"/>
+                <w:bCs w:val="0"/>
+                <w:sz w:val="22"/>
+                <w:szCs w:val="22"/>
+                <w:highlight w:val="none"/>
+              </w:rPr>
+            </w:r>
           </w:p>
         </w:tc>
         <w:tc>
@@ -991,6 +1113,16 @@
                 <w:highlight w:val="none"/>
               </w:rPr>
               <w:t xml:space="preserve">567.4365</w:t>
+            </w:r>
+            <w:r>
+              <w:rPr>
+                <w:rFonts w:ascii="Aptos" w:hAnsi="Aptos" w:eastAsia="Aptos" w:cs="Aptos"/>
+                <w:b w:val="0"/>
+                <w:bCs w:val="0"/>
+                <w:sz w:val="22"/>
+                <w:szCs w:val="22"/>
+                <w:highlight w:val="none"/>
+              </w:rPr>
             </w:r>
             <w:r>
               <w:rPr>
@@ -1092,6 +1224,16 @@
                 <w:highlight w:val="none"/>
               </w:rPr>
             </w:r>
+            <w:r>
+              <w:rPr>
+                <w:rFonts w:ascii="Aptos" w:hAnsi="Aptos" w:eastAsia="Aptos" w:cs="Aptos"/>
+                <w:b w:val="0"/>
+                <w:bCs w:val="0"/>
+                <w:sz w:val="22"/>
+                <w:szCs w:val="22"/>
+                <w:highlight w:val="none"/>
+              </w:rPr>
+            </w:r>
           </w:p>
         </w:tc>
         <w:tc>
@@ -1179,6 +1321,16 @@
                 <w:highlight w:val="none"/>
               </w:rPr>
             </w:r>
+            <w:r>
+              <w:rPr>
+                <w:rFonts w:ascii="Aptos" w:hAnsi="Aptos" w:eastAsia="Aptos" w:cs="Aptos"/>
+                <w:b w:val="0"/>
+                <w:bCs w:val="0"/>
+                <w:sz w:val="22"/>
+                <w:szCs w:val="22"/>
+                <w:highlight w:val="none"/>
+              </w:rPr>
+            </w:r>
           </w:p>
         </w:tc>
         <w:tc>
@@ -1255,6 +1407,16 @@
                 <w:highlight w:val="none"/>
               </w:rPr>
               <w:t xml:space="preserve">21,956,270</w:t>
+            </w:r>
+            <w:r>
+              <w:rPr>
+                <w:rFonts w:ascii="Aptos" w:hAnsi="Aptos" w:eastAsia="Aptos" w:cs="Aptos"/>
+                <w:b w:val="0"/>
+                <w:bCs w:val="0"/>
+                <w:sz w:val="22"/>
+                <w:szCs w:val="22"/>
+                <w:highlight w:val="none"/>
+              </w:rPr>
             </w:r>
             <w:r>
               <w:rPr>
@@ -1356,6 +1518,16 @@
                 <w:highlight w:val="none"/>
               </w:rPr>
             </w:r>
+            <w:r>
+              <w:rPr>
+                <w:rFonts w:ascii="Aptos" w:hAnsi="Aptos" w:eastAsia="Aptos" w:cs="Aptos"/>
+                <w:b w:val="0"/>
+                <w:bCs w:val="0"/>
+                <w:sz w:val="22"/>
+                <w:szCs w:val="22"/>
+                <w:highlight w:val="none"/>
+              </w:rPr>
+            </w:r>
           </w:p>
         </w:tc>
         <w:tc>
@@ -1443,6 +1615,16 @@
                 <w:highlight w:val="none"/>
               </w:rPr>
             </w:r>
+            <w:r>
+              <w:rPr>
+                <w:rFonts w:ascii="Aptos" w:hAnsi="Aptos" w:eastAsia="Aptos" w:cs="Aptos"/>
+                <w:b w:val="0"/>
+                <w:bCs w:val="0"/>
+                <w:sz w:val="22"/>
+                <w:szCs w:val="22"/>
+                <w:highlight w:val="none"/>
+              </w:rPr>
+            </w:r>
           </w:p>
         </w:tc>
         <w:tc>
@@ -1519,6 +1701,16 @@
                 <w:highlight w:val="none"/>
               </w:rPr>
               <w:t xml:space="preserve">35.89417</w:t>
+            </w:r>
+            <w:r>
+              <w:rPr>
+                <w:rFonts w:ascii="Aptos" w:hAnsi="Aptos" w:eastAsia="Aptos" w:cs="Aptos"/>
+                <w:b w:val="0"/>
+                <w:bCs w:val="0"/>
+                <w:sz w:val="22"/>
+                <w:szCs w:val="22"/>
+                <w:highlight w:val="none"/>
+              </w:rPr>
             </w:r>
             <w:r>
               <w:rPr>
@@ -1620,6 +1812,16 @@
                 <w:highlight w:val="none"/>
               </w:rPr>
             </w:r>
+            <w:r>
+              <w:rPr>
+                <w:rFonts w:ascii="Aptos" w:hAnsi="Aptos" w:eastAsia="Aptos" w:cs="Aptos"/>
+                <w:b w:val="0"/>
+                <w:bCs w:val="0"/>
+                <w:sz w:val="22"/>
+                <w:szCs w:val="22"/>
+                <w:highlight w:val="none"/>
+              </w:rPr>
+            </w:r>
           </w:p>
         </w:tc>
         <w:tc>
@@ -1707,6 +1909,16 @@
                 <w:highlight w:val="none"/>
               </w:rPr>
             </w:r>
+            <w:r>
+              <w:rPr>
+                <w:rFonts w:ascii="Aptos" w:hAnsi="Aptos" w:eastAsia="Aptos" w:cs="Aptos"/>
+                <w:b w:val="0"/>
+                <w:bCs w:val="0"/>
+                <w:sz w:val="22"/>
+                <w:szCs w:val="22"/>
+                <w:highlight w:val="none"/>
+              </w:rPr>
+            </w:r>
           </w:p>
         </w:tc>
         <w:tc>
@@ -1783,6 +1995,16 @@
                 <w:highlight w:val="none"/>
               </w:rPr>
               <w:t xml:space="preserve">1,756,048</w:t>
+            </w:r>
+            <w:r>
+              <w:rPr>
+                <w:rFonts w:ascii="Aptos" w:hAnsi="Aptos" w:eastAsia="Aptos" w:cs="Aptos"/>
+                <w:b w:val="0"/>
+                <w:bCs w:val="0"/>
+                <w:sz w:val="22"/>
+                <w:szCs w:val="22"/>
+                <w:highlight w:val="none"/>
+              </w:rPr>
             </w:r>
             <w:r>
               <w:rPr>
@@ -1884,6 +2106,16 @@
                 <w:highlight w:val="none"/>
               </w:rPr>
             </w:r>
+            <w:r>
+              <w:rPr>
+                <w:rFonts w:ascii="Aptos" w:hAnsi="Aptos" w:eastAsia="Aptos" w:cs="Aptos"/>
+                <w:b w:val="0"/>
+                <w:bCs w:val="0"/>
+                <w:sz w:val="22"/>
+                <w:szCs w:val="22"/>
+                <w:highlight w:val="none"/>
+              </w:rPr>
+            </w:r>
           </w:p>
         </w:tc>
         <w:tc>
@@ -1960,6 +2192,16 @@
                 <w:highlight w:val="none"/>
               </w:rPr>
               <w:t xml:space="preserve">12,205,412</w:t>
+            </w:r>
+            <w:r>
+              <w:rPr>
+                <w:rFonts w:ascii="Aptos" w:hAnsi="Aptos" w:eastAsia="Aptos" w:cs="Aptos"/>
+                <w:b w:val="0"/>
+                <w:bCs w:val="0"/>
+                <w:sz w:val="22"/>
+                <w:szCs w:val="22"/>
+                <w:highlight w:val="none"/>
+              </w:rPr>
             </w:r>
             <w:r>
               <w:rPr>
@@ -2058,6 +2300,16 @@
                 <w:highlight w:val="none"/>
               </w:rPr>
             </w:r>
+            <w:r>
+              <w:rPr>
+                <w:rFonts w:ascii="Aptos" w:hAnsi="Aptos" w:eastAsia="Aptos" w:cs="Aptos"/>
+                <w:b w:val="0"/>
+                <w:bCs w:val="0"/>
+                <w:sz w:val="22"/>
+                <w:szCs w:val="22"/>
+                <w:highlight w:val="none"/>
+              </w:rPr>
+            </w:r>
           </w:p>
         </w:tc>
       </w:tr>
@@ -2086,16 +2338,6 @@
           <w:highlight w:val="none"/>
         </w:rPr>
         <w:t xml:space="preserve">Figure 1: </w:t>
-      </w:r>
-      <w:r>
-        <w:rPr>
-          <w:rFonts w:ascii="Aptos" w:hAnsi="Aptos" w:eastAsia="Aptos" w:cs="Aptos"/>
-          <w:b w:val="0"/>
-          <w:bCs w:val="0"/>
-          <w:sz w:val="22"/>
-          <w:szCs w:val="22"/>
-          <w:highlight w:val="none"/>
-        </w:rPr>
       </w:r>
       <w:r>
         <w:rPr>
@@ -2134,6 +2376,10 @@
           <w:szCs w:val="22"/>
           <w:highlight w:val="none"/>
         </w:rPr>
+        <w:t xml:space="preserve"> (</w:t>
+      </w:r>
+      <w:r>
+        <w:t xml:space="preserve">Claburn, 2023</w:t>
       </w:r>
       <w:r>
         <w:rPr>
@@ -2144,7 +2390,7 @@
           <w:szCs w:val="22"/>
           <w:highlight w:val="none"/>
         </w:rPr>
-        <w:t xml:space="preserve"> (cite)</w:t>
+        <w:t xml:space="preserve">)</w:t>
       </w:r>
       <w:r>
         <w:rPr>
@@ -2155,8 +2401,8 @@
           <w:szCs w:val="22"/>
           <w:highlight w:val="none"/>
         </w:rPr>
+        <w:t xml:space="preserve">.</w:t>
       </w:r>
-      <w:r/>
       <w:r>
         <w:rPr>
           <w:rFonts w:ascii="Aptos" w:hAnsi="Aptos" w:eastAsia="Aptos" w:cs="Aptos"/>
@@ -2361,7 +2607,60 @@
           <w:szCs w:val="22"/>
           <w:highlight w:val="none"/>
         </w:rPr>
-        <w:t xml:space="preserve">(cite)</w:t>
+        <w:t xml:space="preserve">(</w:t>
+      </w:r>
+      <w:r>
+        <w:rPr>
+          <w:rFonts w:ascii="Aptos" w:hAnsi="Aptos" w:cs="Aptos"/>
+          <w:b w:val="0"/>
+          <w:bCs w:val="0"/>
+          <w:sz w:val="22"/>
+          <w:szCs w:val="22"/>
+        </w:rPr>
+        <w:t xml:space="preserve">Ruben, </w:t>
+      </w:r>
+      <w:r>
+        <w:rPr>
+          <w:rFonts w:ascii="Aptos" w:hAnsi="Aptos" w:cs="Aptos"/>
+          <w:b w:val="0"/>
+          <w:bCs w:val="0"/>
+          <w:i/>
+          <w:iCs/>
+          <w:sz w:val="22"/>
+          <w:szCs w:val="22"/>
+        </w:rPr>
+        <w:t xml:space="preserve">Et al. </w:t>
+      </w:r>
+      <w:r>
+        <w:rPr>
+          <w:rFonts w:ascii="Aptos" w:hAnsi="Aptos" w:cs="Aptos"/>
+          <w:b w:val="0"/>
+          <w:bCs w:val="0"/>
+          <w:sz w:val="22"/>
+          <w:szCs w:val="22"/>
+        </w:rPr>
+        <w:t xml:space="preserve">2023</w:t>
+      </w:r>
+      <w:r>
+        <w:rPr>
+          <w:rFonts w:ascii="Aptos" w:hAnsi="Aptos" w:eastAsia="Aptos" w:cs="Aptos"/>
+          <w:b w:val="0"/>
+          <w:bCs w:val="0"/>
+          <w:sz w:val="22"/>
+          <w:szCs w:val="22"/>
+          <w:highlight w:val="none"/>
+        </w:rPr>
+        <w:t xml:space="preserve">)</w:t>
+      </w:r>
+      <w:r>
+        <w:rPr>
+          <w:rFonts w:ascii="Aptos" w:hAnsi="Aptos" w:eastAsia="Aptos" w:cs="Aptos"/>
+          <w:b w:val="0"/>
+          <w:bCs w:val="0"/>
+          <w:sz w:val="22"/>
+          <w:szCs w:val="22"/>
+          <w:highlight w:val="none"/>
+        </w:rPr>
       </w:r>
       <w:r>
         <w:rPr>
@@ -2421,7 +2720,7 @@
     </w:p>
     <w:p>
       <w:pPr>
-        <w:pStyle w:val="668"/>
+        <w:pStyle w:val="894"/>
         <w:numPr>
           <w:ilvl w:val="0"/>
           <w:numId w:val="1"/>
@@ -2447,6 +2746,15 @@
           <w:highlight w:val="none"/>
         </w:rPr>
         <w:t xml:space="preserve">Analysis &amp; Evaluation</w:t>
+      </w:r>
+      <w:r>
+        <w:rPr>
+          <w:rFonts w:ascii="Aptos" w:hAnsi="Aptos" w:cs="Aptos"/>
+          <w:b/>
+          <w:bCs/>
+          <w:sz w:val="36"/>
+          <w:szCs w:val="36"/>
+        </w:rPr>
       </w:r>
       <w:r>
         <w:rPr>
@@ -2499,6 +2807,11 @@
           <w:rFonts w:ascii="Aptos" w:hAnsi="Aptos" w:eastAsia="Aptos" w:cs="Aptos"/>
         </w:rPr>
       </w:r>
+      <w:r>
+        <w:rPr>
+          <w:rFonts w:ascii="Aptos" w:hAnsi="Aptos" w:cs="Aptos"/>
+        </w:rPr>
+      </w:r>
     </w:p>
     <w:p>
       <w:pPr>
@@ -2525,6 +2838,12 @@
         <w:rPr>
           <w:rFonts w:ascii="Aptos" w:hAnsi="Aptos" w:cs="Aptos"/>
           <w:sz w:val="24"/>
+        </w:rPr>
+      </w:r>
+      <w:r>
+        <w:rPr>
+          <w:rFonts w:ascii="Aptos" w:hAnsi="Aptos" w:eastAsia="Aptos" w:cs="Aptos"/>
+          <w:highlight w:val="none"/>
         </w:rPr>
       </w:r>
     </w:p>
@@ -2559,8 +2878,9 @@
       </w:r>
       <w:r>
         <w:rPr>
-          <w:rFonts w:ascii="Aptos" w:hAnsi="Aptos" w:eastAsia="Aptos" w:cs="Aptos"/>
-          <w:highlight w:val="none"/>
+          <w:rFonts w:ascii="Aptos" w:hAnsi="Aptos" w:cs="Aptos"/>
+          <w:sz w:val="24"/>
+          <w:szCs w:val="24"/>
         </w:rPr>
       </w:r>
     </w:p>
@@ -2597,10 +2917,19 @@
           <w:highlight w:val="none"/>
         </w:rPr>
       </w:r>
+      <w:r>
+        <w:rPr>
+          <w:rFonts w:ascii="Aptos" w:hAnsi="Aptos" w:cs="Aptos"/>
+          <w:b/>
+          <w:bCs/>
+          <w:sz w:val="36"/>
+          <w:szCs w:val="36"/>
+        </w:rPr>
+      </w:r>
     </w:p>
     <w:p>
       <w:pPr>
-        <w:pStyle w:val="668"/>
+        <w:pStyle w:val="894"/>
         <w:numPr>
           <w:ilvl w:val="0"/>
           <w:numId w:val="1"/>
@@ -2636,6 +2965,15 @@
           <w:szCs w:val="36"/>
         </w:rPr>
       </w:r>
+      <w:r>
+        <w:rPr>
+          <w:rFonts w:ascii="Aptos" w:hAnsi="Aptos" w:cs="Aptos"/>
+          <w:b/>
+          <w:bCs/>
+          <w:sz w:val="36"/>
+          <w:szCs w:val="36"/>
+        </w:rPr>
+      </w:r>
     </w:p>
     <w:p>
       <w:pPr>
@@ -2670,7 +3008,7 @@
           <w:szCs w:val="22"/>
           <w:highlight w:val="none"/>
         </w:rPr>
-        <w:t xml:space="preserve"> deploying software as a native application is the more energy conservative alternative to deploying web applications. While network traffic may be slightly more, native apps overall consume significantly less energy and computing power. This reduces the software’s impact on the environment and also supports longevity of the application by minimising resource consumption and running costs.</w:t>
+        <w:t xml:space="preserve"> deploying software as a native application is the more energy conservative alternative to deploying web applications. While network tra</w:t>
       </w:r>
       <w:r>
         <w:rPr>
@@ -2680,6 +3018,26 @@
           <w:sz w:val="22"/>
           <w:szCs w:val="22"/>
           <w:highlight w:val="none"/>
+        </w:rPr>
+        <w:t xml:space="preserve">ffic may be slightly more, native apps overall consume significantly less energy and computing power. This reduces the software’s impact on the environment and also supports longevity of the application by minimising resource consumption and running costs.</w:t>
+      </w:r>
+      <w:r>
+        <w:rPr>
+          <w:rFonts w:ascii="Aptos" w:hAnsi="Aptos" w:eastAsia="Aptos" w:cs="Aptos"/>
+          <w:b w:val="0"/>
+          <w:bCs w:val="0"/>
+          <w:sz w:val="22"/>
+          <w:szCs w:val="22"/>
+          <w:highlight w:val="none"/>
+        </w:rPr>
+      </w:r>
+      <w:r>
+        <w:rPr>
+          <w:rFonts w:ascii="Aptos" w:hAnsi="Aptos" w:cs="Aptos"/>
+          <w:b w:val="0"/>
+          <w:bCs w:val="0"/>
+          <w:sz w:val="22"/>
+          <w:szCs w:val="22"/>
         </w:rPr>
       </w:r>
     </w:p>
@@ -2758,6 +3116,16 @@
           <w:szCs w:val="36"/>
         </w:rPr>
       </w:r>
+      <w:r>
+        <w:rPr>
+          <w:rFonts w:ascii="Aptos" w:hAnsi="Aptos" w:eastAsia="Aptos" w:cs="Aptos"/>
+          <w:b/>
+          <w:bCs/>
+          <w:sz w:val="36"/>
+          <w:szCs w:val="36"/>
+          <w:highlight w:val="none"/>
+        </w:rPr>
+      </w:r>
     </w:p>
     <w:p>
       <w:pPr>
@@ -2765,12 +3133,11 @@
         <w:spacing/>
         <w:ind w:firstLine="0" w:left="0"/>
         <w:rPr>
-          <w:rFonts w:ascii="Aptos" w:hAnsi="Aptos" w:eastAsia="Aptos" w:cs="Aptos"/>
+          <w:rFonts w:ascii="Aptos" w:hAnsi="Aptos" w:cs="Aptos"/>
           <w:b w:val="0"/>
           <w:bCs w:val="0"/>
           <w:sz w:val="22"/>
           <w:szCs w:val="22"/>
-          <w:highlight w:val="none"/>
         </w:rPr>
       </w:pPr>
       <w:r>
@@ -2782,6 +3149,38 @@
           <w:szCs w:val="22"/>
           <w:highlight w:val="none"/>
         </w:rPr>
+      </w:r>
+      <w:r>
+        <w:rPr>
+          <w:rFonts w:ascii="Aptos" w:hAnsi="Aptos" w:eastAsia="Aptos" w:cs="Aptos"/>
+        </w:rPr>
+        <w:t xml:space="preserve">Claburn, T. (2023) </w:t>
+      </w:r>
+      <w:r>
+        <w:rPr>
+          <w:rFonts w:ascii="Aptos" w:hAnsi="Aptos" w:eastAsia="Aptos" w:cs="Aptos"/>
+          <w:i/>
+          <w:iCs/>
+        </w:rPr>
+        <w:t xml:space="preserve">So you want to save energy? Ditch web apps and go native . The Register</w:t>
+      </w:r>
+      <w:r>
+        <w:rPr>
+          <w:rFonts w:ascii="Aptos" w:hAnsi="Aptos" w:eastAsia="Aptos" w:cs="Aptos"/>
+        </w:rPr>
+        <w:t xml:space="preserve">. Available at: </w:t>
+      </w:r>
+      <w:r>
+        <w:rPr>
+          <w:rFonts w:ascii="Aptos" w:hAnsi="Aptos" w:eastAsia="Aptos" w:cs="Aptos"/>
+        </w:rPr>
+        <w:t xml:space="preserve">https://www.theregister.com/2023/09/04/web_native_apps/</w:t>
+      </w:r>
+      <w:r>
+        <w:rPr>
+          <w:rFonts w:ascii="Aptos" w:hAnsi="Aptos" w:eastAsia="Aptos" w:cs="Aptos"/>
+        </w:rPr>
+        <w:t xml:space="preserve"> (Accessed: 15 April 2026).</w:t>
       </w:r>
       <w:r>
         <w:rPr>
@@ -2800,37 +3199,126 @@
           <w:bCs w:val="0"/>
           <w:sz w:val="22"/>
           <w:szCs w:val="22"/>
+        </w:rPr>
+      </w:r>
+    </w:p>
+    <w:p>
+      <w:pPr>
+        <w:pBdr/>
+        <w:spacing/>
+        <w:ind w:firstLine="0" w:left="0"/>
+        <w:rPr>
+          <w:rFonts w:ascii="Aptos" w:hAnsi="Aptos" w:cs="Aptos"/>
+          <w:b w:val="0"/>
+          <w:bCs w:val="0"/>
+          <w:sz w:val="22"/>
+          <w:szCs w:val="22"/>
           <w:highlight w:val="none"/>
         </w:rPr>
+      </w:pPr>
+      <w:r>
+        <w:rPr>
+          <w:rFonts w:ascii="Aptos" w:hAnsi="Aptos" w:eastAsia="Aptos" w:cs="Aptos"/>
+          <w:b w:val="0"/>
+          <w:bCs w:val="0"/>
+          <w:sz w:val="22"/>
+          <w:szCs w:val="22"/>
+        </w:rPr>
+        <w:t xml:space="preserve">Ruben, H. </w:t>
       </w:r>
-      <w:hyperlink r:id="rId10" w:tooltip="https://www.theregister.com/2023/09/04/web_native_apps/" w:history="1">
+      <w:r>
+        <w:rPr>
+          <w:rFonts w:ascii="Aptos" w:hAnsi="Aptos" w:eastAsia="Aptos" w:cs="Aptos"/>
+          <w:b w:val="0"/>
+          <w:bCs w:val="0"/>
+          <w:i/>
+          <w:iCs/>
+          <w:sz w:val="22"/>
+          <w:szCs w:val="22"/>
+        </w:rPr>
+        <w:t xml:space="preserve">Et al. </w:t>
+      </w:r>
+      <w:r>
+        <w:rPr>
+          <w:rFonts w:ascii="Aptos" w:hAnsi="Aptos" w:eastAsia="Aptos" w:cs="Aptos"/>
+          <w:b w:val="0"/>
+          <w:bCs w:val="0"/>
+          <w:i w:val="0"/>
+          <w:iCs w:val="0"/>
+          <w:sz w:val="22"/>
+          <w:szCs w:val="22"/>
+        </w:rPr>
+        <w:t xml:space="preserve">(</w:t>
+      </w:r>
+      <w:r>
+        <w:rPr>
+          <w:rFonts w:ascii="Aptos" w:hAnsi="Aptos" w:eastAsia="Aptos" w:cs="Aptos"/>
+          <w:b w:val="0"/>
+          <w:bCs w:val="0"/>
+          <w:sz w:val="22"/>
+          <w:szCs w:val="22"/>
+        </w:rPr>
+        <w:t xml:space="preserve">2023) </w:t>
+      </w:r>
+      <w:r>
+        <w:rPr>
+          <w:rFonts w:ascii="Aptos" w:hAnsi="Aptos" w:eastAsia="Aptos" w:cs="Aptos"/>
+          <w:b w:val="0"/>
+          <w:bCs w:val="0"/>
+          <w:i/>
+          <w:iCs/>
+          <w:sz w:val="22"/>
+          <w:szCs w:val="22"/>
+        </w:rPr>
+        <w:t xml:space="preserve">MOBILESoft_2023.pdf.</w:t>
+      </w:r>
+      <w:r>
+        <w:rPr>
+          <w:rFonts w:ascii="Aptos" w:hAnsi="Aptos" w:eastAsia="Aptos" w:cs="Aptos"/>
+          <w:b w:val="0"/>
+          <w:bCs w:val="0"/>
+          <w:i w:val="0"/>
+          <w:iCs w:val="0"/>
+          <w:sz w:val="22"/>
+          <w:szCs w:val="22"/>
+        </w:rPr>
+        <w:t xml:space="preserve"> Available at:</w:t>
+      </w:r>
+      <w:r>
+        <w:rPr>
+          <w:rFonts w:ascii="Aptos" w:hAnsi="Aptos" w:eastAsia="Aptos" w:cs="Aptos"/>
+          <w:b w:val="0"/>
+          <w:bCs w:val="0"/>
+          <w:sz w:val="22"/>
+          <w:szCs w:val="22"/>
+        </w:rPr>
+        <w:t xml:space="preserve"> </w:t>
+      </w:r>
+      <w:r>
+        <w:rPr>
+          <w:rFonts w:ascii="Aptos" w:hAnsi="Aptos" w:eastAsia="Aptos" w:cs="Aptos"/>
+          <w:b w:val="0"/>
+          <w:bCs w:val="0"/>
+          <w:sz w:val="22"/>
+          <w:szCs w:val="22"/>
+        </w:rPr>
+      </w:r>
+      <w:hyperlink r:id="rId10" w:tooltip="https://www.ivanomalavolta.com/files/papers/MOBILESoft_2023.pdf" w:history="1">
         <w:r>
           <w:rPr>
-            <w:rStyle w:val="187"/>
+            <w:rStyle w:val="876"/>
             <w:rFonts w:ascii="Aptos" w:hAnsi="Aptos" w:eastAsia="Aptos" w:cs="Aptos"/>
             <w:b w:val="0"/>
             <w:bCs w:val="0"/>
             <w:sz w:val="22"/>
             <w:szCs w:val="22"/>
-            <w:highlight w:val="none"/>
           </w:rPr>
-          <w:t xml:space="preserve">https://www.theregister.com/2023/09/04/web_native_apps/</w:t>
+          <w:t xml:space="preserve">https://www.ivanomalavolta.com/files/papers/MOBILESoft_2023.pdf</w:t>
         </w:r>
         <w:r>
           <w:rPr>
-            <w:rStyle w:val="187"/>
+            <w:rStyle w:val="876"/>
             <w:rFonts w:ascii="Aptos" w:hAnsi="Aptos" w:eastAsia="Aptos" w:cs="Aptos"/>
-            <w:b w:val="0"/>
-            <w:bCs w:val="0"/>
-            <w:sz w:val="22"/>
-            <w:szCs w:val="22"/>
-            <w:highlight w:val="none"/>
-          </w:rPr>
-        </w:r>
-        <w:r>
-          <w:rPr>
-            <w:rStyle w:val="187"/>
-            <w:rFonts w:ascii="Aptos" w:hAnsi="Aptos" w:cs="Aptos"/>
             <w:b w:val="0"/>
             <w:bCs w:val="0"/>
             <w:sz w:val="22"/>
@@ -2840,30 +3328,27 @@
       </w:hyperlink>
       <w:r>
         <w:rPr>
-          <w:rFonts w:ascii="Aptos" w:hAnsi="Aptos" w:cs="Aptos"/>
+          <w:rFonts w:ascii="Aptos" w:hAnsi="Aptos" w:eastAsia="Aptos" w:cs="Aptos"/>
           <w:b w:val="0"/>
           <w:bCs w:val="0"/>
           <w:sz w:val="22"/>
           <w:szCs w:val="22"/>
         </w:rPr>
+        <w:t xml:space="preserve"> </w:t>
       </w:r>
-    </w:p>
-    <w:p>
-      <w:pPr>
-        <w:pBdr/>
-        <w:spacing/>
-        <w:ind w:firstLine="0" w:left="0"/>
+      <w:r>
         <w:rPr>
-          <w:rFonts w:ascii="Aptos" w:hAnsi="Aptos" w:cs="Aptos"/>
+          <w:rFonts w:ascii="Aptos" w:hAnsi="Aptos" w:eastAsia="Aptos" w:cs="Aptos"/>
           <w:b w:val="0"/>
           <w:bCs w:val="0"/>
           <w:sz w:val="22"/>
           <w:szCs w:val="22"/>
         </w:rPr>
-      </w:pPr>
+        <w:t xml:space="preserve">(Accessed: 15 April 2026)</w:t>
+      </w:r>
       <w:r>
         <w:rPr>
-          <w:rFonts w:ascii="Aptos" w:hAnsi="Aptos" w:cs="Aptos"/>
+          <w:rFonts w:ascii="Aptos" w:hAnsi="Aptos" w:eastAsia="Aptos" w:cs="Aptos"/>
           <w:b w:val="0"/>
           <w:bCs w:val="0"/>
           <w:sz w:val="22"/>
@@ -2872,35 +3357,7 @@
       </w:r>
       <w:r>
         <w:rPr>
-          <w:rFonts w:ascii="Aptos" w:hAnsi="Aptos" w:cs="Aptos"/>
-          <w:b w:val="0"/>
-          <w:bCs w:val="0"/>
-          <w:sz w:val="22"/>
-          <w:szCs w:val="22"/>
-        </w:rPr>
-      </w:r>
-      <w:r>
-        <w:rPr>
-          <w:rFonts w:ascii="Aptos" w:hAnsi="Aptos" w:cs="Aptos"/>
-          <w:b w:val="0"/>
-          <w:bCs w:val="0"/>
-          <w:sz w:val="22"/>
-          <w:szCs w:val="22"/>
-        </w:rPr>
-        <w:t xml:space="preserve">https://arxiv.org/pdf/2308.16734</w:t>
-      </w:r>
-      <w:r>
-        <w:rPr>
-          <w:rFonts w:ascii="Aptos" w:hAnsi="Aptos" w:cs="Aptos"/>
-          <w:b w:val="0"/>
-          <w:bCs w:val="0"/>
-          <w:sz w:val="22"/>
-          <w:szCs w:val="22"/>
-        </w:rPr>
-      </w:r>
-      <w:r>
-        <w:rPr>
-          <w:rFonts w:ascii="Aptos" w:hAnsi="Aptos" w:cs="Aptos"/>
+          <w:rFonts w:ascii="Aptos" w:hAnsi="Aptos" w:eastAsia="Aptos" w:cs="Aptos"/>
           <w:b w:val="0"/>
           <w:bCs w:val="0"/>
           <w:sz w:val="22"/>
@@ -2938,17 +3395,6 @@
           <w:bCs w:val="0"/>
           <w:sz w:val="22"/>
           <w:szCs w:val="22"/>
-          <w:highlight w:val="none"/>
-        </w:rPr>
-      </w:r>
-      <w:r>
-        <w:rPr>
-          <w:rFonts w:ascii="Aptos" w:hAnsi="Aptos" w:eastAsia="Aptos" w:cs="Aptos"/>
-          <w:b w:val="0"/>
-          <w:bCs w:val="0"/>
-          <w:sz w:val="22"/>
-          <w:szCs w:val="22"/>
-          <w:highlight w:val="none"/>
         </w:rPr>
       </w:r>
     </w:p>
@@ -2974,7 +3420,6 @@
         <w:ind/>
         <w:rPr/>
       </w:pPr>
-      <w:r/>
       <w:r>
         <w:separator/>
       </w:r>
@@ -2989,7 +3434,6 @@
         <w:ind/>
         <w:rPr/>
       </w:pPr>
-      <w:r/>
       <w:r>
         <w:continuationSeparator/>
       </w:r>
@@ -3009,7 +3453,6 @@
         <w:ind/>
         <w:rPr/>
       </w:pPr>
-      <w:r/>
       <w:r>
         <w:separator/>
       </w:r>
@@ -3024,7 +3467,6 @@
         <w:ind/>
         <w:rPr/>
       </w:pPr>
-      <w:r/>
       <w:r>
         <w:continuationSeparator/>
       </w:r>
@@ -3479,9 +3921,9 @@
     <w:lsdException w:name="Bibliography" w:uiPriority="37"/>
     <w:lsdException w:name="TOC Heading" w:uiPriority="39" w:qFormat="1"/>
   </w:latentStyles>
-  <w:style w:type="table" w:styleId="12">
+  <w:style w:type="table" w:styleId="705">
     <w:name w:val="Table Grid"/>
-    <w:basedOn w:val="665"/>
+    <w:basedOn w:val="891"/>
     <w:uiPriority w:val="59"/>
     <w:pPr>
       <w:pBdr/>
@@ -3678,9 +4120,9 @@
       </w:tcPr>
     </w:tblStylePr>
   </w:style>
-  <w:style w:type="table" w:styleId="13">
+  <w:style w:type="table" w:styleId="706">
     <w:name w:val="Table Grid Light"/>
-    <w:basedOn w:val="665"/>
+    <w:basedOn w:val="891"/>
     <w:uiPriority w:val="59"/>
     <w:pPr>
       <w:pBdr/>
@@ -3877,9 +4319,9 @@
       </w:tcPr>
     </w:tblStylePr>
   </w:style>
-  <w:style w:type="table" w:styleId="14">
+  <w:style w:type="table" w:styleId="707">
     <w:name w:val="Plain Table 1"/>
-    <w:basedOn w:val="665"/>
+    <w:basedOn w:val="891"/>
     <w:uiPriority w:val="59"/>
     <w:pPr>
       <w:pBdr/>
@@ -4102,9 +4544,9 @@
       </w:tcPr>
     </w:tblStylePr>
   </w:style>
-  <w:style w:type="table" w:styleId="15">
+  <w:style w:type="table" w:styleId="708">
     <w:name w:val="Plain Table 2"/>
-    <w:basedOn w:val="665"/>
+    <w:basedOn w:val="891"/>
     <w:uiPriority w:val="59"/>
     <w:pPr>
       <w:pBdr/>
@@ -4335,9 +4777,9 @@
       </w:tcPr>
     </w:tblStylePr>
   </w:style>
-  <w:style w:type="table" w:styleId="16">
+  <w:style w:type="table" w:styleId="709">
     <w:name w:val="Plain Table 3"/>
-    <w:basedOn w:val="665"/>
+    <w:basedOn w:val="891"/>
     <w:uiPriority w:val="99"/>
     <w:pPr>
       <w:pBdr/>
@@ -4565,9 +5007,9 @@
       </w:tcPr>
     </w:tblStylePr>
   </w:style>
-  <w:style w:type="table" w:styleId="17">
+  <w:style w:type="table" w:styleId="710">
     <w:name w:val="Plain Table 4"/>
-    <w:basedOn w:val="665"/>
+    <w:basedOn w:val="891"/>
     <w:uiPriority w:val="99"/>
     <w:pPr>
       <w:pBdr/>
@@ -4781,9 +5223,9 @@
       </w:tcPr>
     </w:tblStylePr>
   </w:style>
-  <w:style w:type="table" w:styleId="18">
+  <w:style w:type="table" w:styleId="711">
     <w:name w:val="Plain Table 5"/>
-    <w:basedOn w:val="665"/>
+    <w:basedOn w:val="891"/>
     <w:uiPriority w:val="99"/>
     <w:pPr>
       <w:pBdr/>
@@ -5014,9 +5456,9 @@
       </w:tcPr>
     </w:tblStylePr>
   </w:style>
-  <w:style w:type="table" w:styleId="19">
+  <w:style w:type="table" w:styleId="712">
     <w:name w:val="Grid Table 1 Light"/>
-    <w:basedOn w:val="665"/>
+    <w:basedOn w:val="891"/>
     <w:uiPriority w:val="99"/>
     <w:pPr>
       <w:pBdr/>
@@ -5237,9 +5679,9 @@
       </w:tcPr>
     </w:tblStylePr>
   </w:style>
-  <w:style w:type="table" w:styleId="20">
+  <w:style w:type="table" w:styleId="713">
     <w:name w:val="Grid Table 1 Light - Accent 1"/>
-    <w:basedOn w:val="665"/>
+    <w:basedOn w:val="891"/>
     <w:uiPriority w:val="99"/>
     <w:pPr>
       <w:pBdr/>
@@ -5460,9 +5902,9 @@
       </w:tcPr>
     </w:tblStylePr>
   </w:style>
-  <w:style w:type="table" w:styleId="21">
+  <w:style w:type="table" w:styleId="714">
     <w:name w:val="Grid Table 1 Light - Accent 2"/>
-    <w:basedOn w:val="665"/>
+    <w:basedOn w:val="891"/>
     <w:uiPriority w:val="99"/>
     <w:pPr>
       <w:pBdr/>
@@ -5683,9 +6125,9 @@
       </w:tcPr>
     </w:tblStylePr>
   </w:style>
-  <w:style w:type="table" w:styleId="22">
+  <w:style w:type="table" w:styleId="715">
     <w:name w:val="Grid Table 1 Light - Accent 3"/>
-    <w:basedOn w:val="665"/>
+    <w:basedOn w:val="891"/>
     <w:uiPriority w:val="99"/>
     <w:pPr>
       <w:pBdr/>
@@ -5906,9 +6348,9 @@
       </w:tcPr>
     </w:tblStylePr>
   </w:style>
-  <w:style w:type="table" w:styleId="23">
+  <w:style w:type="table" w:styleId="716">
     <w:name w:val="Grid Table 1 Light - Accent 4"/>
-    <w:basedOn w:val="665"/>
+    <w:basedOn w:val="891"/>
     <w:uiPriority w:val="99"/>
     <w:pPr>
       <w:pBdr/>
@@ -6129,9 +6571,9 @@
       </w:tcPr>
     </w:tblStylePr>
   </w:style>
-  <w:style w:type="table" w:styleId="24">
+  <w:style w:type="table" w:styleId="717">
     <w:name w:val="Grid Table 1 Light - Accent 5"/>
-    <w:basedOn w:val="665"/>
+    <w:basedOn w:val="891"/>
     <w:uiPriority w:val="99"/>
     <w:pPr>
       <w:pBdr/>
@@ -6352,9 +6794,9 @@
       </w:tcPr>
     </w:tblStylePr>
   </w:style>
-  <w:style w:type="table" w:styleId="25">
+  <w:style w:type="table" w:styleId="718">
     <w:name w:val="Grid Table 1 Light - Accent 6"/>
-    <w:basedOn w:val="665"/>
+    <w:basedOn w:val="891"/>
     <w:uiPriority w:val="99"/>
     <w:pPr>
       <w:pBdr/>
@@ -6575,9 +7017,9 @@
       </w:tcPr>
     </w:tblStylePr>
   </w:style>
-  <w:style w:type="table" w:styleId="26">
+  <w:style w:type="table" w:styleId="719">
     <w:name w:val="Grid Table 2"/>
-    <w:basedOn w:val="665"/>
+    <w:basedOn w:val="891"/>
     <w:uiPriority w:val="99"/>
     <w:pPr>
       <w:pBdr/>
@@ -6807,9 +7249,9 @@
       </w:tcPr>
     </w:tblStylePr>
   </w:style>
-  <w:style w:type="table" w:styleId="27">
+  <w:style w:type="table" w:styleId="720">
     <w:name w:val="Grid Table 2 - Accent 1"/>
-    <w:basedOn w:val="665"/>
+    <w:basedOn w:val="891"/>
     <w:uiPriority w:val="99"/>
     <w:pPr>
       <w:pBdr/>
@@ -7039,9 +7481,9 @@
       </w:tcPr>
     </w:tblStylePr>
   </w:style>
-  <w:style w:type="table" w:styleId="28">
+  <w:style w:type="table" w:styleId="721">
     <w:name w:val="Grid Table 2 - Accent 2"/>
-    <w:basedOn w:val="665"/>
+    <w:basedOn w:val="891"/>
     <w:uiPriority w:val="99"/>
     <w:pPr>
       <w:pBdr/>
@@ -7271,9 +7713,9 @@
       </w:tcPr>
     </w:tblStylePr>
   </w:style>
-  <w:style w:type="table" w:styleId="29">
+  <w:style w:type="table" w:styleId="722">
     <w:name w:val="Grid Table 2 - Accent 3"/>
-    <w:basedOn w:val="665"/>
+    <w:basedOn w:val="891"/>
     <w:uiPriority w:val="99"/>
     <w:pPr>
       <w:pBdr/>
@@ -7503,9 +7945,9 @@
       </w:tcPr>
     </w:tblStylePr>
   </w:style>
-  <w:style w:type="table" w:styleId="30">
+  <w:style w:type="table" w:styleId="723">
     <w:name w:val="Grid Table 2 - Accent 4"/>
-    <w:basedOn w:val="665"/>
+    <w:basedOn w:val="891"/>
     <w:uiPriority w:val="99"/>
     <w:pPr>
       <w:pBdr/>
@@ -7735,9 +8177,9 @@
       </w:tcPr>
     </w:tblStylePr>
   </w:style>
-  <w:style w:type="table" w:styleId="31">
+  <w:style w:type="table" w:styleId="724">
     <w:name w:val="Grid Table 2 - Accent 5"/>
-    <w:basedOn w:val="665"/>
+    <w:basedOn w:val="891"/>
     <w:uiPriority w:val="99"/>
     <w:pPr>
       <w:pBdr/>
@@ -7967,9 +8409,9 @@
       </w:tcPr>
     </w:tblStylePr>
   </w:style>
-  <w:style w:type="table" w:styleId="32">
+  <w:style w:type="table" w:styleId="725">
     <w:name w:val="Grid Table 2 - Accent 6"/>
-    <w:basedOn w:val="665"/>
+    <w:basedOn w:val="891"/>
     <w:uiPriority w:val="99"/>
     <w:pPr>
       <w:pBdr/>
@@ -8199,9 +8641,9 @@
       </w:tcPr>
     </w:tblStylePr>
   </w:style>
-  <w:style w:type="table" w:styleId="33">
+  <w:style w:type="table" w:styleId="726">
     <w:name w:val="Grid Table 3"/>
-    <w:basedOn w:val="665"/>
+    <w:basedOn w:val="891"/>
     <w:uiPriority w:val="99"/>
     <w:pPr>
       <w:pBdr/>
@@ -8300,29 +8742,6 @@
         <w:tblBorders/>
       </w:tblPr>
       <w:tcPr>
-        <w:shd w:color="ffffff"/>
-        <w:tcBorders>
-          <w:top w:val="none" w:color="000000" w:sz="4" w:space="0"/>
-          <w:left w:val="none" w:color="000000" w:sz="4" w:space="0"/>
-          <w:bottom w:val="none" w:color="000000" w:sz="4" w:space="0"/>
-          <w:right w:val="none" w:color="000000" w:sz="4" w:space="0"/>
-        </w:tcBorders>
-      </w:tcPr>
-    </w:tblStylePr>
-    <w:tblStylePr w:type="firstRow">
-      <w:rPr>
-        <w:b/>
-        <w:color w:val="404040"/>
-      </w:rPr>
-      <w:pPr>
-        <w:pBdr/>
-        <w:spacing/>
-        <w:ind/>
-      </w:pPr>
-      <w:tblPr>
-        <w:tblBorders/>
-      </w:tblPr>
-      <w:tcPr>
         <w:shd w:val="clear" w:color="ffffff"/>
         <w:tcBorders>
           <w:top w:val="none" w:color="000000" w:sz="4" w:space="0"/>
@@ -8332,30 +8751,7 @@
         </w:tcBorders>
       </w:tcPr>
     </w:tblStylePr>
-    <w:tblStylePr w:type="lastCol">
-      <w:rPr>
-        <w:i/>
-        <w:color w:val="404040"/>
-      </w:rPr>
-      <w:pPr>
-        <w:pBdr/>
-        <w:spacing/>
-        <w:ind/>
-      </w:pPr>
-      <w:tblPr>
-        <w:tblBorders/>
-      </w:tblPr>
-      <w:tcPr>
-        <w:shd w:color="ffffff"/>
-        <w:tcBorders>
-          <w:top w:val="none" w:color="000000" w:sz="4" w:space="0"/>
-          <w:left w:val="none" w:color="000000" w:sz="4" w:space="0"/>
-          <w:bottom w:val="none" w:color="000000" w:sz="4" w:space="0"/>
-          <w:right w:val="none" w:color="000000" w:sz="4" w:space="0"/>
-        </w:tcBorders>
-      </w:tcPr>
-    </w:tblStylePr>
-    <w:tblStylePr w:type="lastRow">
+    <w:tblStylePr w:type="firstRow">
       <w:rPr>
         <w:b/>
         <w:color w:val="404040"/>
@@ -8378,6 +8774,52 @@
         </w:tcBorders>
       </w:tcPr>
     </w:tblStylePr>
+    <w:tblStylePr w:type="lastCol">
+      <w:rPr>
+        <w:i/>
+        <w:color w:val="404040"/>
+      </w:rPr>
+      <w:pPr>
+        <w:pBdr/>
+        <w:spacing/>
+        <w:ind/>
+      </w:pPr>
+      <w:tblPr>
+        <w:tblBorders/>
+      </w:tblPr>
+      <w:tcPr>
+        <w:shd w:val="clear" w:color="ffffff"/>
+        <w:tcBorders>
+          <w:top w:val="none" w:color="000000" w:sz="4" w:space="0"/>
+          <w:left w:val="none" w:color="000000" w:sz="4" w:space="0"/>
+          <w:bottom w:val="none" w:color="000000" w:sz="4" w:space="0"/>
+          <w:right w:val="none" w:color="000000" w:sz="4" w:space="0"/>
+        </w:tcBorders>
+      </w:tcPr>
+    </w:tblStylePr>
+    <w:tblStylePr w:type="lastRow">
+      <w:rPr>
+        <w:b/>
+        <w:color w:val="404040"/>
+      </w:rPr>
+      <w:pPr>
+        <w:pBdr/>
+        <w:spacing/>
+        <w:ind/>
+      </w:pPr>
+      <w:tblPr>
+        <w:tblBorders/>
+      </w:tblPr>
+      <w:tcPr>
+        <w:shd w:val="clear" w:color="ffffff"/>
+        <w:tcBorders>
+          <w:top w:val="none" w:color="000000" w:sz="4" w:space="0"/>
+          <w:left w:val="none" w:color="000000" w:sz="4" w:space="0"/>
+          <w:bottom w:val="none" w:color="000000" w:sz="4" w:space="0"/>
+          <w:right w:val="none" w:color="000000" w:sz="4" w:space="0"/>
+        </w:tcBorders>
+      </w:tcPr>
+    </w:tblStylePr>
     <w:tblStylePr w:type="nwCell">
       <w:pPr>
         <w:pBdr/>
@@ -8444,9 +8886,9 @@
       </w:tcPr>
     </w:tblStylePr>
   </w:style>
-  <w:style w:type="table" w:styleId="34">
+  <w:style w:type="table" w:styleId="727">
     <w:name w:val="Grid Table 3 - Accent 1"/>
-    <w:basedOn w:val="665"/>
+    <w:basedOn w:val="891"/>
     <w:uiPriority w:val="99"/>
     <w:pPr>
       <w:pBdr/>
@@ -8545,29 +8987,6 @@
         <w:tblBorders/>
       </w:tblPr>
       <w:tcPr>
-        <w:shd w:color="ffffff"/>
-        <w:tcBorders>
-          <w:top w:val="none" w:color="000000" w:sz="4" w:space="0"/>
-          <w:left w:val="none" w:color="000000" w:sz="4" w:space="0"/>
-          <w:bottom w:val="none" w:color="000000" w:sz="4" w:space="0"/>
-          <w:right w:val="none" w:color="000000" w:sz="4" w:space="0"/>
-        </w:tcBorders>
-      </w:tcPr>
-    </w:tblStylePr>
-    <w:tblStylePr w:type="firstRow">
-      <w:rPr>
-        <w:b/>
-        <w:color w:val="404040"/>
-      </w:rPr>
-      <w:pPr>
-        <w:pBdr/>
-        <w:spacing/>
-        <w:ind/>
-      </w:pPr>
-      <w:tblPr>
-        <w:tblBorders/>
-      </w:tblPr>
-      <w:tcPr>
         <w:shd w:val="clear" w:color="ffffff"/>
         <w:tcBorders>
           <w:top w:val="none" w:color="000000" w:sz="4" w:space="0"/>
@@ -8577,30 +8996,7 @@
         </w:tcBorders>
       </w:tcPr>
     </w:tblStylePr>
-    <w:tblStylePr w:type="lastCol">
-      <w:rPr>
-        <w:i/>
-        <w:color w:val="404040"/>
-      </w:rPr>
-      <w:pPr>
-        <w:pBdr/>
-        <w:spacing/>
-        <w:ind/>
-      </w:pPr>
-      <w:tblPr>
-        <w:tblBorders/>
-      </w:tblPr>
-      <w:tcPr>
-        <w:shd w:color="ffffff"/>
-        <w:tcBorders>
-          <w:top w:val="none" w:color="000000" w:sz="4" w:space="0"/>
-          <w:left w:val="none" w:color="000000" w:sz="4" w:space="0"/>
-          <w:bottom w:val="none" w:color="000000" w:sz="4" w:space="0"/>
-          <w:right w:val="none" w:color="000000" w:sz="4" w:space="0"/>
-        </w:tcBorders>
-      </w:tcPr>
-    </w:tblStylePr>
-    <w:tblStylePr w:type="lastRow">
+    <w:tblStylePr w:type="firstRow">
       <w:rPr>
         <w:b/>
         <w:color w:val="404040"/>
@@ -8623,6 +9019,52 @@
         </w:tcBorders>
       </w:tcPr>
     </w:tblStylePr>
+    <w:tblStylePr w:type="lastCol">
+      <w:rPr>
+        <w:i/>
+        <w:color w:val="404040"/>
+      </w:rPr>
+      <w:pPr>
+        <w:pBdr/>
+        <w:spacing/>
+        <w:ind/>
+      </w:pPr>
+      <w:tblPr>
+        <w:tblBorders/>
+      </w:tblPr>
+      <w:tcPr>
+        <w:shd w:val="clear" w:color="ffffff"/>
+        <w:tcBorders>
+          <w:top w:val="none" w:color="000000" w:sz="4" w:space="0"/>
+          <w:left w:val="none" w:color="000000" w:sz="4" w:space="0"/>
+          <w:bottom w:val="none" w:color="000000" w:sz="4" w:space="0"/>
+          <w:right w:val="none" w:color="000000" w:sz="4" w:space="0"/>
+        </w:tcBorders>
+      </w:tcPr>
+    </w:tblStylePr>
+    <w:tblStylePr w:type="lastRow">
+      <w:rPr>
+        <w:b/>
+        <w:color w:val="404040"/>
+      </w:rPr>
+      <w:pPr>
+        <w:pBdr/>
+        <w:spacing/>
+        <w:ind/>
+      </w:pPr>
+      <w:tblPr>
+        <w:tblBorders/>
+      </w:tblPr>
+      <w:tcPr>
+        <w:shd w:val="clear" w:color="ffffff"/>
+        <w:tcBorders>
+          <w:top w:val="none" w:color="000000" w:sz="4" w:space="0"/>
+          <w:left w:val="none" w:color="000000" w:sz="4" w:space="0"/>
+          <w:bottom w:val="none" w:color="000000" w:sz="4" w:space="0"/>
+          <w:right w:val="none" w:color="000000" w:sz="4" w:space="0"/>
+        </w:tcBorders>
+      </w:tcPr>
+    </w:tblStylePr>
     <w:tblStylePr w:type="nwCell">
       <w:pPr>
         <w:pBdr/>
@@ -8689,9 +9131,9 @@
       </w:tcPr>
     </w:tblStylePr>
   </w:style>
-  <w:style w:type="table" w:styleId="35">
+  <w:style w:type="table" w:styleId="728">
     <w:name w:val="Grid Table 3 - Accent 2"/>
-    <w:basedOn w:val="665"/>
+    <w:basedOn w:val="891"/>
     <w:uiPriority w:val="99"/>
     <w:pPr>
       <w:pBdr/>
@@ -8790,29 +9232,6 @@
         <w:tblBorders/>
       </w:tblPr>
       <w:tcPr>
-        <w:shd w:color="ffffff"/>
-        <w:tcBorders>
-          <w:top w:val="none" w:color="000000" w:sz="4" w:space="0"/>
-          <w:left w:val="none" w:color="000000" w:sz="4" w:space="0"/>
-          <w:bottom w:val="none" w:color="000000" w:sz="4" w:space="0"/>
-          <w:right w:val="none" w:color="000000" w:sz="4" w:space="0"/>
-        </w:tcBorders>
-      </w:tcPr>
-    </w:tblStylePr>
-    <w:tblStylePr w:type="firstRow">
-      <w:rPr>
-        <w:b/>
-        <w:color w:val="404040"/>
-      </w:rPr>
-      <w:pPr>
-        <w:pBdr/>
-        <w:spacing/>
-        <w:ind/>
-      </w:pPr>
-      <w:tblPr>
-        <w:tblBorders/>
-      </w:tblPr>
-      <w:tcPr>
         <w:shd w:val="clear" w:color="ffffff"/>
         <w:tcBorders>
           <w:top w:val="none" w:color="000000" w:sz="4" w:space="0"/>
@@ -8822,30 +9241,7 @@
         </w:tcBorders>
       </w:tcPr>
     </w:tblStylePr>
-    <w:tblStylePr w:type="lastCol">
-      <w:rPr>
-        <w:i/>
-        <w:color w:val="404040"/>
-      </w:rPr>
-      <w:pPr>
-        <w:pBdr/>
-        <w:spacing/>
-        <w:ind/>
-      </w:pPr>
-      <w:tblPr>
-        <w:tblBorders/>
-      </w:tblPr>
-      <w:tcPr>
-        <w:shd w:color="ffffff"/>
-        <w:tcBorders>
-          <w:top w:val="none" w:color="000000" w:sz="4" w:space="0"/>
-          <w:left w:val="none" w:color="000000" w:sz="4" w:space="0"/>
-          <w:bottom w:val="none" w:color="000000" w:sz="4" w:space="0"/>
-          <w:right w:val="none" w:color="000000" w:sz="4" w:space="0"/>
-        </w:tcBorders>
-      </w:tcPr>
-    </w:tblStylePr>
-    <w:tblStylePr w:type="lastRow">
+    <w:tblStylePr w:type="firstRow">
       <w:rPr>
         <w:b/>
         <w:color w:val="404040"/>
@@ -8868,6 +9264,52 @@
         </w:tcBorders>
       </w:tcPr>
     </w:tblStylePr>
+    <w:tblStylePr w:type="lastCol">
+      <w:rPr>
+        <w:i/>
+        <w:color w:val="404040"/>
+      </w:rPr>
+      <w:pPr>
+        <w:pBdr/>
+        <w:spacing/>
+        <w:ind/>
+      </w:pPr>
+      <w:tblPr>
+        <w:tblBorders/>
+      </w:tblPr>
+      <w:tcPr>
+        <w:shd w:val="clear" w:color="ffffff"/>
+        <w:tcBorders>
+          <w:top w:val="none" w:color="000000" w:sz="4" w:space="0"/>
+          <w:left w:val="none" w:color="000000" w:sz="4" w:space="0"/>
+          <w:bottom w:val="none" w:color="000000" w:sz="4" w:space="0"/>
+          <w:right w:val="none" w:color="000000" w:sz="4" w:space="0"/>
+        </w:tcBorders>
+      </w:tcPr>
+    </w:tblStylePr>
+    <w:tblStylePr w:type="lastRow">
+      <w:rPr>
+        <w:b/>
+        <w:color w:val="404040"/>
+      </w:rPr>
+      <w:pPr>
+        <w:pBdr/>
+        <w:spacing/>
+        <w:ind/>
+      </w:pPr>
+      <w:tblPr>
+        <w:tblBorders/>
+      </w:tblPr>
+      <w:tcPr>
+        <w:shd w:val="clear" w:color="ffffff"/>
+        <w:tcBorders>
+          <w:top w:val="none" w:color="000000" w:sz="4" w:space="0"/>
+          <w:left w:val="none" w:color="000000" w:sz="4" w:space="0"/>
+          <w:bottom w:val="none" w:color="000000" w:sz="4" w:space="0"/>
+          <w:right w:val="none" w:color="000000" w:sz="4" w:space="0"/>
+        </w:tcBorders>
+      </w:tcPr>
+    </w:tblStylePr>
     <w:tblStylePr w:type="nwCell">
       <w:pPr>
         <w:pBdr/>
@@ -8934,9 +9376,9 @@
       </w:tcPr>
     </w:tblStylePr>
   </w:style>
-  <w:style w:type="table" w:styleId="36">
+  <w:style w:type="table" w:styleId="729">
     <w:name w:val="Grid Table 3 - Accent 3"/>
-    <w:basedOn w:val="665"/>
+    <w:basedOn w:val="891"/>
     <w:uiPriority w:val="99"/>
     <w:pPr>
       <w:pBdr/>
@@ -9035,29 +9477,6 @@
         <w:tblBorders/>
       </w:tblPr>
       <w:tcPr>
-        <w:shd w:color="ffffff"/>
-        <w:tcBorders>
-          <w:top w:val="none" w:color="000000" w:sz="4" w:space="0"/>
-          <w:left w:val="none" w:color="000000" w:sz="4" w:space="0"/>
-          <w:bottom w:val="none" w:color="000000" w:sz="4" w:space="0"/>
-          <w:right w:val="none" w:color="000000" w:sz="4" w:space="0"/>
-        </w:tcBorders>
-      </w:tcPr>
-    </w:tblStylePr>
-    <w:tblStylePr w:type="firstRow">
-      <w:rPr>
-        <w:b/>
-        <w:color w:val="404040"/>
-      </w:rPr>
-      <w:pPr>
-        <w:pBdr/>
-        <w:spacing/>
-        <w:ind/>
-      </w:pPr>
-      <w:tblPr>
-        <w:tblBorders/>
-      </w:tblPr>
-      <w:tcPr>
         <w:shd w:val="clear" w:color="ffffff"/>
         <w:tcBorders>
           <w:top w:val="none" w:color="000000" w:sz="4" w:space="0"/>
@@ -9067,30 +9486,7 @@
         </w:tcBorders>
       </w:tcPr>
     </w:tblStylePr>
-    <w:tblStylePr w:type="lastCol">
-      <w:rPr>
-        <w:i/>
-        <w:color w:val="404040"/>
-      </w:rPr>
-      <w:pPr>
-        <w:pBdr/>
-        <w:spacing/>
-        <w:ind/>
-      </w:pPr>
-      <w:tblPr>
-        <w:tblBorders/>
-      </w:tblPr>
-      <w:tcPr>
-        <w:shd w:color="ffffff"/>
-        <w:tcBorders>
-          <w:top w:val="none" w:color="000000" w:sz="4" w:space="0"/>
-          <w:left w:val="none" w:color="000000" w:sz="4" w:space="0"/>
-          <w:bottom w:val="none" w:color="000000" w:sz="4" w:space="0"/>
-          <w:right w:val="none" w:color="000000" w:sz="4" w:space="0"/>
-        </w:tcBorders>
-      </w:tcPr>
-    </w:tblStylePr>
-    <w:tblStylePr w:type="lastRow">
+    <w:tblStylePr w:type="firstRow">
       <w:rPr>
         <w:b/>
         <w:color w:val="404040"/>
@@ -9113,6 +9509,52 @@
         </w:tcBorders>
       </w:tcPr>
     </w:tblStylePr>
+    <w:tblStylePr w:type="lastCol">
+      <w:rPr>
+        <w:i/>
+        <w:color w:val="404040"/>
+      </w:rPr>
+      <w:pPr>
+        <w:pBdr/>
+        <w:spacing/>
+        <w:ind/>
+      </w:pPr>
+      <w:tblPr>
+        <w:tblBorders/>
+      </w:tblPr>
+      <w:tcPr>
+        <w:shd w:val="clear" w:color="ffffff"/>
+        <w:tcBorders>
+          <w:top w:val="none" w:color="000000" w:sz="4" w:space="0"/>
+          <w:left w:val="none" w:color="000000" w:sz="4" w:space="0"/>
+          <w:bottom w:val="none" w:color="000000" w:sz="4" w:space="0"/>
+          <w:right w:val="none" w:color="000000" w:sz="4" w:space="0"/>
+        </w:tcBorders>
+      </w:tcPr>
+    </w:tblStylePr>
+    <w:tblStylePr w:type="lastRow">
+      <w:rPr>
+        <w:b/>
+        <w:color w:val="404040"/>
+      </w:rPr>
+      <w:pPr>
+        <w:pBdr/>
+        <w:spacing/>
+        <w:ind/>
+      </w:pPr>
+      <w:tblPr>
+        <w:tblBorders/>
+      </w:tblPr>
+      <w:tcPr>
+        <w:shd w:val="clear" w:color="ffffff"/>
+        <w:tcBorders>
+          <w:top w:val="none" w:color="000000" w:sz="4" w:space="0"/>
+          <w:left w:val="none" w:color="000000" w:sz="4" w:space="0"/>
+          <w:bottom w:val="none" w:color="000000" w:sz="4" w:space="0"/>
+          <w:right w:val="none" w:color="000000" w:sz="4" w:space="0"/>
+        </w:tcBorders>
+      </w:tcPr>
+    </w:tblStylePr>
     <w:tblStylePr w:type="nwCell">
       <w:pPr>
         <w:pBdr/>
@@ -9179,9 +9621,9 @@
       </w:tcPr>
     </w:tblStylePr>
   </w:style>
-  <w:style w:type="table" w:styleId="37">
+  <w:style w:type="table" w:styleId="730">
     <w:name w:val="Grid Table 3 - Accent 4"/>
-    <w:basedOn w:val="665"/>
+    <w:basedOn w:val="891"/>
     <w:uiPriority w:val="99"/>
     <w:pPr>
       <w:pBdr/>
@@ -9280,29 +9722,6 @@
         <w:tblBorders/>
       </w:tblPr>
       <w:tcPr>
-        <w:shd w:color="ffffff"/>
-        <w:tcBorders>
-          <w:top w:val="none" w:color="000000" w:sz="4" w:space="0"/>
-          <w:left w:val="none" w:color="000000" w:sz="4" w:space="0"/>
-          <w:bottom w:val="none" w:color="000000" w:sz="4" w:space="0"/>
-          <w:right w:val="none" w:color="000000" w:sz="4" w:space="0"/>
-        </w:tcBorders>
-      </w:tcPr>
-    </w:tblStylePr>
-    <w:tblStylePr w:type="firstRow">
-      <w:rPr>
-        <w:b/>
-        <w:color w:val="404040"/>
-      </w:rPr>
-      <w:pPr>
-        <w:pBdr/>
-        <w:spacing/>
-        <w:ind/>
-      </w:pPr>
-      <w:tblPr>
-        <w:tblBorders/>
-      </w:tblPr>
-      <w:tcPr>
         <w:shd w:val="clear" w:color="ffffff"/>
         <w:tcBorders>
           <w:top w:val="none" w:color="000000" w:sz="4" w:space="0"/>
@@ -9312,30 +9731,7 @@
         </w:tcBorders>
       </w:tcPr>
     </w:tblStylePr>
-    <w:tblStylePr w:type="lastCol">
-      <w:rPr>
-        <w:i/>
-        <w:color w:val="404040"/>
-      </w:rPr>
-      <w:pPr>
-        <w:pBdr/>
-        <w:spacing/>
-        <w:ind/>
-      </w:pPr>
-      <w:tblPr>
-        <w:tblBorders/>
-      </w:tblPr>
-      <w:tcPr>
-        <w:shd w:color="ffffff"/>
-        <w:tcBorders>
-          <w:top w:val="none" w:color="000000" w:sz="4" w:space="0"/>
-          <w:left w:val="none" w:color="000000" w:sz="4" w:space="0"/>
-          <w:bottom w:val="none" w:color="000000" w:sz="4" w:space="0"/>
-          <w:right w:val="none" w:color="000000" w:sz="4" w:space="0"/>
-        </w:tcBorders>
-      </w:tcPr>
-    </w:tblStylePr>
-    <w:tblStylePr w:type="lastRow">
+    <w:tblStylePr w:type="firstRow">
       <w:rPr>
         <w:b/>
         <w:color w:val="404040"/>
@@ -9358,6 +9754,52 @@
         </w:tcBorders>
       </w:tcPr>
     </w:tblStylePr>
+    <w:tblStylePr w:type="lastCol">
+      <w:rPr>
+        <w:i/>
+        <w:color w:val="404040"/>
+      </w:rPr>
+      <w:pPr>
+        <w:pBdr/>
+        <w:spacing/>
+        <w:ind/>
+      </w:pPr>
+      <w:tblPr>
+        <w:tblBorders/>
+      </w:tblPr>
+      <w:tcPr>
+        <w:shd w:val="clear" w:color="ffffff"/>
+        <w:tcBorders>
+          <w:top w:val="none" w:color="000000" w:sz="4" w:space="0"/>
+          <w:left w:val="none" w:color="000000" w:sz="4" w:space="0"/>
+          <w:bottom w:val="none" w:color="000000" w:sz="4" w:space="0"/>
+          <w:right w:val="none" w:color="000000" w:sz="4" w:space="0"/>
+        </w:tcBorders>
+      </w:tcPr>
+    </w:tblStylePr>
+    <w:tblStylePr w:type="lastRow">
+      <w:rPr>
+        <w:b/>
+        <w:color w:val="404040"/>
+      </w:rPr>
+      <w:pPr>
+        <w:pBdr/>
+        <w:spacing/>
+        <w:ind/>
+      </w:pPr>
+      <w:tblPr>
+        <w:tblBorders/>
+      </w:tblPr>
+      <w:tcPr>
+        <w:shd w:val="clear" w:color="ffffff"/>
+        <w:tcBorders>
+          <w:top w:val="none" w:color="000000" w:sz="4" w:space="0"/>
+          <w:left w:val="none" w:color="000000" w:sz="4" w:space="0"/>
+          <w:bottom w:val="none" w:color="000000" w:sz="4" w:space="0"/>
+          <w:right w:val="none" w:color="000000" w:sz="4" w:space="0"/>
+        </w:tcBorders>
+      </w:tcPr>
+    </w:tblStylePr>
     <w:tblStylePr w:type="nwCell">
       <w:pPr>
         <w:pBdr/>
@@ -9424,9 +9866,9 @@
       </w:tcPr>
     </w:tblStylePr>
   </w:style>
-  <w:style w:type="table" w:styleId="38">
+  <w:style w:type="table" w:styleId="731">
     <w:name w:val="Grid Table 3 - Accent 5"/>
-    <w:basedOn w:val="665"/>
+    <w:basedOn w:val="891"/>
     <w:uiPriority w:val="99"/>
     <w:pPr>
       <w:pBdr/>
@@ -9525,29 +9967,6 @@
         <w:tblBorders/>
       </w:tblPr>
       <w:tcPr>
-        <w:shd w:color="ffffff"/>
-        <w:tcBorders>
-          <w:top w:val="none" w:color="000000" w:sz="4" w:space="0"/>
-          <w:left w:val="none" w:color="000000" w:sz="4" w:space="0"/>
-          <w:bottom w:val="none" w:color="000000" w:sz="4" w:space="0"/>
-          <w:right w:val="none" w:color="000000" w:sz="4" w:space="0"/>
-        </w:tcBorders>
-      </w:tcPr>
-    </w:tblStylePr>
-    <w:tblStylePr w:type="firstRow">
-      <w:rPr>
-        <w:b/>
-        <w:color w:val="404040"/>
-      </w:rPr>
-      <w:pPr>
-        <w:pBdr/>
-        <w:spacing/>
-        <w:ind/>
-      </w:pPr>
-      <w:tblPr>
-        <w:tblBorders/>
-      </w:tblPr>
-      <w:tcPr>
         <w:shd w:val="clear" w:color="ffffff"/>
         <w:tcBorders>
           <w:top w:val="none" w:color="000000" w:sz="4" w:space="0"/>
@@ -9557,30 +9976,7 @@
         </w:tcBorders>
       </w:tcPr>
     </w:tblStylePr>
-    <w:tblStylePr w:type="lastCol">
-      <w:rPr>
-        <w:i/>
-        <w:color w:val="404040"/>
-      </w:rPr>
-      <w:pPr>
-        <w:pBdr/>
-        <w:spacing/>
-        <w:ind/>
-      </w:pPr>
-      <w:tblPr>
-        <w:tblBorders/>
-      </w:tblPr>
-      <w:tcPr>
-        <w:shd w:color="ffffff"/>
-        <w:tcBorders>
-          <w:top w:val="none" w:color="000000" w:sz="4" w:space="0"/>
-          <w:left w:val="none" w:color="000000" w:sz="4" w:space="0"/>
-          <w:bottom w:val="none" w:color="000000" w:sz="4" w:space="0"/>
-          <w:right w:val="none" w:color="000000" w:sz="4" w:space="0"/>
-        </w:tcBorders>
-      </w:tcPr>
-    </w:tblStylePr>
-    <w:tblStylePr w:type="lastRow">
+    <w:tblStylePr w:type="firstRow">
       <w:rPr>
         <w:b/>
         <w:color w:val="404040"/>
@@ -9603,6 +9999,52 @@
         </w:tcBorders>
       </w:tcPr>
     </w:tblStylePr>
+    <w:tblStylePr w:type="lastCol">
+      <w:rPr>
+        <w:i/>
+        <w:color w:val="404040"/>
+      </w:rPr>
+      <w:pPr>
+        <w:pBdr/>
+        <w:spacing/>
+        <w:ind/>
+      </w:pPr>
+      <w:tblPr>
+        <w:tblBorders/>
+      </w:tblPr>
+      <w:tcPr>
+        <w:shd w:val="clear" w:color="ffffff"/>
+        <w:tcBorders>
+          <w:top w:val="none" w:color="000000" w:sz="4" w:space="0"/>
+          <w:left w:val="none" w:color="000000" w:sz="4" w:space="0"/>
+          <w:bottom w:val="none" w:color="000000" w:sz="4" w:space="0"/>
+          <w:right w:val="none" w:color="000000" w:sz="4" w:space="0"/>
+        </w:tcBorders>
+      </w:tcPr>
+    </w:tblStylePr>
+    <w:tblStylePr w:type="lastRow">
+      <w:rPr>
+        <w:b/>
+        <w:color w:val="404040"/>
+      </w:rPr>
+      <w:pPr>
+        <w:pBdr/>
+        <w:spacing/>
+        <w:ind/>
+      </w:pPr>
+      <w:tblPr>
+        <w:tblBorders/>
+      </w:tblPr>
+      <w:tcPr>
+        <w:shd w:val="clear" w:color="ffffff"/>
+        <w:tcBorders>
+          <w:top w:val="none" w:color="000000" w:sz="4" w:space="0"/>
+          <w:left w:val="none" w:color="000000" w:sz="4" w:space="0"/>
+          <w:bottom w:val="none" w:color="000000" w:sz="4" w:space="0"/>
+          <w:right w:val="none" w:color="000000" w:sz="4" w:space="0"/>
+        </w:tcBorders>
+      </w:tcPr>
+    </w:tblStylePr>
     <w:tblStylePr w:type="nwCell">
       <w:pPr>
         <w:pBdr/>
@@ -9669,9 +10111,9 @@
       </w:tcPr>
     </w:tblStylePr>
   </w:style>
-  <w:style w:type="table" w:styleId="39">
+  <w:style w:type="table" w:styleId="732">
     <w:name w:val="Grid Table 3 - Accent 6"/>
-    <w:basedOn w:val="665"/>
+    <w:basedOn w:val="891"/>
     <w:uiPriority w:val="99"/>
     <w:pPr>
       <w:pBdr/>
@@ -9770,29 +10212,6 @@
         <w:tblBorders/>
       </w:tblPr>
       <w:tcPr>
-        <w:shd w:color="ffffff"/>
-        <w:tcBorders>
-          <w:top w:val="none" w:color="000000" w:sz="4" w:space="0"/>
-          <w:left w:val="none" w:color="000000" w:sz="4" w:space="0"/>
-          <w:bottom w:val="none" w:color="000000" w:sz="4" w:space="0"/>
-          <w:right w:val="none" w:color="000000" w:sz="4" w:space="0"/>
-        </w:tcBorders>
-      </w:tcPr>
-    </w:tblStylePr>
-    <w:tblStylePr w:type="firstRow">
-      <w:rPr>
-        <w:b/>
-        <w:color w:val="404040"/>
-      </w:rPr>
-      <w:pPr>
-        <w:pBdr/>
-        <w:spacing/>
-        <w:ind/>
-      </w:pPr>
-      <w:tblPr>
-        <w:tblBorders/>
-      </w:tblPr>
-      <w:tcPr>
         <w:shd w:val="clear" w:color="ffffff"/>
         <w:tcBorders>
           <w:top w:val="none" w:color="000000" w:sz="4" w:space="0"/>
@@ -9802,30 +10221,7 @@
         </w:tcBorders>
       </w:tcPr>
     </w:tblStylePr>
-    <w:tblStylePr w:type="lastCol">
-      <w:rPr>
-        <w:i/>
-        <w:color w:val="404040"/>
-      </w:rPr>
-      <w:pPr>
-        <w:pBdr/>
-        <w:spacing/>
-        <w:ind/>
-      </w:pPr>
-      <w:tblPr>
-        <w:tblBorders/>
-      </w:tblPr>
-      <w:tcPr>
-        <w:shd w:color="ffffff"/>
-        <w:tcBorders>
-          <w:top w:val="none" w:color="000000" w:sz="4" w:space="0"/>
-          <w:left w:val="none" w:color="000000" w:sz="4" w:space="0"/>
-          <w:bottom w:val="none" w:color="000000" w:sz="4" w:space="0"/>
-          <w:right w:val="none" w:color="000000" w:sz="4" w:space="0"/>
-        </w:tcBorders>
-      </w:tcPr>
-    </w:tblStylePr>
-    <w:tblStylePr w:type="lastRow">
+    <w:tblStylePr w:type="firstRow">
       <w:rPr>
         <w:b/>
         <w:color w:val="404040"/>
@@ -9848,6 +10244,52 @@
         </w:tcBorders>
       </w:tcPr>
     </w:tblStylePr>
+    <w:tblStylePr w:type="lastCol">
+      <w:rPr>
+        <w:i/>
+        <w:color w:val="404040"/>
+      </w:rPr>
+      <w:pPr>
+        <w:pBdr/>
+        <w:spacing/>
+        <w:ind/>
+      </w:pPr>
+      <w:tblPr>
+        <w:tblBorders/>
+      </w:tblPr>
+      <w:tcPr>
+        <w:shd w:val="clear" w:color="ffffff"/>
+        <w:tcBorders>
+          <w:top w:val="none" w:color="000000" w:sz="4" w:space="0"/>
+          <w:left w:val="none" w:color="000000" w:sz="4" w:space="0"/>
+          <w:bottom w:val="none" w:color="000000" w:sz="4" w:space="0"/>
+          <w:right w:val="none" w:color="000000" w:sz="4" w:space="0"/>
+        </w:tcBorders>
+      </w:tcPr>
+    </w:tblStylePr>
+    <w:tblStylePr w:type="lastRow">
+      <w:rPr>
+        <w:b/>
+        <w:color w:val="404040"/>
+      </w:rPr>
+      <w:pPr>
+        <w:pBdr/>
+        <w:spacing/>
+        <w:ind/>
+      </w:pPr>
+      <w:tblPr>
+        <w:tblBorders/>
+      </w:tblPr>
+      <w:tcPr>
+        <w:shd w:val="clear" w:color="ffffff"/>
+        <w:tcBorders>
+          <w:top w:val="none" w:color="000000" w:sz="4" w:space="0"/>
+          <w:left w:val="none" w:color="000000" w:sz="4" w:space="0"/>
+          <w:bottom w:val="none" w:color="000000" w:sz="4" w:space="0"/>
+          <w:right w:val="none" w:color="000000" w:sz="4" w:space="0"/>
+        </w:tcBorders>
+      </w:tcPr>
+    </w:tblStylePr>
     <w:tblStylePr w:type="nwCell">
       <w:pPr>
         <w:pBdr/>
@@ -9914,9 +10356,9 @@
       </w:tcPr>
     </w:tblStylePr>
   </w:style>
-  <w:style w:type="table" w:styleId="40">
+  <w:style w:type="table" w:styleId="733">
     <w:name w:val="Grid Table 4"/>
-    <w:basedOn w:val="665"/>
+    <w:basedOn w:val="891"/>
     <w:uiPriority w:val="59"/>
     <w:pPr>
       <w:pBdr/>
@@ -10147,9 +10589,9 @@
       </w:tcPr>
     </w:tblStylePr>
   </w:style>
-  <w:style w:type="table" w:styleId="41">
+  <w:style w:type="table" w:styleId="734">
     <w:name w:val="Grid Table 4 - Accent 1"/>
-    <w:basedOn w:val="665"/>
+    <w:basedOn w:val="891"/>
     <w:uiPriority w:val="59"/>
     <w:pPr>
       <w:pBdr/>
@@ -10380,9 +10822,9 @@
       </w:tcPr>
     </w:tblStylePr>
   </w:style>
-  <w:style w:type="table" w:styleId="42">
+  <w:style w:type="table" w:styleId="735">
     <w:name w:val="Grid Table 4 - Accent 2"/>
-    <w:basedOn w:val="665"/>
+    <w:basedOn w:val="891"/>
     <w:uiPriority w:val="59"/>
     <w:pPr>
       <w:pBdr/>
@@ -10613,9 +11055,9 @@
       </w:tcPr>
     </w:tblStylePr>
   </w:style>
-  <w:style w:type="table" w:styleId="43">
+  <w:style w:type="table" w:styleId="736">
     <w:name w:val="Grid Table 4 - Accent 3"/>
-    <w:basedOn w:val="665"/>
+    <w:basedOn w:val="891"/>
     <w:uiPriority w:val="59"/>
     <w:pPr>
       <w:pBdr/>
@@ -10846,9 +11288,9 @@
       </w:tcPr>
     </w:tblStylePr>
   </w:style>
-  <w:style w:type="table" w:styleId="44">
+  <w:style w:type="table" w:styleId="737">
     <w:name w:val="Grid Table 4 - Accent 4"/>
-    <w:basedOn w:val="665"/>
+    <w:basedOn w:val="891"/>
     <w:uiPriority w:val="59"/>
     <w:pPr>
       <w:pBdr/>
@@ -11079,9 +11521,9 @@
       </w:tcPr>
     </w:tblStylePr>
   </w:style>
-  <w:style w:type="table" w:styleId="45">
+  <w:style w:type="table" w:styleId="738">
     <w:name w:val="Grid Table 4 - Accent 5"/>
-    <w:basedOn w:val="665"/>
+    <w:basedOn w:val="891"/>
     <w:uiPriority w:val="59"/>
     <w:pPr>
       <w:pBdr/>
@@ -11312,9 +11754,9 @@
       </w:tcPr>
     </w:tblStylePr>
   </w:style>
-  <w:style w:type="table" w:styleId="46">
+  <w:style w:type="table" w:styleId="739">
     <w:name w:val="Grid Table 4 - Accent 6"/>
-    <w:basedOn w:val="665"/>
+    <w:basedOn w:val="891"/>
     <w:uiPriority w:val="59"/>
     <w:pPr>
       <w:pBdr/>
@@ -11545,9 +11987,9 @@
       </w:tcPr>
     </w:tblStylePr>
   </w:style>
-  <w:style w:type="table" w:styleId="47">
+  <w:style w:type="table" w:styleId="740">
     <w:name w:val="Grid Table 5 Dark"/>
-    <w:basedOn w:val="665"/>
+    <w:basedOn w:val="891"/>
     <w:uiPriority w:val="99"/>
     <w:pPr>
       <w:pBdr/>
@@ -11773,9 +12215,9 @@
       </w:tcPr>
     </w:tblStylePr>
   </w:style>
-  <w:style w:type="table" w:styleId="48">
+  <w:style w:type="table" w:styleId="741">
     <w:name w:val="Grid Table 5 Dark- Accent 1"/>
-    <w:basedOn w:val="665"/>
+    <w:basedOn w:val="891"/>
     <w:uiPriority w:val="99"/>
     <w:pPr>
       <w:pBdr/>
@@ -12001,9 +12443,9 @@
       </w:tcPr>
     </w:tblStylePr>
   </w:style>
-  <w:style w:type="table" w:styleId="49">
+  <w:style w:type="table" w:styleId="742">
     <w:name w:val="Grid Table 5 Dark - Accent 2"/>
-    <w:basedOn w:val="665"/>
+    <w:basedOn w:val="891"/>
     <w:uiPriority w:val="99"/>
     <w:pPr>
       <w:pBdr/>
@@ -12229,9 +12671,9 @@
       </w:tcPr>
     </w:tblStylePr>
   </w:style>
-  <w:style w:type="table" w:styleId="50">
+  <w:style w:type="table" w:styleId="743">
     <w:name w:val="Grid Table 5 Dark - Accent 3"/>
-    <w:basedOn w:val="665"/>
+    <w:basedOn w:val="891"/>
     <w:uiPriority w:val="99"/>
     <w:pPr>
       <w:pBdr/>
@@ -12457,9 +12899,9 @@
       </w:tcPr>
     </w:tblStylePr>
   </w:style>
-  <w:style w:type="table" w:styleId="51">
+  <w:style w:type="table" w:styleId="744">
     <w:name w:val="Grid Table 5 Dark- Accent 4"/>
-    <w:basedOn w:val="665"/>
+    <w:basedOn w:val="891"/>
     <w:uiPriority w:val="99"/>
     <w:pPr>
       <w:pBdr/>
@@ -12685,9 +13127,9 @@
       </w:tcPr>
     </w:tblStylePr>
   </w:style>
-  <w:style w:type="table" w:styleId="52">
+  <w:style w:type="table" w:styleId="745">
     <w:name w:val="Grid Table 5 Dark - Accent 5"/>
-    <w:basedOn w:val="665"/>
+    <w:basedOn w:val="891"/>
     <w:uiPriority w:val="99"/>
     <w:pPr>
       <w:pBdr/>
@@ -12913,9 +13355,9 @@
       </w:tcPr>
     </w:tblStylePr>
   </w:style>
-  <w:style w:type="table" w:styleId="53">
+  <w:style w:type="table" w:styleId="746">
     <w:name w:val="Grid Table 5 Dark - Accent 6"/>
-    <w:basedOn w:val="665"/>
+    <w:basedOn w:val="891"/>
     <w:uiPriority w:val="99"/>
     <w:pPr>
       <w:pBdr/>
@@ -13141,9 +13583,9 @@
       </w:tcPr>
     </w:tblStylePr>
   </w:style>
-  <w:style w:type="table" w:styleId="54">
+  <w:style w:type="table" w:styleId="747">
     <w:name w:val="Grid Table 6 Colorful"/>
-    <w:basedOn w:val="665"/>
+    <w:basedOn w:val="891"/>
     <w:uiPriority w:val="99"/>
     <w:pPr>
       <w:pBdr/>
@@ -13371,9 +13813,9 @@
       </w:tcPr>
     </w:tblStylePr>
   </w:style>
-  <w:style w:type="table" w:styleId="55">
+  <w:style w:type="table" w:styleId="748">
     <w:name w:val="Grid Table 6 Colorful - Accent 1"/>
-    <w:basedOn w:val="665"/>
+    <w:basedOn w:val="891"/>
     <w:uiPriority w:val="99"/>
     <w:pPr>
       <w:pBdr/>
@@ -13601,9 +14043,9 @@
       </w:tcPr>
     </w:tblStylePr>
   </w:style>
-  <w:style w:type="table" w:styleId="56">
+  <w:style w:type="table" w:styleId="749">
     <w:name w:val="Grid Table 6 Colorful - Accent 2"/>
-    <w:basedOn w:val="665"/>
+    <w:basedOn w:val="891"/>
     <w:uiPriority w:val="99"/>
     <w:pPr>
       <w:pBdr/>
@@ -13831,9 +14273,9 @@
       </w:tcPr>
     </w:tblStylePr>
   </w:style>
-  <w:style w:type="table" w:styleId="57">
+  <w:style w:type="table" w:styleId="750">
     <w:name w:val="Grid Table 6 Colorful - Accent 3"/>
-    <w:basedOn w:val="665"/>
+    <w:basedOn w:val="891"/>
     <w:uiPriority w:val="99"/>
     <w:pPr>
       <w:pBdr/>
@@ -14061,9 +14503,9 @@
       </w:tcPr>
     </w:tblStylePr>
   </w:style>
-  <w:style w:type="table" w:styleId="58">
+  <w:style w:type="table" w:styleId="751">
     <w:name w:val="Grid Table 6 Colorful - Accent 4"/>
-    <w:basedOn w:val="665"/>
+    <w:basedOn w:val="891"/>
     <w:uiPriority w:val="99"/>
     <w:pPr>
       <w:pBdr/>
@@ -14291,9 +14733,9 @@
       </w:tcPr>
     </w:tblStylePr>
   </w:style>
-  <w:style w:type="table" w:styleId="59">
+  <w:style w:type="table" w:styleId="752">
     <w:name w:val="Grid Table 6 Colorful - Accent 5"/>
-    <w:basedOn w:val="665"/>
+    <w:basedOn w:val="891"/>
     <w:uiPriority w:val="99"/>
     <w:pPr>
       <w:pBdr/>
@@ -14521,9 +14963,9 @@
       </w:tcPr>
     </w:tblStylePr>
   </w:style>
-  <w:style w:type="table" w:styleId="60">
+  <w:style w:type="table" w:styleId="753">
     <w:name w:val="Grid Table 6 Colorful - Accent 6"/>
-    <w:basedOn w:val="665"/>
+    <w:basedOn w:val="891"/>
     <w:uiPriority w:val="99"/>
     <w:pPr>
       <w:pBdr/>
@@ -14751,9 +15193,9 @@
       </w:tcPr>
     </w:tblStylePr>
   </w:style>
-  <w:style w:type="table" w:styleId="61">
+  <w:style w:type="table" w:styleId="754">
     <w:name w:val="Grid Table 7 Colorful"/>
-    <w:basedOn w:val="665"/>
+    <w:basedOn w:val="891"/>
     <w:uiPriority w:val="99"/>
     <w:pPr>
       <w:pBdr/>
@@ -14855,11 +15297,11 @@
         <w:tblBorders/>
       </w:tblPr>
       <w:tcPr>
-        <w:shd w:color="ffffff"/>
+        <w:shd w:val="clear" w:color="ffffff"/>
         <w:tcBorders>
-          <w:top w:val="none"/>
-          <w:left w:val="none"/>
-          <w:bottom w:val="none"/>
+          <w:top w:val="none" w:color="000000" w:sz="4" w:space="0"/>
+          <w:left w:val="none" w:color="000000" w:sz="4" w:space="0"/>
+          <w:bottom w:val="none" w:color="000000" w:sz="4" w:space="0"/>
           <w:right w:val="single" w:color="000000" w:themeColor="text1" w:themeTint="80" w:sz="4" w:space="0"/>
         </w:tcBorders>
       </w:tcPr>
@@ -14882,10 +15324,10 @@
       <w:tcPr>
         <w:shd w:val="clear" w:color="ffffff" w:themeColor="light1" w:fill="ffffff" w:themeFill="light1"/>
         <w:tcBorders>
-          <w:top w:val="none"/>
-          <w:left w:val="none"/>
+          <w:top w:val="none" w:color="000000" w:sz="4" w:space="0"/>
+          <w:left w:val="none" w:color="000000" w:sz="4" w:space="0"/>
           <w:bottom w:val="single" w:color="000000" w:themeColor="text1" w:themeTint="80" w:sz="4" w:space="0"/>
-          <w:right w:val="none"/>
+          <w:right w:val="none" w:color="000000" w:sz="4" w:space="0"/>
         </w:tcBorders>
       </w:tcPr>
     </w:tblStylePr>
@@ -14905,12 +15347,12 @@
         <w:tblBorders/>
       </w:tblPr>
       <w:tcPr>
-        <w:shd w:color="ffffff"/>
+        <w:shd w:val="clear" w:color="ffffff"/>
         <w:tcBorders>
-          <w:top w:val="none"/>
+          <w:top w:val="none" w:color="000000" w:sz="4" w:space="0"/>
           <w:left w:val="single" w:color="000000" w:themeColor="text1" w:themeTint="80" w:sz="4" w:space="0"/>
-          <w:bottom w:val="none"/>
-          <w:right w:val="none"/>
+          <w:bottom w:val="none" w:color="000000" w:sz="4" w:space="0"/>
+          <w:right w:val="none" w:color="000000" w:sz="4" w:space="0"/>
         </w:tcBorders>
       </w:tcPr>
     </w:tblStylePr>
@@ -14933,9 +15375,9 @@
         <w:shd w:val="clear" w:color="ffffff" w:themeColor="light1" w:fill="ffffff" w:themeFill="light1"/>
         <w:tcBorders>
           <w:top w:val="single" w:color="000000" w:themeColor="text1" w:themeTint="80" w:sz="4" w:space="0"/>
-          <w:left w:val="none"/>
-          <w:bottom w:val="none"/>
-          <w:right w:val="none"/>
+          <w:left w:val="none" w:color="000000" w:sz="4" w:space="0"/>
+          <w:bottom w:val="none" w:color="000000" w:sz="4" w:space="0"/>
+          <w:right w:val="none" w:color="000000" w:sz="4" w:space="0"/>
         </w:tcBorders>
       </w:tcPr>
     </w:tblStylePr>
@@ -15005,9 +15447,9 @@
       </w:tcPr>
     </w:tblStylePr>
   </w:style>
-  <w:style w:type="table" w:styleId="62">
+  <w:style w:type="table" w:styleId="755">
     <w:name w:val="Grid Table 7 Colorful - Accent 1"/>
-    <w:basedOn w:val="665"/>
+    <w:basedOn w:val="891"/>
     <w:uiPriority w:val="99"/>
     <w:pPr>
       <w:pBdr/>
@@ -15109,11 +15551,11 @@
         <w:tblBorders/>
       </w:tblPr>
       <w:tcPr>
-        <w:shd w:color="ffffff"/>
+        <w:shd w:val="clear" w:color="ffffff"/>
         <w:tcBorders>
-          <w:top w:val="none"/>
-          <w:left w:val="none"/>
-          <w:bottom w:val="none"/>
+          <w:top w:val="none" w:color="000000" w:sz="4" w:space="0"/>
+          <w:left w:val="none" w:color="000000" w:sz="4" w:space="0"/>
+          <w:bottom w:val="none" w:color="000000" w:sz="4" w:space="0"/>
           <w:right w:val="single" w:color="000000" w:themeColor="accent1" w:themeTint="80" w:sz="4" w:space="0"/>
         </w:tcBorders>
       </w:tcPr>
@@ -15136,10 +15578,10 @@
       <w:tcPr>
         <w:shd w:val="clear" w:color="ffffff" w:themeColor="light1" w:fill="ffffff" w:themeFill="light1"/>
         <w:tcBorders>
-          <w:top w:val="none"/>
-          <w:left w:val="none"/>
+          <w:top w:val="none" w:color="000000" w:sz="4" w:space="0"/>
+          <w:left w:val="none" w:color="000000" w:sz="4" w:space="0"/>
           <w:bottom w:val="single" w:color="000000" w:themeColor="accent1" w:themeTint="80" w:sz="4" w:space="0"/>
-          <w:right w:val="none"/>
+          <w:right w:val="none" w:color="000000" w:sz="4" w:space="0"/>
         </w:tcBorders>
       </w:tcPr>
     </w:tblStylePr>
@@ -15159,12 +15601,12 @@
         <w:tblBorders/>
       </w:tblPr>
       <w:tcPr>
-        <w:shd w:color="ffffff"/>
+        <w:shd w:val="clear" w:color="ffffff"/>
         <w:tcBorders>
-          <w:top w:val="none"/>
+          <w:top w:val="none" w:color="000000" w:sz="4" w:space="0"/>
           <w:left w:val="single" w:color="000000" w:themeColor="accent1" w:themeTint="80" w:sz="4" w:space="0"/>
-          <w:bottom w:val="none"/>
-          <w:right w:val="none"/>
+          <w:bottom w:val="none" w:color="000000" w:sz="4" w:space="0"/>
+          <w:right w:val="none" w:color="000000" w:sz="4" w:space="0"/>
         </w:tcBorders>
       </w:tcPr>
     </w:tblStylePr>
@@ -15187,9 +15629,9 @@
         <w:shd w:val="clear" w:color="ffffff" w:themeColor="light1" w:fill="ffffff" w:themeFill="light1"/>
         <w:tcBorders>
           <w:top w:val="single" w:color="000000" w:themeColor="accent1" w:themeTint="80" w:sz="4" w:space="0"/>
-          <w:left w:val="none"/>
-          <w:bottom w:val="none"/>
-          <w:right w:val="none"/>
+          <w:left w:val="none" w:color="000000" w:sz="4" w:space="0"/>
+          <w:bottom w:val="none" w:color="000000" w:sz="4" w:space="0"/>
+          <w:right w:val="none" w:color="000000" w:sz="4" w:space="0"/>
         </w:tcBorders>
       </w:tcPr>
     </w:tblStylePr>
@@ -15259,9 +15701,9 @@
       </w:tcPr>
     </w:tblStylePr>
   </w:style>
-  <w:style w:type="table" w:styleId="63">
+  <w:style w:type="table" w:styleId="756">
     <w:name w:val="Grid Table 7 Colorful - Accent 2"/>
-    <w:basedOn w:val="665"/>
+    <w:basedOn w:val="891"/>
     <w:uiPriority w:val="99"/>
     <w:pPr>
       <w:pBdr/>
@@ -15363,11 +15805,11 @@
         <w:tblBorders/>
       </w:tblPr>
       <w:tcPr>
-        <w:shd w:color="ffffff"/>
+        <w:shd w:val="clear" w:color="ffffff"/>
         <w:tcBorders>
-          <w:top w:val="none"/>
-          <w:left w:val="none"/>
-          <w:bottom w:val="none"/>
+          <w:top w:val="none" w:color="000000" w:sz="4" w:space="0"/>
+          <w:left w:val="none" w:color="000000" w:sz="4" w:space="0"/>
+          <w:bottom w:val="none" w:color="000000" w:sz="4" w:space="0"/>
           <w:right w:val="single" w:color="000000" w:themeColor="accent2" w:themeTint="97" w:sz="4" w:space="0"/>
         </w:tcBorders>
       </w:tcPr>
@@ -15390,10 +15832,10 @@
       <w:tcPr>
         <w:shd w:val="clear" w:color="ffffff" w:themeColor="light1" w:fill="ffffff" w:themeFill="light1"/>
         <w:tcBorders>
-          <w:top w:val="none"/>
-          <w:left w:val="none"/>
+          <w:top w:val="none" w:color="000000" w:sz="4" w:space="0"/>
+          <w:left w:val="none" w:color="000000" w:sz="4" w:space="0"/>
           <w:bottom w:val="single" w:color="000000" w:themeColor="accent2" w:themeTint="97" w:sz="4" w:space="0"/>
-          <w:right w:val="none"/>
+          <w:right w:val="none" w:color="000000" w:sz="4" w:space="0"/>
         </w:tcBorders>
       </w:tcPr>
     </w:tblStylePr>
@@ -15413,12 +15855,12 @@
         <w:tblBorders/>
       </w:tblPr>
       <w:tcPr>
-        <w:shd w:color="ffffff"/>
+        <w:shd w:val="clear" w:color="ffffff"/>
         <w:tcBorders>
-          <w:top w:val="none"/>
+          <w:top w:val="none" w:color="000000" w:sz="4" w:space="0"/>
           <w:left w:val="single" w:color="000000" w:themeColor="accent2" w:themeTint="97" w:sz="4" w:space="0"/>
-          <w:bottom w:val="none"/>
-          <w:right w:val="none"/>
+          <w:bottom w:val="none" w:color="000000" w:sz="4" w:space="0"/>
+          <w:right w:val="none" w:color="000000" w:sz="4" w:space="0"/>
         </w:tcBorders>
       </w:tcPr>
     </w:tblStylePr>
@@ -15441,9 +15883,9 @@
         <w:shd w:val="clear" w:color="ffffff" w:themeColor="light1" w:fill="ffffff" w:themeFill="light1"/>
         <w:tcBorders>
           <w:top w:val="single" w:color="000000" w:themeColor="accent2" w:themeTint="97" w:sz="4" w:space="0"/>
-          <w:left w:val="none"/>
-          <w:bottom w:val="none"/>
-          <w:right w:val="none"/>
+          <w:left w:val="none" w:color="000000" w:sz="4" w:space="0"/>
+          <w:bottom w:val="none" w:color="000000" w:sz="4" w:space="0"/>
+          <w:right w:val="none" w:color="000000" w:sz="4" w:space="0"/>
         </w:tcBorders>
       </w:tcPr>
     </w:tblStylePr>
@@ -15513,9 +15955,9 @@
       </w:tcPr>
     </w:tblStylePr>
   </w:style>
-  <w:style w:type="table" w:styleId="64">
+  <w:style w:type="table" w:styleId="757">
     <w:name w:val="Grid Table 7 Colorful - Accent 3"/>
-    <w:basedOn w:val="665"/>
+    <w:basedOn w:val="891"/>
     <w:uiPriority w:val="99"/>
     <w:pPr>
       <w:pBdr/>
@@ -15617,11 +16059,11 @@
         <w:tblBorders/>
       </w:tblPr>
       <w:tcPr>
-        <w:shd w:color="ffffff"/>
+        <w:shd w:val="clear" w:color="ffffff"/>
         <w:tcBorders>
-          <w:top w:val="none"/>
-          <w:left w:val="none"/>
-          <w:bottom w:val="none"/>
+          <w:top w:val="none" w:color="000000" w:sz="4" w:space="0"/>
+          <w:left w:val="none" w:color="000000" w:sz="4" w:space="0"/>
+          <w:bottom w:val="none" w:color="000000" w:sz="4" w:space="0"/>
           <w:right w:val="single" w:color="000000" w:themeColor="accent3" w:themeTint="FE" w:sz="4" w:space="0"/>
         </w:tcBorders>
       </w:tcPr>
@@ -15644,10 +16086,10 @@
       <w:tcPr>
         <w:shd w:val="clear" w:color="ffffff" w:themeColor="light1" w:fill="ffffff" w:themeFill="light1"/>
         <w:tcBorders>
-          <w:top w:val="none"/>
-          <w:left w:val="none"/>
+          <w:top w:val="none" w:color="000000" w:sz="4" w:space="0"/>
+          <w:left w:val="none" w:color="000000" w:sz="4" w:space="0"/>
           <w:bottom w:val="single" w:color="000000" w:themeColor="accent3" w:themeTint="FE" w:sz="4" w:space="0"/>
-          <w:right w:val="none"/>
+          <w:right w:val="none" w:color="000000" w:sz="4" w:space="0"/>
         </w:tcBorders>
       </w:tcPr>
     </w:tblStylePr>
@@ -15667,12 +16109,12 @@
         <w:tblBorders/>
       </w:tblPr>
       <w:tcPr>
-        <w:shd w:color="ffffff"/>
+        <w:shd w:val="clear" w:color="ffffff"/>
         <w:tcBorders>
-          <w:top w:val="none"/>
+          <w:top w:val="none" w:color="000000" w:sz="4" w:space="0"/>
           <w:left w:val="single" w:color="000000" w:themeColor="accent3" w:themeTint="FE" w:sz="4" w:space="0"/>
-          <w:bottom w:val="none"/>
-          <w:right w:val="none"/>
+          <w:bottom w:val="none" w:color="000000" w:sz="4" w:space="0"/>
+          <w:right w:val="none" w:color="000000" w:sz="4" w:space="0"/>
         </w:tcBorders>
       </w:tcPr>
     </w:tblStylePr>
@@ -15695,9 +16137,9 @@
         <w:shd w:val="clear" w:color="ffffff" w:themeColor="light1" w:fill="ffffff" w:themeFill="light1"/>
         <w:tcBorders>
           <w:top w:val="single" w:color="000000" w:themeColor="accent3" w:themeTint="FE" w:sz="4" w:space="0"/>
-          <w:left w:val="none"/>
-          <w:bottom w:val="none"/>
-          <w:right w:val="none"/>
+          <w:left w:val="none" w:color="000000" w:sz="4" w:space="0"/>
+          <w:bottom w:val="none" w:color="000000" w:sz="4" w:space="0"/>
+          <w:right w:val="none" w:color="000000" w:sz="4" w:space="0"/>
         </w:tcBorders>
       </w:tcPr>
     </w:tblStylePr>
@@ -15767,9 +16209,9 @@
       </w:tcPr>
     </w:tblStylePr>
   </w:style>
-  <w:style w:type="table" w:styleId="65">
+  <w:style w:type="table" w:styleId="758">
     <w:name w:val="Grid Table 7 Colorful - Accent 4"/>
-    <w:basedOn w:val="665"/>
+    <w:basedOn w:val="891"/>
     <w:uiPriority w:val="99"/>
     <w:pPr>
       <w:pBdr/>
@@ -15871,11 +16313,11 @@
         <w:tblBorders/>
       </w:tblPr>
       <w:tcPr>
-        <w:shd w:color="ffffff"/>
+        <w:shd w:val="clear" w:color="ffffff"/>
         <w:tcBorders>
-          <w:top w:val="none"/>
-          <w:left w:val="none"/>
-          <w:bottom w:val="none"/>
+          <w:top w:val="none" w:color="000000" w:sz="4" w:space="0"/>
+          <w:left w:val="none" w:color="000000" w:sz="4" w:space="0"/>
+          <w:bottom w:val="none" w:color="000000" w:sz="4" w:space="0"/>
           <w:right w:val="single" w:color="000000" w:themeColor="accent4" w:themeTint="9A" w:sz="4" w:space="0"/>
         </w:tcBorders>
       </w:tcPr>
@@ -15898,10 +16340,10 @@
       <w:tcPr>
         <w:shd w:val="clear" w:color="ffffff" w:themeColor="light1" w:fill="ffffff" w:themeFill="light1"/>
         <w:tcBorders>
-          <w:top w:val="none"/>
-          <w:left w:val="none"/>
+          <w:top w:val="none" w:color="000000" w:sz="4" w:space="0"/>
+          <w:left w:val="none" w:color="000000" w:sz="4" w:space="0"/>
           <w:bottom w:val="single" w:color="000000" w:themeColor="accent4" w:themeTint="9A" w:sz="4" w:space="0"/>
-          <w:right w:val="none"/>
+          <w:right w:val="none" w:color="000000" w:sz="4" w:space="0"/>
         </w:tcBorders>
       </w:tcPr>
     </w:tblStylePr>
@@ -15921,12 +16363,12 @@
         <w:tblBorders/>
       </w:tblPr>
       <w:tcPr>
-        <w:shd w:color="ffffff"/>
+        <w:shd w:val="clear" w:color="ffffff"/>
         <w:tcBorders>
-          <w:top w:val="none"/>
+          <w:top w:val="none" w:color="000000" w:sz="4" w:space="0"/>
           <w:left w:val="single" w:color="000000" w:themeColor="accent4" w:themeTint="9A" w:sz="4" w:space="0"/>
-          <w:bottom w:val="none"/>
-          <w:right w:val="none"/>
+          <w:bottom w:val="none" w:color="000000" w:sz="4" w:space="0"/>
+          <w:right w:val="none" w:color="000000" w:sz="4" w:space="0"/>
         </w:tcBorders>
       </w:tcPr>
     </w:tblStylePr>
@@ -15949,9 +16391,9 @@
         <w:shd w:val="clear" w:color="ffffff" w:themeColor="light1" w:fill="ffffff" w:themeFill="light1"/>
         <w:tcBorders>
           <w:top w:val="single" w:color="000000" w:themeColor="accent4" w:themeTint="9A" w:sz="4" w:space="0"/>
-          <w:left w:val="none"/>
-          <w:bottom w:val="none"/>
-          <w:right w:val="none"/>
+          <w:left w:val="none" w:color="000000" w:sz="4" w:space="0"/>
+          <w:bottom w:val="none" w:color="000000" w:sz="4" w:space="0"/>
+          <w:right w:val="none" w:color="000000" w:sz="4" w:space="0"/>
         </w:tcBorders>
       </w:tcPr>
     </w:tblStylePr>
@@ -16021,9 +16463,9 @@
       </w:tcPr>
     </w:tblStylePr>
   </w:style>
-  <w:style w:type="table" w:styleId="66">
+  <w:style w:type="table" w:styleId="759">
     <w:name w:val="Grid Table 7 Colorful - Accent 5"/>
-    <w:basedOn w:val="665"/>
+    <w:basedOn w:val="891"/>
     <w:uiPriority w:val="99"/>
     <w:pPr>
       <w:pBdr/>
@@ -16125,11 +16567,11 @@
         <w:tblBorders/>
       </w:tblPr>
       <w:tcPr>
-        <w:shd w:color="ffffff"/>
+        <w:shd w:val="clear" w:color="ffffff"/>
         <w:tcBorders>
-          <w:top w:val="none"/>
-          <w:left w:val="none"/>
-          <w:bottom w:val="none"/>
+          <w:top w:val="none" w:color="000000" w:sz="4" w:space="0"/>
+          <w:left w:val="none" w:color="000000" w:sz="4" w:space="0"/>
+          <w:bottom w:val="none" w:color="000000" w:sz="4" w:space="0"/>
           <w:right w:val="single" w:color="000000" w:themeColor="accent5" w:themeTint="90" w:sz="4" w:space="0"/>
         </w:tcBorders>
       </w:tcPr>
@@ -16152,10 +16594,10 @@
       <w:tcPr>
         <w:shd w:val="clear" w:color="ffffff" w:themeColor="light1" w:fill="ffffff" w:themeFill="light1"/>
         <w:tcBorders>
-          <w:top w:val="none"/>
-          <w:left w:val="none"/>
+          <w:top w:val="none" w:color="000000" w:sz="4" w:space="0"/>
+          <w:left w:val="none" w:color="000000" w:sz="4" w:space="0"/>
           <w:bottom w:val="single" w:color="000000" w:themeColor="accent5" w:themeTint="90" w:sz="4" w:space="0"/>
-          <w:right w:val="none"/>
+          <w:right w:val="none" w:color="000000" w:sz="4" w:space="0"/>
         </w:tcBorders>
       </w:tcPr>
     </w:tblStylePr>
@@ -16175,12 +16617,12 @@
         <w:tblBorders/>
       </w:tblPr>
       <w:tcPr>
-        <w:shd w:color="ffffff"/>
+        <w:shd w:val="clear" w:color="ffffff"/>
         <w:tcBorders>
-          <w:top w:val="none"/>
+          <w:top w:val="none" w:color="000000" w:sz="4" w:space="0"/>
           <w:left w:val="single" w:color="000000" w:themeColor="accent5" w:themeTint="90" w:sz="4" w:space="0"/>
-          <w:bottom w:val="none"/>
-          <w:right w:val="none"/>
+          <w:bottom w:val="none" w:color="000000" w:sz="4" w:space="0"/>
+          <w:right w:val="none" w:color="000000" w:sz="4" w:space="0"/>
         </w:tcBorders>
       </w:tcPr>
     </w:tblStylePr>
@@ -16203,9 +16645,9 @@
         <w:shd w:val="clear" w:color="ffffff" w:themeColor="light1" w:fill="ffffff" w:themeFill="light1"/>
         <w:tcBorders>
           <w:top w:val="single" w:color="000000" w:themeColor="accent5" w:themeTint="90" w:sz="4" w:space="0"/>
-          <w:left w:val="none"/>
-          <w:bottom w:val="none"/>
-          <w:right w:val="none"/>
+          <w:left w:val="none" w:color="000000" w:sz="4" w:space="0"/>
+          <w:bottom w:val="none" w:color="000000" w:sz="4" w:space="0"/>
+          <w:right w:val="none" w:color="000000" w:sz="4" w:space="0"/>
         </w:tcBorders>
       </w:tcPr>
     </w:tblStylePr>
@@ -16275,9 +16717,9 @@
       </w:tcPr>
     </w:tblStylePr>
   </w:style>
-  <w:style w:type="table" w:styleId="67">
+  <w:style w:type="table" w:styleId="760">
     <w:name w:val="Grid Table 7 Colorful - Accent 6"/>
-    <w:basedOn w:val="665"/>
+    <w:basedOn w:val="891"/>
     <w:uiPriority w:val="99"/>
     <w:pPr>
       <w:pBdr/>
@@ -16379,11 +16821,11 @@
         <w:tblBorders/>
       </w:tblPr>
       <w:tcPr>
-        <w:shd w:color="ffffff"/>
+        <w:shd w:val="clear" w:color="ffffff"/>
         <w:tcBorders>
-          <w:top w:val="none"/>
-          <w:left w:val="none"/>
-          <w:bottom w:val="none"/>
+          <w:top w:val="none" w:color="000000" w:sz="4" w:space="0"/>
+          <w:left w:val="none" w:color="000000" w:sz="4" w:space="0"/>
+          <w:bottom w:val="none" w:color="000000" w:sz="4" w:space="0"/>
           <w:right w:val="single" w:color="000000" w:themeColor="accent6" w:themeTint="90" w:sz="4" w:space="0"/>
         </w:tcBorders>
       </w:tcPr>
@@ -16406,10 +16848,10 @@
       <w:tcPr>
         <w:shd w:val="clear" w:color="ffffff" w:themeColor="light1" w:fill="ffffff" w:themeFill="light1"/>
         <w:tcBorders>
-          <w:top w:val="none"/>
-          <w:left w:val="none"/>
+          <w:top w:val="none" w:color="000000" w:sz="4" w:space="0"/>
+          <w:left w:val="none" w:color="000000" w:sz="4" w:space="0"/>
           <w:bottom w:val="single" w:color="000000" w:themeColor="accent6" w:themeTint="90" w:sz="4" w:space="0"/>
-          <w:right w:val="none"/>
+          <w:right w:val="none" w:color="000000" w:sz="4" w:space="0"/>
         </w:tcBorders>
       </w:tcPr>
     </w:tblStylePr>
@@ -16429,12 +16871,12 @@
         <w:tblBorders/>
       </w:tblPr>
       <w:tcPr>
-        <w:shd w:color="ffffff"/>
+        <w:shd w:val="clear" w:color="ffffff"/>
         <w:tcBorders>
-          <w:top w:val="none"/>
+          <w:top w:val="none" w:color="000000" w:sz="4" w:space="0"/>
           <w:left w:val="single" w:color="000000" w:themeColor="accent6" w:themeTint="90" w:sz="4" w:space="0"/>
-          <w:bottom w:val="none"/>
-          <w:right w:val="none"/>
+          <w:bottom w:val="none" w:color="000000" w:sz="4" w:space="0"/>
+          <w:right w:val="none" w:color="000000" w:sz="4" w:space="0"/>
         </w:tcBorders>
       </w:tcPr>
     </w:tblStylePr>
@@ -16457,9 +16899,9 @@
         <w:shd w:val="clear" w:color="ffffff" w:themeColor="light1" w:fill="ffffff" w:themeFill="light1"/>
         <w:tcBorders>
           <w:top w:val="single" w:color="000000" w:themeColor="accent6" w:themeTint="90" w:sz="4" w:space="0"/>
-          <w:left w:val="none"/>
-          <w:bottom w:val="none"/>
-          <w:right w:val="none"/>
+          <w:left w:val="none" w:color="000000" w:sz="4" w:space="0"/>
+          <w:bottom w:val="none" w:color="000000" w:sz="4" w:space="0"/>
+          <w:right w:val="none" w:color="000000" w:sz="4" w:space="0"/>
         </w:tcBorders>
       </w:tcPr>
     </w:tblStylePr>
@@ -16529,9 +16971,9 @@
       </w:tcPr>
     </w:tblStylePr>
   </w:style>
-  <w:style w:type="table" w:styleId="68">
+  <w:style w:type="table" w:styleId="761">
     <w:name w:val="List Table 1 Light"/>
-    <w:basedOn w:val="665"/>
+    <w:basedOn w:val="891"/>
     <w:uiPriority w:val="99"/>
     <w:pPr>
       <w:pBdr/>
@@ -16745,9 +17187,9 @@
       </w:tcPr>
     </w:tblStylePr>
   </w:style>
-  <w:style w:type="table" w:styleId="69">
+  <w:style w:type="table" w:styleId="762">
     <w:name w:val="List Table 1 Light - Accent 1"/>
-    <w:basedOn w:val="665"/>
+    <w:basedOn w:val="891"/>
     <w:uiPriority w:val="99"/>
     <w:pPr>
       <w:pBdr/>
@@ -16961,9 +17403,9 @@
       </w:tcPr>
     </w:tblStylePr>
   </w:style>
-  <w:style w:type="table" w:styleId="70">
+  <w:style w:type="table" w:styleId="763">
     <w:name w:val="List Table 1 Light - Accent 2"/>
-    <w:basedOn w:val="665"/>
+    <w:basedOn w:val="891"/>
     <w:uiPriority w:val="99"/>
     <w:pPr>
       <w:pBdr/>
@@ -17177,9 +17619,9 @@
       </w:tcPr>
     </w:tblStylePr>
   </w:style>
-  <w:style w:type="table" w:styleId="71">
+  <w:style w:type="table" w:styleId="764">
     <w:name w:val="List Table 1 Light - Accent 3"/>
-    <w:basedOn w:val="665"/>
+    <w:basedOn w:val="891"/>
     <w:uiPriority w:val="99"/>
     <w:pPr>
       <w:pBdr/>
@@ -17393,9 +17835,9 @@
       </w:tcPr>
     </w:tblStylePr>
   </w:style>
-  <w:style w:type="table" w:styleId="72">
+  <w:style w:type="table" w:styleId="765">
     <w:name w:val="List Table 1 Light - Accent 4"/>
-    <w:basedOn w:val="665"/>
+    <w:basedOn w:val="891"/>
     <w:uiPriority w:val="99"/>
     <w:pPr>
       <w:pBdr/>
@@ -17609,9 +18051,9 @@
       </w:tcPr>
     </w:tblStylePr>
   </w:style>
-  <w:style w:type="table" w:styleId="73">
+  <w:style w:type="table" w:styleId="766">
     <w:name w:val="List Table 1 Light - Accent 5"/>
-    <w:basedOn w:val="665"/>
+    <w:basedOn w:val="891"/>
     <w:uiPriority w:val="99"/>
     <w:pPr>
       <w:pBdr/>
@@ -17825,9 +18267,9 @@
       </w:tcPr>
     </w:tblStylePr>
   </w:style>
-  <w:style w:type="table" w:styleId="74">
+  <w:style w:type="table" w:styleId="767">
     <w:name w:val="List Table 1 Light - Accent 6"/>
-    <w:basedOn w:val="665"/>
+    <w:basedOn w:val="891"/>
     <w:uiPriority w:val="99"/>
     <w:pPr>
       <w:pBdr/>
@@ -18041,9 +18483,9 @@
       </w:tcPr>
     </w:tblStylePr>
   </w:style>
-  <w:style w:type="table" w:styleId="75">
+  <w:style w:type="table" w:styleId="768">
     <w:name w:val="List Table 2"/>
-    <w:basedOn w:val="665"/>
+    <w:basedOn w:val="891"/>
     <w:uiPriority w:val="99"/>
     <w:pPr>
       <w:pBdr/>
@@ -18279,9 +18721,9 @@
       </w:tcPr>
     </w:tblStylePr>
   </w:style>
-  <w:style w:type="table" w:styleId="76">
+  <w:style w:type="table" w:styleId="769">
     <w:name w:val="List Table 2 - Accent 1"/>
-    <w:basedOn w:val="665"/>
+    <w:basedOn w:val="891"/>
     <w:uiPriority w:val="99"/>
     <w:pPr>
       <w:pBdr/>
@@ -18517,9 +18959,9 @@
       </w:tcPr>
     </w:tblStylePr>
   </w:style>
-  <w:style w:type="table" w:styleId="77">
+  <w:style w:type="table" w:styleId="770">
     <w:name w:val="List Table 2 - Accent 2"/>
-    <w:basedOn w:val="665"/>
+    <w:basedOn w:val="891"/>
     <w:uiPriority w:val="99"/>
     <w:pPr>
       <w:pBdr/>
@@ -18755,9 +19197,9 @@
       </w:tcPr>
     </w:tblStylePr>
   </w:style>
-  <w:style w:type="table" w:styleId="78">
+  <w:style w:type="table" w:styleId="771">
     <w:name w:val="List Table 2 - Accent 3"/>
-    <w:basedOn w:val="665"/>
+    <w:basedOn w:val="891"/>
     <w:uiPriority w:val="99"/>
     <w:pPr>
       <w:pBdr/>
@@ -18993,9 +19435,9 @@
       </w:tcPr>
     </w:tblStylePr>
   </w:style>
-  <w:style w:type="table" w:styleId="79">
+  <w:style w:type="table" w:styleId="772">
     <w:name w:val="List Table 2 - Accent 4"/>
-    <w:basedOn w:val="665"/>
+    <w:basedOn w:val="891"/>
     <w:uiPriority w:val="99"/>
     <w:pPr>
       <w:pBdr/>
@@ -19231,9 +19673,9 @@
       </w:tcPr>
     </w:tblStylePr>
   </w:style>
-  <w:style w:type="table" w:styleId="80">
+  <w:style w:type="table" w:styleId="773">
     <w:name w:val="List Table 2 - Accent 5"/>
-    <w:basedOn w:val="665"/>
+    <w:basedOn w:val="891"/>
     <w:uiPriority w:val="99"/>
     <w:pPr>
       <w:pBdr/>
@@ -19469,9 +19911,9 @@
       </w:tcPr>
     </w:tblStylePr>
   </w:style>
-  <w:style w:type="table" w:styleId="81">
+  <w:style w:type="table" w:styleId="774">
     <w:name w:val="List Table 2 - Accent 6"/>
-    <w:basedOn w:val="665"/>
+    <w:basedOn w:val="891"/>
     <w:uiPriority w:val="99"/>
     <w:pPr>
       <w:pBdr/>
@@ -19707,9 +20149,9 @@
       </w:tcPr>
     </w:tblStylePr>
   </w:style>
-  <w:style w:type="table" w:styleId="82">
+  <w:style w:type="table" w:styleId="775">
     <w:name w:val="List Table 3"/>
-    <w:basedOn w:val="665"/>
+    <w:basedOn w:val="891"/>
     <w:uiPriority w:val="99"/>
     <w:pPr>
       <w:pBdr/>
@@ -19935,9 +20377,9 @@
       </w:tcPr>
     </w:tblStylePr>
   </w:style>
-  <w:style w:type="table" w:styleId="83">
+  <w:style w:type="table" w:styleId="776">
     <w:name w:val="List Table 3 - Accent 1"/>
-    <w:basedOn w:val="665"/>
+    <w:basedOn w:val="891"/>
     <w:uiPriority w:val="99"/>
     <w:pPr>
       <w:pBdr/>
@@ -20163,9 +20605,9 @@
       </w:tcPr>
     </w:tblStylePr>
   </w:style>
-  <w:style w:type="table" w:styleId="84">
+  <w:style w:type="table" w:styleId="777">
     <w:name w:val="List Table 3 - Accent 2"/>
-    <w:basedOn w:val="665"/>
+    <w:basedOn w:val="891"/>
     <w:uiPriority w:val="99"/>
     <w:pPr>
       <w:pBdr/>
@@ -20391,9 +20833,9 @@
       </w:tcPr>
     </w:tblStylePr>
   </w:style>
-  <w:style w:type="table" w:styleId="85">
+  <w:style w:type="table" w:styleId="778">
     <w:name w:val="List Table 3 - Accent 3"/>
-    <w:basedOn w:val="665"/>
+    <w:basedOn w:val="891"/>
     <w:uiPriority w:val="99"/>
     <w:pPr>
       <w:pBdr/>
@@ -20619,9 +21061,9 @@
       </w:tcPr>
     </w:tblStylePr>
   </w:style>
-  <w:style w:type="table" w:styleId="86">
+  <w:style w:type="table" w:styleId="779">
     <w:name w:val="List Table 3 - Accent 4"/>
-    <w:basedOn w:val="665"/>
+    <w:basedOn w:val="891"/>
     <w:uiPriority w:val="99"/>
     <w:pPr>
       <w:pBdr/>
@@ -20847,9 +21289,9 @@
       </w:tcPr>
     </w:tblStylePr>
   </w:style>
-  <w:style w:type="table" w:styleId="87">
+  <w:style w:type="table" w:styleId="780">
     <w:name w:val="List Table 3 - Accent 5"/>
-    <w:basedOn w:val="665"/>
+    <w:basedOn w:val="891"/>
     <w:uiPriority w:val="99"/>
     <w:pPr>
       <w:pBdr/>
@@ -21075,9 +21517,9 @@
       </w:tcPr>
     </w:tblStylePr>
   </w:style>
-  <w:style w:type="table" w:styleId="88">
+  <w:style w:type="table" w:styleId="781">
     <w:name w:val="List Table 3 - Accent 6"/>
-    <w:basedOn w:val="665"/>
+    <w:basedOn w:val="891"/>
     <w:uiPriority w:val="99"/>
     <w:pPr>
       <w:pBdr/>
@@ -21303,9 +21745,9 @@
       </w:tcPr>
     </w:tblStylePr>
   </w:style>
-  <w:style w:type="table" w:styleId="89">
+  <w:style w:type="table" w:styleId="782">
     <w:name w:val="List Table 4"/>
-    <w:basedOn w:val="665"/>
+    <w:basedOn w:val="891"/>
     <w:uiPriority w:val="99"/>
     <w:pPr>
       <w:pBdr/>
@@ -21528,9 +21970,9 @@
       </w:tcPr>
     </w:tblStylePr>
   </w:style>
-  <w:style w:type="table" w:styleId="90">
+  <w:style w:type="table" w:styleId="783">
     <w:name w:val="List Table 4 - Accent 1"/>
-    <w:basedOn w:val="665"/>
+    <w:basedOn w:val="891"/>
     <w:uiPriority w:val="99"/>
     <w:pPr>
       <w:pBdr/>
@@ -21753,9 +22195,9 @@
       </w:tcPr>
     </w:tblStylePr>
   </w:style>
-  <w:style w:type="table" w:styleId="91">
+  <w:style w:type="table" w:styleId="784">
     <w:name w:val="List Table 4 - Accent 2"/>
-    <w:basedOn w:val="665"/>
+    <w:basedOn w:val="891"/>
     <w:uiPriority w:val="99"/>
     <w:pPr>
       <w:pBdr/>
@@ -21978,9 +22420,9 @@
       </w:tcPr>
     </w:tblStylePr>
   </w:style>
-  <w:style w:type="table" w:styleId="92">
+  <w:style w:type="table" w:styleId="785">
     <w:name w:val="List Table 4 - Accent 3"/>
-    <w:basedOn w:val="665"/>
+    <w:basedOn w:val="891"/>
     <w:uiPriority w:val="99"/>
     <w:pPr>
       <w:pBdr/>
@@ -22203,9 +22645,9 @@
       </w:tcPr>
     </w:tblStylePr>
   </w:style>
-  <w:style w:type="table" w:styleId="93">
+  <w:style w:type="table" w:styleId="786">
     <w:name w:val="List Table 4 - Accent 4"/>
-    <w:basedOn w:val="665"/>
+    <w:basedOn w:val="891"/>
     <w:uiPriority w:val="99"/>
     <w:pPr>
       <w:pBdr/>
@@ -22428,9 +22870,9 @@
       </w:tcPr>
     </w:tblStylePr>
   </w:style>
-  <w:style w:type="table" w:styleId="94">
+  <w:style w:type="table" w:styleId="787">
     <w:name w:val="List Table 4 - Accent 5"/>
-    <w:basedOn w:val="665"/>
+    <w:basedOn w:val="891"/>
     <w:uiPriority w:val="99"/>
     <w:pPr>
       <w:pBdr/>
@@ -22653,9 +23095,9 @@
       </w:tcPr>
     </w:tblStylePr>
   </w:style>
-  <w:style w:type="table" w:styleId="95">
+  <w:style w:type="table" w:styleId="788">
     <w:name w:val="List Table 4 - Accent 6"/>
-    <w:basedOn w:val="665"/>
+    <w:basedOn w:val="891"/>
     <w:uiPriority w:val="99"/>
     <w:pPr>
       <w:pBdr/>
@@ -22878,9 +23320,9 @@
       </w:tcPr>
     </w:tblStylePr>
   </w:style>
-  <w:style w:type="table" w:styleId="96">
+  <w:style w:type="table" w:styleId="789">
     <w:name w:val="List Table 5 Dark"/>
-    <w:basedOn w:val="665"/>
+    <w:basedOn w:val="891"/>
     <w:uiPriority w:val="99"/>
     <w:pPr>
       <w:pBdr/>
@@ -23120,9 +23562,9 @@
       </w:tcPr>
     </w:tblStylePr>
   </w:style>
-  <w:style w:type="table" w:styleId="97">
+  <w:style w:type="table" w:styleId="790">
     <w:name w:val="List Table 5 Dark - Accent 1"/>
-    <w:basedOn w:val="665"/>
+    <w:basedOn w:val="891"/>
     <w:uiPriority w:val="99"/>
     <w:pPr>
       <w:pBdr/>
@@ -23362,9 +23804,9 @@
       </w:tcPr>
     </w:tblStylePr>
   </w:style>
-  <w:style w:type="table" w:styleId="98">
+  <w:style w:type="table" w:styleId="791">
     <w:name w:val="List Table 5 Dark - Accent 2"/>
-    <w:basedOn w:val="665"/>
+    <w:basedOn w:val="891"/>
     <w:uiPriority w:val="99"/>
     <w:pPr>
       <w:pBdr/>
@@ -23604,9 +24046,9 @@
       </w:tcPr>
     </w:tblStylePr>
   </w:style>
-  <w:style w:type="table" w:styleId="99">
+  <w:style w:type="table" w:styleId="792">
     <w:name w:val="List Table 5 Dark - Accent 3"/>
-    <w:basedOn w:val="665"/>
+    <w:basedOn w:val="891"/>
     <w:uiPriority w:val="99"/>
     <w:pPr>
       <w:pBdr/>
@@ -23846,9 +24288,9 @@
       </w:tcPr>
     </w:tblStylePr>
   </w:style>
-  <w:style w:type="table" w:styleId="100">
+  <w:style w:type="table" w:styleId="793">
     <w:name w:val="List Table 5 Dark - Accent 4"/>
-    <w:basedOn w:val="665"/>
+    <w:basedOn w:val="891"/>
     <w:uiPriority w:val="99"/>
     <w:pPr>
       <w:pBdr/>
@@ -24088,9 +24530,9 @@
       </w:tcPr>
     </w:tblStylePr>
   </w:style>
-  <w:style w:type="table" w:styleId="101">
+  <w:style w:type="table" w:styleId="794">
     <w:name w:val="List Table 5 Dark - Accent 5"/>
-    <w:basedOn w:val="665"/>
+    <w:basedOn w:val="891"/>
     <w:uiPriority w:val="99"/>
     <w:pPr>
       <w:pBdr/>
@@ -24330,9 +24772,9 @@
       </w:tcPr>
     </w:tblStylePr>
   </w:style>
-  <w:style w:type="table" w:styleId="102">
+  <w:style w:type="table" w:styleId="795">
     <w:name w:val="List Table 5 Dark - Accent 6"/>
-    <w:basedOn w:val="665"/>
+    <w:basedOn w:val="891"/>
     <w:uiPriority w:val="99"/>
     <w:pPr>
       <w:pBdr/>
@@ -24572,9 +25014,9 @@
       </w:tcPr>
     </w:tblStylePr>
   </w:style>
-  <w:style w:type="table" w:styleId="103">
+  <w:style w:type="table" w:styleId="796">
     <w:name w:val="List Table 6 Colorful"/>
-    <w:basedOn w:val="665"/>
+    <w:basedOn w:val="891"/>
     <w:uiPriority w:val="99"/>
     <w:pPr>
       <w:pBdr/>
@@ -24795,9 +25237,9 @@
       </w:tcPr>
     </w:tblStylePr>
   </w:style>
-  <w:style w:type="table" w:styleId="104">
+  <w:style w:type="table" w:styleId="797">
     <w:name w:val="List Table 6 Colorful - Accent 1"/>
-    <w:basedOn w:val="665"/>
+    <w:basedOn w:val="891"/>
     <w:uiPriority w:val="99"/>
     <w:pPr>
       <w:pBdr/>
@@ -25018,9 +25460,9 @@
       </w:tcPr>
     </w:tblStylePr>
   </w:style>
-  <w:style w:type="table" w:styleId="105">
+  <w:style w:type="table" w:styleId="798">
     <w:name w:val="List Table 6 Colorful - Accent 2"/>
-    <w:basedOn w:val="665"/>
+    <w:basedOn w:val="891"/>
     <w:uiPriority w:val="99"/>
     <w:pPr>
       <w:pBdr/>
@@ -25241,9 +25683,9 @@
       </w:tcPr>
     </w:tblStylePr>
   </w:style>
-  <w:style w:type="table" w:styleId="106">
+  <w:style w:type="table" w:styleId="799">
     <w:name w:val="List Table 6 Colorful - Accent 3"/>
-    <w:basedOn w:val="665"/>
+    <w:basedOn w:val="891"/>
     <w:uiPriority w:val="99"/>
     <w:pPr>
       <w:pBdr/>
@@ -25464,9 +25906,9 @@
       </w:tcPr>
     </w:tblStylePr>
   </w:style>
-  <w:style w:type="table" w:styleId="107">
+  <w:style w:type="table" w:styleId="800">
     <w:name w:val="List Table 6 Colorful - Accent 4"/>
-    <w:basedOn w:val="665"/>
+    <w:basedOn w:val="891"/>
     <w:uiPriority w:val="99"/>
     <w:pPr>
       <w:pBdr/>
@@ -25687,9 +26129,9 @@
       </w:tcPr>
     </w:tblStylePr>
   </w:style>
-  <w:style w:type="table" w:styleId="108">
+  <w:style w:type="table" w:styleId="801">
     <w:name w:val="List Table 6 Colorful - Accent 5"/>
-    <w:basedOn w:val="665"/>
+    <w:basedOn w:val="891"/>
     <w:uiPriority w:val="99"/>
     <w:pPr>
       <w:pBdr/>
@@ -25910,9 +26352,9 @@
       </w:tcPr>
     </w:tblStylePr>
   </w:style>
-  <w:style w:type="table" w:styleId="109">
+  <w:style w:type="table" w:styleId="802">
     <w:name w:val="List Table 6 Colorful - Accent 6"/>
-    <w:basedOn w:val="665"/>
+    <w:basedOn w:val="891"/>
     <w:uiPriority w:val="99"/>
     <w:pPr>
       <w:pBdr/>
@@ -26133,9 +26575,9 @@
       </w:tcPr>
     </w:tblStylePr>
   </w:style>
-  <w:style w:type="table" w:styleId="110">
+  <w:style w:type="table" w:styleId="803">
     <w:name w:val="List Table 7 Colorful"/>
-    <w:basedOn w:val="665"/>
+    <w:basedOn w:val="891"/>
     <w:uiPriority w:val="99"/>
     <w:pPr>
       <w:pBdr/>
@@ -26234,11 +26676,11 @@
         <w:tblBorders/>
       </w:tblPr>
       <w:tcPr>
-        <w:shd w:color="ffffff"/>
+        <w:shd w:val="clear" w:color="ffffff"/>
         <w:tcBorders>
-          <w:top w:val="none"/>
-          <w:left w:val="none"/>
-          <w:bottom w:val="none"/>
+          <w:top w:val="none" w:color="000000" w:sz="4" w:space="0"/>
+          <w:left w:val="none" w:color="000000" w:sz="4" w:space="0"/>
+          <w:bottom w:val="none" w:color="000000" w:sz="4" w:space="0"/>
           <w:right w:val="single" w:color="000000" w:themeColor="text1" w:themeTint="80" w:sz="4" w:space="0"/>
         </w:tcBorders>
       </w:tcPr>
@@ -26261,10 +26703,10 @@
       <w:tcPr>
         <w:shd w:val="clear" w:color="ffffff" w:themeColor="light1" w:fill="ffffff" w:themeFill="light1"/>
         <w:tcBorders>
-          <w:top w:val="none"/>
-          <w:left w:val="none"/>
+          <w:top w:val="none" w:color="000000" w:sz="4" w:space="0"/>
+          <w:left w:val="none" w:color="000000" w:sz="4" w:space="0"/>
           <w:bottom w:val="single" w:color="000000" w:themeColor="text1" w:themeTint="80" w:sz="4" w:space="0"/>
-          <w:right w:val="none"/>
+          <w:right w:val="none" w:color="000000" w:sz="4" w:space="0"/>
         </w:tcBorders>
       </w:tcPr>
     </w:tblStylePr>
@@ -26284,12 +26726,12 @@
         <w:tblBorders/>
       </w:tblPr>
       <w:tcPr>
-        <w:shd w:color="ffffff"/>
+        <w:shd w:val="clear" w:color="ffffff"/>
         <w:tcBorders>
-          <w:top w:val="none"/>
+          <w:top w:val="none" w:color="000000" w:sz="4" w:space="0"/>
           <w:left w:val="single" w:color="000000" w:themeColor="text1" w:themeTint="80" w:sz="4" w:space="0"/>
-          <w:bottom w:val="none"/>
-          <w:right w:val="none"/>
+          <w:bottom w:val="none" w:color="000000" w:sz="4" w:space="0"/>
+          <w:right w:val="none" w:color="000000" w:sz="4" w:space="0"/>
         </w:tcBorders>
       </w:tcPr>
     </w:tblStylePr>
@@ -26312,9 +26754,9 @@
         <w:shd w:val="clear" w:color="ffffff" w:themeColor="light1" w:fill="ffffff" w:themeFill="light1"/>
         <w:tcBorders>
           <w:top w:val="single" w:color="000000" w:themeColor="text1" w:themeTint="80" w:sz="4" w:space="0"/>
-          <w:left w:val="none"/>
-          <w:bottom w:val="none"/>
-          <w:right w:val="none"/>
+          <w:left w:val="none" w:color="000000" w:sz="4" w:space="0"/>
+          <w:bottom w:val="none" w:color="000000" w:sz="4" w:space="0"/>
+          <w:right w:val="none" w:color="000000" w:sz="4" w:space="0"/>
         </w:tcBorders>
       </w:tcPr>
     </w:tblStylePr>
@@ -26389,9 +26831,9 @@
       </w:tcPr>
     </w:tblStylePr>
   </w:style>
-  <w:style w:type="table" w:styleId="111">
+  <w:style w:type="table" w:styleId="804">
     <w:name w:val="List Table 7 Colorful - Accent 1"/>
-    <w:basedOn w:val="665"/>
+    <w:basedOn w:val="891"/>
     <w:uiPriority w:val="99"/>
     <w:pPr>
       <w:pBdr/>
@@ -26490,11 +26932,11 @@
         <w:tblBorders/>
       </w:tblPr>
       <w:tcPr>
-        <w:shd w:color="ffffff"/>
+        <w:shd w:val="clear" w:color="ffffff"/>
         <w:tcBorders>
-          <w:top w:val="none"/>
-          <w:left w:val="none"/>
-          <w:bottom w:val="none"/>
+          <w:top w:val="none" w:color="000000" w:sz="4" w:space="0"/>
+          <w:left w:val="none" w:color="000000" w:sz="4" w:space="0"/>
+          <w:bottom w:val="none" w:color="000000" w:sz="4" w:space="0"/>
           <w:right w:val="single" w:color="000000" w:themeColor="accent1" w:sz="4" w:space="0"/>
         </w:tcBorders>
       </w:tcPr>
@@ -26517,10 +26959,10 @@
       <w:tcPr>
         <w:shd w:val="clear" w:color="ffffff" w:themeColor="light1" w:fill="ffffff" w:themeFill="light1"/>
         <w:tcBorders>
-          <w:top w:val="none"/>
-          <w:left w:val="none"/>
+          <w:top w:val="none" w:color="000000" w:sz="4" w:space="0"/>
+          <w:left w:val="none" w:color="000000" w:sz="4" w:space="0"/>
           <w:bottom w:val="single" w:color="000000" w:themeColor="accent1" w:sz="4" w:space="0"/>
-          <w:right w:val="none"/>
+          <w:right w:val="none" w:color="000000" w:sz="4" w:space="0"/>
         </w:tcBorders>
       </w:tcPr>
     </w:tblStylePr>
@@ -26540,12 +26982,12 @@
         <w:tblBorders/>
       </w:tblPr>
       <w:tcPr>
-        <w:shd w:color="ffffff"/>
+        <w:shd w:val="clear" w:color="ffffff"/>
         <w:tcBorders>
-          <w:top w:val="none"/>
+          <w:top w:val="none" w:color="000000" w:sz="4" w:space="0"/>
           <w:left w:val="single" w:color="000000" w:themeColor="accent1" w:sz="4" w:space="0"/>
-          <w:bottom w:val="none"/>
-          <w:right w:val="none"/>
+          <w:bottom w:val="none" w:color="000000" w:sz="4" w:space="0"/>
+          <w:right w:val="none" w:color="000000" w:sz="4" w:space="0"/>
         </w:tcBorders>
       </w:tcPr>
     </w:tblStylePr>
@@ -26568,9 +27010,9 @@
         <w:shd w:val="clear" w:color="ffffff" w:themeColor="light1" w:fill="ffffff" w:themeFill="light1"/>
         <w:tcBorders>
           <w:top w:val="single" w:color="000000" w:themeColor="accent1" w:sz="4" w:space="0"/>
-          <w:left w:val="none"/>
-          <w:bottom w:val="none"/>
-          <w:right w:val="none"/>
+          <w:left w:val="none" w:color="000000" w:sz="4" w:space="0"/>
+          <w:bottom w:val="none" w:color="000000" w:sz="4" w:space="0"/>
+          <w:right w:val="none" w:color="000000" w:sz="4" w:space="0"/>
         </w:tcBorders>
       </w:tcPr>
     </w:tblStylePr>
@@ -26645,9 +27087,9 @@
       </w:tcPr>
     </w:tblStylePr>
   </w:style>
-  <w:style w:type="table" w:styleId="112">
+  <w:style w:type="table" w:styleId="805">
     <w:name w:val="List Table 7 Colorful - Accent 2"/>
-    <w:basedOn w:val="665"/>
+    <w:basedOn w:val="891"/>
     <w:uiPriority w:val="99"/>
     <w:pPr>
       <w:pBdr/>
@@ -26746,11 +27188,11 @@
         <w:tblBorders/>
       </w:tblPr>
       <w:tcPr>
-        <w:shd w:color="ffffff"/>
+        <w:shd w:val="clear" w:color="ffffff"/>
         <w:tcBorders>
-          <w:top w:val="none"/>
-          <w:left w:val="none"/>
-          <w:bottom w:val="none"/>
+          <w:top w:val="none" w:color="000000" w:sz="4" w:space="0"/>
+          <w:left w:val="none" w:color="000000" w:sz="4" w:space="0"/>
+          <w:bottom w:val="none" w:color="000000" w:sz="4" w:space="0"/>
           <w:right w:val="single" w:color="000000" w:themeColor="accent2" w:themeTint="97" w:sz="4" w:space="0"/>
         </w:tcBorders>
       </w:tcPr>
@@ -26773,10 +27215,10 @@
       <w:tcPr>
         <w:shd w:val="clear" w:color="ffffff" w:themeColor="light1" w:fill="ffffff" w:themeFill="light1"/>
         <w:tcBorders>
-          <w:top w:val="none"/>
-          <w:left w:val="none"/>
+          <w:top w:val="none" w:color="000000" w:sz="4" w:space="0"/>
+          <w:left w:val="none" w:color="000000" w:sz="4" w:space="0"/>
           <w:bottom w:val="single" w:color="000000" w:themeColor="accent2" w:themeTint="97" w:sz="4" w:space="0"/>
-          <w:right w:val="none"/>
+          <w:right w:val="none" w:color="000000" w:sz="4" w:space="0"/>
         </w:tcBorders>
       </w:tcPr>
     </w:tblStylePr>
@@ -26796,12 +27238,12 @@
         <w:tblBorders/>
       </w:tblPr>
       <w:tcPr>
-        <w:shd w:color="ffffff"/>
+        <w:shd w:val="clear" w:color="ffffff"/>
         <w:tcBorders>
-          <w:top w:val="none"/>
+          <w:top w:val="none" w:color="000000" w:sz="4" w:space="0"/>
           <w:left w:val="single" w:color="000000" w:themeColor="accent2" w:themeTint="97" w:sz="4" w:space="0"/>
-          <w:bottom w:val="none"/>
-          <w:right w:val="none"/>
+          <w:bottom w:val="none" w:color="000000" w:sz="4" w:space="0"/>
+          <w:right w:val="none" w:color="000000" w:sz="4" w:space="0"/>
         </w:tcBorders>
       </w:tcPr>
     </w:tblStylePr>
@@ -26824,9 +27266,9 @@
         <w:shd w:val="clear" w:color="ffffff" w:themeColor="light1" w:fill="ffffff" w:themeFill="light1"/>
         <w:tcBorders>
           <w:top w:val="single" w:color="000000" w:themeColor="accent2" w:themeTint="97" w:sz="4" w:space="0"/>
-          <w:left w:val="none"/>
-          <w:bottom w:val="none"/>
-          <w:right w:val="none"/>
+          <w:left w:val="none" w:color="000000" w:sz="4" w:space="0"/>
+          <w:bottom w:val="none" w:color="000000" w:sz="4" w:space="0"/>
+          <w:right w:val="none" w:color="000000" w:sz="4" w:space="0"/>
         </w:tcBorders>
       </w:tcPr>
     </w:tblStylePr>
@@ -26901,9 +27343,9 @@
       </w:tcPr>
     </w:tblStylePr>
   </w:style>
-  <w:style w:type="table" w:styleId="113">
+  <w:style w:type="table" w:styleId="806">
     <w:name w:val="List Table 7 Colorful - Accent 3"/>
-    <w:basedOn w:val="665"/>
+    <w:basedOn w:val="891"/>
     <w:uiPriority w:val="99"/>
     <w:pPr>
       <w:pBdr/>
@@ -27002,11 +27444,11 @@
         <w:tblBorders/>
       </w:tblPr>
       <w:tcPr>
-        <w:shd w:color="ffffff"/>
+        <w:shd w:val="clear" w:color="ffffff"/>
         <w:tcBorders>
-          <w:top w:val="none"/>
-          <w:left w:val="none"/>
-          <w:bottom w:val="none"/>
+          <w:top w:val="none" w:color="000000" w:sz="4" w:space="0"/>
+          <w:left w:val="none" w:color="000000" w:sz="4" w:space="0"/>
+          <w:bottom w:val="none" w:color="000000" w:sz="4" w:space="0"/>
           <w:right w:val="single" w:color="000000" w:themeColor="accent3" w:themeTint="98" w:sz="4" w:space="0"/>
         </w:tcBorders>
       </w:tcPr>
@@ -27029,10 +27471,10 @@
       <w:tcPr>
         <w:shd w:val="clear" w:color="ffffff" w:themeColor="light1" w:fill="ffffff" w:themeFill="light1"/>
         <w:tcBorders>
-          <w:top w:val="none"/>
-          <w:left w:val="none"/>
+          <w:top w:val="none" w:color="000000" w:sz="4" w:space="0"/>
+          <w:left w:val="none" w:color="000000" w:sz="4" w:space="0"/>
           <w:bottom w:val="single" w:color="000000" w:themeColor="accent3" w:themeTint="98" w:sz="4" w:space="0"/>
-          <w:right w:val="none"/>
+          <w:right w:val="none" w:color="000000" w:sz="4" w:space="0"/>
         </w:tcBorders>
       </w:tcPr>
     </w:tblStylePr>
@@ -27052,12 +27494,12 @@
         <w:tblBorders/>
       </w:tblPr>
       <w:tcPr>
-        <w:shd w:color="ffffff"/>
+        <w:shd w:val="clear" w:color="ffffff"/>
         <w:tcBorders>
-          <w:top w:val="none"/>
+          <w:top w:val="none" w:color="000000" w:sz="4" w:space="0"/>
           <w:left w:val="single" w:color="000000" w:themeColor="accent3" w:themeTint="98" w:sz="4" w:space="0"/>
-          <w:bottom w:val="none"/>
-          <w:right w:val="none"/>
+          <w:bottom w:val="none" w:color="000000" w:sz="4" w:space="0"/>
+          <w:right w:val="none" w:color="000000" w:sz="4" w:space="0"/>
         </w:tcBorders>
       </w:tcPr>
     </w:tblStylePr>
@@ -27080,9 +27522,9 @@
         <w:shd w:val="clear" w:color="ffffff" w:themeColor="light1" w:fill="ffffff" w:themeFill="light1"/>
         <w:tcBorders>
           <w:top w:val="single" w:color="000000" w:themeColor="accent3" w:themeTint="98" w:sz="4" w:space="0"/>
-          <w:left w:val="none"/>
-          <w:bottom w:val="none"/>
-          <w:right w:val="none"/>
+          <w:left w:val="none" w:color="000000" w:sz="4" w:space="0"/>
+          <w:bottom w:val="none" w:color="000000" w:sz="4" w:space="0"/>
+          <w:right w:val="none" w:color="000000" w:sz="4" w:space="0"/>
         </w:tcBorders>
       </w:tcPr>
     </w:tblStylePr>
@@ -27157,9 +27599,9 @@
       </w:tcPr>
     </w:tblStylePr>
   </w:style>
-  <w:style w:type="table" w:styleId="114">
+  <w:style w:type="table" w:styleId="807">
     <w:name w:val="List Table 7 Colorful - Accent 4"/>
-    <w:basedOn w:val="665"/>
+    <w:basedOn w:val="891"/>
     <w:uiPriority w:val="99"/>
     <w:pPr>
       <w:pBdr/>
@@ -27258,11 +27700,11 @@
         <w:tblBorders/>
       </w:tblPr>
       <w:tcPr>
-        <w:shd w:color="ffffff"/>
+        <w:shd w:val="clear" w:color="ffffff"/>
         <w:tcBorders>
-          <w:top w:val="none"/>
-          <w:left w:val="none"/>
-          <w:bottom w:val="none"/>
+          <w:top w:val="none" w:color="000000" w:sz="4" w:space="0"/>
+          <w:left w:val="none" w:color="000000" w:sz="4" w:space="0"/>
+          <w:bottom w:val="none" w:color="000000" w:sz="4" w:space="0"/>
           <w:right w:val="single" w:color="000000" w:themeColor="accent4" w:themeTint="9A" w:sz="4" w:space="0"/>
         </w:tcBorders>
       </w:tcPr>
@@ -27285,10 +27727,10 @@
       <w:tcPr>
         <w:shd w:val="clear" w:color="ffffff" w:themeColor="light1" w:fill="ffffff" w:themeFill="light1"/>
         <w:tcBorders>
-          <w:top w:val="none"/>
-          <w:left w:val="none"/>
+          <w:top w:val="none" w:color="000000" w:sz="4" w:space="0"/>
+          <w:left w:val="none" w:color="000000" w:sz="4" w:space="0"/>
           <w:bottom w:val="single" w:color="000000" w:themeColor="accent4" w:themeTint="9A" w:sz="4" w:space="0"/>
-          <w:right w:val="none"/>
+          <w:right w:val="none" w:color="000000" w:sz="4" w:space="0"/>
         </w:tcBorders>
       </w:tcPr>
     </w:tblStylePr>
@@ -27308,12 +27750,12 @@
         <w:tblBorders/>
       </w:tblPr>
       <w:tcPr>
-        <w:shd w:color="ffffff"/>
+        <w:shd w:val="clear" w:color="ffffff"/>
         <w:tcBorders>
-          <w:top w:val="none"/>
+          <w:top w:val="none" w:color="000000" w:sz="4" w:space="0"/>
           <w:left w:val="single" w:color="000000" w:themeColor="accent4" w:themeTint="9A" w:sz="4" w:space="0"/>
-          <w:bottom w:val="none"/>
-          <w:right w:val="none"/>
+          <w:bottom w:val="none" w:color="000000" w:sz="4" w:space="0"/>
+          <w:right w:val="none" w:color="000000" w:sz="4" w:space="0"/>
         </w:tcBorders>
       </w:tcPr>
     </w:tblStylePr>
@@ -27336,9 +27778,9 @@
         <w:shd w:val="clear" w:color="ffffff" w:themeColor="light1" w:fill="ffffff" w:themeFill="light1"/>
         <w:tcBorders>
           <w:top w:val="single" w:color="000000" w:themeColor="accent4" w:themeTint="9A" w:sz="4" w:space="0"/>
-          <w:left w:val="none"/>
-          <w:bottom w:val="none"/>
-          <w:right w:val="none"/>
+          <w:left w:val="none" w:color="000000" w:sz="4" w:space="0"/>
+          <w:bottom w:val="none" w:color="000000" w:sz="4" w:space="0"/>
+          <w:right w:val="none" w:color="000000" w:sz="4" w:space="0"/>
         </w:tcBorders>
       </w:tcPr>
     </w:tblStylePr>
@@ -27413,9 +27855,9 @@
       </w:tcPr>
     </w:tblStylePr>
   </w:style>
-  <w:style w:type="table" w:styleId="115">
+  <w:style w:type="table" w:styleId="808">
     <w:name w:val="List Table 7 Colorful - Accent 5"/>
-    <w:basedOn w:val="665"/>
+    <w:basedOn w:val="891"/>
     <w:uiPriority w:val="99"/>
     <w:pPr>
       <w:pBdr/>
@@ -27514,11 +27956,11 @@
         <w:tblBorders/>
       </w:tblPr>
       <w:tcPr>
-        <w:shd w:color="ffffff"/>
+        <w:shd w:val="clear" w:color="ffffff"/>
         <w:tcBorders>
-          <w:top w:val="none"/>
-          <w:left w:val="none"/>
-          <w:bottom w:val="none"/>
+          <w:top w:val="none" w:color="000000" w:sz="4" w:space="0"/>
+          <w:left w:val="none" w:color="000000" w:sz="4" w:space="0"/>
+          <w:bottom w:val="none" w:color="000000" w:sz="4" w:space="0"/>
           <w:right w:val="single" w:color="000000" w:themeColor="accent5" w:themeTint="9A" w:sz="4" w:space="0"/>
         </w:tcBorders>
       </w:tcPr>
@@ -27541,10 +27983,10 @@
       <w:tcPr>
         <w:shd w:val="clear" w:color="ffffff" w:themeColor="light1" w:fill="ffffff" w:themeFill="light1"/>
         <w:tcBorders>
-          <w:top w:val="none"/>
-          <w:left w:val="none"/>
+          <w:top w:val="none" w:color="000000" w:sz="4" w:space="0"/>
+          <w:left w:val="none" w:color="000000" w:sz="4" w:space="0"/>
           <w:bottom w:val="single" w:color="000000" w:themeColor="accent5" w:themeTint="9A" w:sz="4" w:space="0"/>
-          <w:right w:val="none"/>
+          <w:right w:val="none" w:color="000000" w:sz="4" w:space="0"/>
         </w:tcBorders>
       </w:tcPr>
     </w:tblStylePr>
@@ -27564,12 +28006,12 @@
         <w:tblBorders/>
       </w:tblPr>
       <w:tcPr>
-        <w:shd w:color="ffffff"/>
+        <w:shd w:val="clear" w:color="ffffff"/>
         <w:tcBorders>
-          <w:top w:val="none"/>
+          <w:top w:val="none" w:color="000000" w:sz="4" w:space="0"/>
           <w:left w:val="single" w:color="000000" w:themeColor="accent5" w:themeTint="9A" w:sz="4" w:space="0"/>
-          <w:bottom w:val="none"/>
-          <w:right w:val="none"/>
+          <w:bottom w:val="none" w:color="000000" w:sz="4" w:space="0"/>
+          <w:right w:val="none" w:color="000000" w:sz="4" w:space="0"/>
         </w:tcBorders>
       </w:tcPr>
     </w:tblStylePr>
@@ -27592,9 +28034,9 @@
         <w:shd w:val="clear" w:color="ffffff" w:themeColor="light1" w:fill="ffffff" w:themeFill="light1"/>
         <w:tcBorders>
           <w:top w:val="single" w:color="000000" w:themeColor="accent5" w:themeTint="9A" w:sz="4" w:space="0"/>
-          <w:left w:val="none"/>
-          <w:bottom w:val="none"/>
-          <w:right w:val="none"/>
+          <w:left w:val="none" w:color="000000" w:sz="4" w:space="0"/>
+          <w:bottom w:val="none" w:color="000000" w:sz="4" w:space="0"/>
+          <w:right w:val="none" w:color="000000" w:sz="4" w:space="0"/>
         </w:tcBorders>
       </w:tcPr>
     </w:tblStylePr>
@@ -27669,9 +28111,9 @@
       </w:tcPr>
     </w:tblStylePr>
   </w:style>
-  <w:style w:type="table" w:styleId="116">
+  <w:style w:type="table" w:styleId="809">
     <w:name w:val="List Table 7 Colorful - Accent 6"/>
-    <w:basedOn w:val="665"/>
+    <w:basedOn w:val="891"/>
     <w:uiPriority w:val="99"/>
     <w:pPr>
       <w:pBdr/>
@@ -27770,11 +28212,11 @@
         <w:tblBorders/>
       </w:tblPr>
       <w:tcPr>
-        <w:shd w:color="ffffff"/>
+        <w:shd w:val="clear" w:color="ffffff"/>
         <w:tcBorders>
-          <w:top w:val="none"/>
-          <w:left w:val="none"/>
-          <w:bottom w:val="none"/>
+          <w:top w:val="none" w:color="000000" w:sz="4" w:space="0"/>
+          <w:left w:val="none" w:color="000000" w:sz="4" w:space="0"/>
+          <w:bottom w:val="none" w:color="000000" w:sz="4" w:space="0"/>
           <w:right w:val="single" w:color="000000" w:themeColor="accent6" w:themeTint="98" w:sz="4" w:space="0"/>
         </w:tcBorders>
       </w:tcPr>
@@ -27797,10 +28239,10 @@
       <w:tcPr>
         <w:shd w:val="clear" w:color="ffffff" w:themeColor="light1" w:fill="ffffff" w:themeFill="light1"/>
         <w:tcBorders>
-          <w:top w:val="none"/>
-          <w:left w:val="none"/>
+          <w:top w:val="none" w:color="000000" w:sz="4" w:space="0"/>
+          <w:left w:val="none" w:color="000000" w:sz="4" w:space="0"/>
           <w:bottom w:val="single" w:color="000000" w:themeColor="accent6" w:themeTint="98" w:sz="4" w:space="0"/>
-          <w:right w:val="none"/>
+          <w:right w:val="none" w:color="000000" w:sz="4" w:space="0"/>
         </w:tcBorders>
       </w:tcPr>
     </w:tblStylePr>
@@ -27820,12 +28262,12 @@
         <w:tblBorders/>
       </w:tblPr>
       <w:tcPr>
-        <w:shd w:color="ffffff"/>
+        <w:shd w:val="clear" w:color="ffffff"/>
         <w:tcBorders>
-          <w:top w:val="none"/>
+          <w:top w:val="none" w:color="000000" w:sz="4" w:space="0"/>
           <w:left w:val="single" w:color="000000" w:themeColor="accent6" w:themeTint="98" w:sz="4" w:space="0"/>
-          <w:bottom w:val="none"/>
-          <w:right w:val="none"/>
+          <w:bottom w:val="none" w:color="000000" w:sz="4" w:space="0"/>
+          <w:right w:val="none" w:color="000000" w:sz="4" w:space="0"/>
         </w:tcBorders>
       </w:tcPr>
     </w:tblStylePr>
@@ -27848,9 +28290,9 @@
         <w:shd w:val="clear" w:color="ffffff" w:themeColor="light1" w:fill="ffffff" w:themeFill="light1"/>
         <w:tcBorders>
           <w:top w:val="single" w:color="000000" w:themeColor="accent6" w:themeTint="98" w:sz="4" w:space="0"/>
-          <w:left w:val="none"/>
-          <w:bottom w:val="none"/>
-          <w:right w:val="none"/>
+          <w:left w:val="none" w:color="000000" w:sz="4" w:space="0"/>
+          <w:bottom w:val="none" w:color="000000" w:sz="4" w:space="0"/>
+          <w:right w:val="none" w:color="000000" w:sz="4" w:space="0"/>
         </w:tcBorders>
       </w:tcPr>
     </w:tblStylePr>
@@ -27925,9 +28367,9 @@
       </w:tcPr>
     </w:tblStylePr>
   </w:style>
-  <w:style w:type="table" w:styleId="117">
+  <w:style w:type="table" w:styleId="810">
     <w:name w:val="Lined - Accent"/>
-    <w:basedOn w:val="665"/>
+    <w:basedOn w:val="891"/>
     <w:uiPriority w:val="99"/>
     <w:pPr>
       <w:pBdr/>
@@ -28162,9 +28604,9 @@
       </w:tcPr>
     </w:tblStylePr>
   </w:style>
-  <w:style w:type="table" w:styleId="118">
+  <w:style w:type="table" w:styleId="811">
     <w:name w:val="Lined - Accent 1"/>
-    <w:basedOn w:val="665"/>
+    <w:basedOn w:val="891"/>
     <w:uiPriority w:val="99"/>
     <w:pPr>
       <w:pBdr/>
@@ -28399,9 +28841,9 @@
       </w:tcPr>
     </w:tblStylePr>
   </w:style>
-  <w:style w:type="table" w:styleId="119">
+  <w:style w:type="table" w:styleId="812">
     <w:name w:val="Lined - Accent 2"/>
-    <w:basedOn w:val="665"/>
+    <w:basedOn w:val="891"/>
     <w:uiPriority w:val="99"/>
     <w:pPr>
       <w:pBdr/>
@@ -28636,9 +29078,9 @@
       </w:tcPr>
     </w:tblStylePr>
   </w:style>
-  <w:style w:type="table" w:styleId="120">
+  <w:style w:type="table" w:styleId="813">
     <w:name w:val="Lined - Accent 3"/>
-    <w:basedOn w:val="665"/>
+    <w:basedOn w:val="891"/>
     <w:uiPriority w:val="99"/>
     <w:pPr>
       <w:pBdr/>
@@ -28873,9 +29315,9 @@
       </w:tcPr>
     </w:tblStylePr>
   </w:style>
-  <w:style w:type="table" w:styleId="121">
+  <w:style w:type="table" w:styleId="814">
     <w:name w:val="Lined - Accent 4"/>
-    <w:basedOn w:val="665"/>
+    <w:basedOn w:val="891"/>
     <w:uiPriority w:val="99"/>
     <w:pPr>
       <w:pBdr/>
@@ -29110,9 +29552,9 @@
       </w:tcPr>
     </w:tblStylePr>
   </w:style>
-  <w:style w:type="table" w:styleId="122">
+  <w:style w:type="table" w:styleId="815">
     <w:name w:val="Lined - Accent 5"/>
-    <w:basedOn w:val="665"/>
+    <w:basedOn w:val="891"/>
     <w:uiPriority w:val="99"/>
     <w:pPr>
       <w:pBdr/>
@@ -29347,9 +29789,9 @@
       </w:tcPr>
     </w:tblStylePr>
   </w:style>
-  <w:style w:type="table" w:styleId="123">
+  <w:style w:type="table" w:styleId="816">
     <w:name w:val="Lined - Accent 6"/>
-    <w:basedOn w:val="665"/>
+    <w:basedOn w:val="891"/>
     <w:uiPriority w:val="99"/>
     <w:pPr>
       <w:pBdr/>
@@ -29584,9 +30026,9 @@
       </w:tcPr>
     </w:tblStylePr>
   </w:style>
-  <w:style w:type="table" w:styleId="124">
+  <w:style w:type="table" w:styleId="817">
     <w:name w:val="Bordered &amp; Lined - Accent"/>
-    <w:basedOn w:val="665"/>
+    <w:basedOn w:val="891"/>
     <w:uiPriority w:val="99"/>
     <w:pPr>
       <w:pBdr/>
@@ -29828,9 +30270,9 @@
       </w:tcPr>
     </w:tblStylePr>
   </w:style>
-  <w:style w:type="table" w:styleId="125">
+  <w:style w:type="table" w:styleId="818">
     <w:name w:val="Bordered &amp; Lined - Accent 1"/>
-    <w:basedOn w:val="665"/>
+    <w:basedOn w:val="891"/>
     <w:uiPriority w:val="99"/>
     <w:pPr>
       <w:pBdr/>
@@ -30072,9 +30514,9 @@
       </w:tcPr>
     </w:tblStylePr>
   </w:style>
-  <w:style w:type="table" w:styleId="126">
+  <w:style w:type="table" w:styleId="819">
     <w:name w:val="Bordered &amp; Lined - Accent 2"/>
-    <w:basedOn w:val="665"/>
+    <w:basedOn w:val="891"/>
     <w:uiPriority w:val="99"/>
     <w:pPr>
       <w:pBdr/>
@@ -30316,9 +30758,9 @@
       </w:tcPr>
     </w:tblStylePr>
   </w:style>
-  <w:style w:type="table" w:styleId="127">
+  <w:style w:type="table" w:styleId="820">
     <w:name w:val="Bordered &amp; Lined - Accent 3"/>
-    <w:basedOn w:val="665"/>
+    <w:basedOn w:val="891"/>
     <w:uiPriority w:val="99"/>
     <w:pPr>
       <w:pBdr/>
@@ -30560,9 +31002,9 @@
       </w:tcPr>
     </w:tblStylePr>
   </w:style>
-  <w:style w:type="table" w:styleId="128">
+  <w:style w:type="table" w:styleId="821">
     <w:name w:val="Bordered &amp; Lined - Accent 4"/>
-    <w:basedOn w:val="665"/>
+    <w:basedOn w:val="891"/>
     <w:uiPriority w:val="99"/>
     <w:pPr>
       <w:pBdr/>
@@ -30804,9 +31246,9 @@
       </w:tcPr>
     </w:tblStylePr>
   </w:style>
-  <w:style w:type="table" w:styleId="129">
+  <w:style w:type="table" w:styleId="822">
     <w:name w:val="Bordered &amp; Lined - Accent 5"/>
-    <w:basedOn w:val="665"/>
+    <w:basedOn w:val="891"/>
     <w:uiPriority w:val="99"/>
     <w:pPr>
       <w:pBdr/>
@@ -31048,9 +31490,9 @@
       </w:tcPr>
     </w:tblStylePr>
   </w:style>
-  <w:style w:type="table" w:styleId="130">
+  <w:style w:type="table" w:styleId="823">
     <w:name w:val="Bordered &amp; Lined - Accent 6"/>
-    <w:basedOn w:val="665"/>
+    <w:basedOn w:val="891"/>
     <w:uiPriority w:val="99"/>
     <w:pPr>
       <w:pBdr/>
@@ -31292,9 +31734,9 @@
       </w:tcPr>
     </w:tblStylePr>
   </w:style>
-  <w:style w:type="table" w:styleId="131">
+  <w:style w:type="table" w:styleId="824">
     <w:name w:val="Bordered"/>
-    <w:basedOn w:val="665"/>
+    <w:basedOn w:val="891"/>
     <w:uiPriority w:val="99"/>
     <w:pPr>
       <w:pBdr/>
@@ -31523,9 +31965,9 @@
       </w:tcPr>
     </w:tblStylePr>
   </w:style>
-  <w:style w:type="table" w:styleId="132">
+  <w:style w:type="table" w:styleId="825">
     <w:name w:val="Bordered - Accent 1"/>
-    <w:basedOn w:val="665"/>
+    <w:basedOn w:val="891"/>
     <w:uiPriority w:val="99"/>
     <w:pPr>
       <w:pBdr/>
@@ -31754,9 +32196,9 @@
       </w:tcPr>
     </w:tblStylePr>
   </w:style>
-  <w:style w:type="table" w:styleId="133">
+  <w:style w:type="table" w:styleId="826">
     <w:name w:val="Bordered - Accent 2"/>
-    <w:basedOn w:val="665"/>
+    <w:basedOn w:val="891"/>
     <w:uiPriority w:val="99"/>
     <w:pPr>
       <w:pBdr/>
@@ -31985,9 +32427,9 @@
       </w:tcPr>
     </w:tblStylePr>
   </w:style>
-  <w:style w:type="table" w:styleId="134">
+  <w:style w:type="table" w:styleId="827">
     <w:name w:val="Bordered - Accent 3"/>
-    <w:basedOn w:val="665"/>
+    <w:basedOn w:val="891"/>
     <w:uiPriority w:val="99"/>
     <w:pPr>
       <w:pBdr/>
@@ -32216,9 +32658,9 @@
       </w:tcPr>
     </w:tblStylePr>
   </w:style>
-  <w:style w:type="table" w:styleId="135">
+  <w:style w:type="table" w:styleId="828">
     <w:name w:val="Bordered - Accent 4"/>
-    <w:basedOn w:val="665"/>
+    <w:basedOn w:val="891"/>
     <w:uiPriority w:val="99"/>
     <w:pPr>
       <w:pBdr/>
@@ -32447,9 +32889,9 @@
       </w:tcPr>
     </w:tblStylePr>
   </w:style>
-  <w:style w:type="table" w:styleId="136">
+  <w:style w:type="table" w:styleId="829">
     <w:name w:val="Bordered - Accent 5"/>
-    <w:basedOn w:val="665"/>
+    <w:basedOn w:val="891"/>
     <w:uiPriority w:val="99"/>
     <w:pPr>
       <w:pBdr/>
@@ -32678,9 +33120,9 @@
       </w:tcPr>
     </w:tblStylePr>
   </w:style>
-  <w:style w:type="table" w:styleId="137">
+  <w:style w:type="table" w:styleId="830">
     <w:name w:val="Bordered - Accent 6"/>
-    <w:basedOn w:val="665"/>
+    <w:basedOn w:val="891"/>
     <w:uiPriority w:val="99"/>
     <w:pPr>
       <w:pBdr/>
@@ -32909,11 +33351,11 @@
       </w:tcPr>
     </w:tblStylePr>
   </w:style>
-  <w:style w:type="paragraph" w:styleId="139">
+  <w:style w:type="paragraph" w:styleId="831">
     <w:name w:val="Heading 1"/>
-    <w:basedOn w:val="664"/>
-    <w:next w:val="664"/>
-    <w:link w:val="150"/>
+    <w:basedOn w:val="890"/>
+    <w:next w:val="890"/>
+    <w:link w:val="841"/>
     <w:uiPriority w:val="9"/>
     <w:qFormat/>
     <w:pPr>
@@ -32931,11 +33373,11 @@
       <w:szCs w:val="40"/>
     </w:rPr>
   </w:style>
-  <w:style w:type="paragraph" w:styleId="140">
+  <w:style w:type="paragraph" w:styleId="832">
     <w:name w:val="Heading 2"/>
-    <w:basedOn w:val="664"/>
-    <w:next w:val="664"/>
-    <w:link w:val="151"/>
+    <w:basedOn w:val="890"/>
+    <w:next w:val="890"/>
+    <w:link w:val="842"/>
     <w:uiPriority w:val="9"/>
     <w:unhideWhenUsed/>
     <w:qFormat/>
@@ -32954,11 +33396,11 @@
       <w:szCs w:val="32"/>
     </w:rPr>
   </w:style>
-  <w:style w:type="paragraph" w:styleId="141">
+  <w:style w:type="paragraph" w:styleId="833">
     <w:name w:val="Heading 3"/>
-    <w:basedOn w:val="664"/>
-    <w:next w:val="664"/>
-    <w:link w:val="152"/>
+    <w:basedOn w:val="890"/>
+    <w:next w:val="890"/>
+    <w:link w:val="843"/>
     <w:uiPriority w:val="9"/>
     <w:unhideWhenUsed/>
     <w:qFormat/>
@@ -32977,11 +33419,11 @@
       <w:szCs w:val="28"/>
     </w:rPr>
   </w:style>
-  <w:style w:type="paragraph" w:styleId="142">
+  <w:style w:type="paragraph" w:styleId="834">
     <w:name w:val="Heading 4"/>
-    <w:basedOn w:val="664"/>
-    <w:next w:val="664"/>
-    <w:link w:val="153"/>
+    <w:basedOn w:val="890"/>
+    <w:next w:val="890"/>
+    <w:link w:val="844"/>
     <w:uiPriority w:val="9"/>
     <w:unhideWhenUsed/>
     <w:qFormat/>
@@ -33000,11 +33442,11 @@
       <w:color w:val="0f4761" w:themeColor="accent1" w:themeShade="BF"/>
     </w:rPr>
   </w:style>
-  <w:style w:type="paragraph" w:styleId="143">
+  <w:style w:type="paragraph" w:styleId="835">
     <w:name w:val="Heading 5"/>
-    <w:basedOn w:val="664"/>
-    <w:next w:val="664"/>
-    <w:link w:val="154"/>
+    <w:basedOn w:val="890"/>
+    <w:next w:val="890"/>
+    <w:link w:val="845"/>
     <w:uiPriority w:val="9"/>
     <w:unhideWhenUsed/>
     <w:qFormat/>
@@ -33021,11 +33463,11 @@
       <w:color w:val="0f4761" w:themeColor="accent1" w:themeShade="BF"/>
     </w:rPr>
   </w:style>
-  <w:style w:type="paragraph" w:styleId="144">
+  <w:style w:type="paragraph" w:styleId="836">
     <w:name w:val="Heading 6"/>
-    <w:basedOn w:val="664"/>
-    <w:next w:val="664"/>
-    <w:link w:val="155"/>
+    <w:basedOn w:val="890"/>
+    <w:next w:val="890"/>
+    <w:link w:val="846"/>
     <w:uiPriority w:val="9"/>
     <w:unhideWhenUsed/>
     <w:qFormat/>
@@ -33044,11 +33486,11 @@
       <w:color w:val="595959" w:themeColor="text1" w:themeTint="A6"/>
     </w:rPr>
   </w:style>
-  <w:style w:type="paragraph" w:styleId="145">
+  <w:style w:type="paragraph" w:styleId="837">
     <w:name w:val="Heading 7"/>
-    <w:basedOn w:val="664"/>
-    <w:next w:val="664"/>
-    <w:link w:val="156"/>
+    <w:basedOn w:val="890"/>
+    <w:next w:val="890"/>
+    <w:link w:val="847"/>
     <w:uiPriority w:val="9"/>
     <w:unhideWhenUsed/>
     <w:qFormat/>
@@ -33065,11 +33507,11 @@
       <w:color w:val="595959" w:themeColor="text1" w:themeTint="A6"/>
     </w:rPr>
   </w:style>
-  <w:style w:type="paragraph" w:styleId="146">
+  <w:style w:type="paragraph" w:styleId="838">
     <w:name w:val="Heading 8"/>
-    <w:basedOn w:val="664"/>
-    <w:next w:val="664"/>
-    <w:link w:val="157"/>
+    <w:basedOn w:val="890"/>
+    <w:next w:val="890"/>
+    <w:link w:val="848"/>
     <w:uiPriority w:val="9"/>
     <w:unhideWhenUsed/>
     <w:qFormat/>
@@ -33088,11 +33530,11 @@
       <w:color w:val="272727" w:themeColor="text1" w:themeTint="D8"/>
     </w:rPr>
   </w:style>
-  <w:style w:type="paragraph" w:styleId="147">
+  <w:style w:type="paragraph" w:styleId="839">
     <w:name w:val="Heading 9"/>
-    <w:basedOn w:val="664"/>
-    <w:next w:val="664"/>
-    <w:link w:val="158"/>
+    <w:basedOn w:val="890"/>
+    <w:next w:val="890"/>
+    <w:link w:val="849"/>
     <w:uiPriority w:val="9"/>
     <w:unhideWhenUsed/>
     <w:qFormat/>
@@ -33111,7 +33553,7 @@
       <w:color w:val="272727" w:themeColor="text1" w:themeTint="D8"/>
     </w:rPr>
   </w:style>
-  <w:style w:type="character" w:styleId="148" w:default="1">
+  <w:style w:type="character" w:styleId="840" w:default="1">
     <w:name w:val="Default Paragraph Font"/>
     <w:uiPriority w:val="1"/>
     <w:semiHidden/>
@@ -33122,10 +33564,10 @@
       <w:ind/>
     </w:pPr>
   </w:style>
-  <w:style w:type="character" w:styleId="150">
+  <w:style w:type="character" w:styleId="841">
     <w:name w:val="Heading 1 Char"/>
-    <w:basedOn w:val="148"/>
-    <w:link w:val="139"/>
+    <w:basedOn w:val="840"/>
+    <w:link w:val="831"/>
     <w:uiPriority w:val="9"/>
     <w:pPr>
       <w:pBdr/>
@@ -33139,10 +33581,10 @@
       <w:szCs w:val="40"/>
     </w:rPr>
   </w:style>
-  <w:style w:type="character" w:styleId="151">
+  <w:style w:type="character" w:styleId="842">
     <w:name w:val="Heading 2 Char"/>
-    <w:basedOn w:val="148"/>
-    <w:link w:val="140"/>
+    <w:basedOn w:val="840"/>
+    <w:link w:val="832"/>
     <w:uiPriority w:val="9"/>
     <w:pPr>
       <w:pBdr/>
@@ -33156,10 +33598,10 @@
       <w:szCs w:val="32"/>
     </w:rPr>
   </w:style>
-  <w:style w:type="character" w:styleId="152">
+  <w:style w:type="character" w:styleId="843">
     <w:name w:val="Heading 3 Char"/>
-    <w:basedOn w:val="148"/>
-    <w:link w:val="141"/>
+    <w:basedOn w:val="840"/>
+    <w:link w:val="833"/>
     <w:uiPriority w:val="9"/>
     <w:pPr>
       <w:pBdr/>
@@ -33173,10 +33615,10 @@
       <w:szCs w:val="28"/>
     </w:rPr>
   </w:style>
-  <w:style w:type="character" w:styleId="153">
+  <w:style w:type="character" w:styleId="844">
     <w:name w:val="Heading 4 Char"/>
-    <w:basedOn w:val="148"/>
-    <w:link w:val="142"/>
+    <w:basedOn w:val="840"/>
+    <w:link w:val="834"/>
     <w:uiPriority w:val="9"/>
     <w:pPr>
       <w:pBdr/>
@@ -33190,10 +33632,10 @@
       <w:color w:val="0f4761" w:themeColor="accent1" w:themeShade="BF"/>
     </w:rPr>
   </w:style>
-  <w:style w:type="character" w:styleId="154">
+  <w:style w:type="character" w:styleId="845">
     <w:name w:val="Heading 5 Char"/>
-    <w:basedOn w:val="148"/>
-    <w:link w:val="143"/>
+    <w:basedOn w:val="840"/>
+    <w:link w:val="835"/>
     <w:uiPriority w:val="9"/>
     <w:pPr>
       <w:pBdr/>
@@ -33205,10 +33647,10 @@
       <w:color w:val="0f4761" w:themeColor="accent1" w:themeShade="BF"/>
     </w:rPr>
   </w:style>
-  <w:style w:type="character" w:styleId="155">
+  <w:style w:type="character" w:styleId="846">
     <w:name w:val="Heading 6 Char"/>
-    <w:basedOn w:val="148"/>
-    <w:link w:val="144"/>
+    <w:basedOn w:val="840"/>
+    <w:link w:val="836"/>
     <w:uiPriority w:val="9"/>
     <w:pPr>
       <w:pBdr/>
@@ -33222,10 +33664,10 @@
       <w:color w:val="595959" w:themeColor="text1" w:themeTint="A6"/>
     </w:rPr>
   </w:style>
-  <w:style w:type="character" w:styleId="156">
+  <w:style w:type="character" w:styleId="847">
     <w:name w:val="Heading 7 Char"/>
-    <w:basedOn w:val="148"/>
-    <w:link w:val="145"/>
+    <w:basedOn w:val="840"/>
+    <w:link w:val="837"/>
     <w:uiPriority w:val="9"/>
     <w:pPr>
       <w:pBdr/>
@@ -33237,10 +33679,10 @@
       <w:color w:val="595959" w:themeColor="text1" w:themeTint="A6"/>
     </w:rPr>
   </w:style>
-  <w:style w:type="character" w:styleId="157">
+  <w:style w:type="character" w:styleId="848">
     <w:name w:val="Heading 8 Char"/>
-    <w:basedOn w:val="148"/>
-    <w:link w:val="146"/>
+    <w:basedOn w:val="840"/>
+    <w:link w:val="838"/>
     <w:uiPriority w:val="9"/>
     <w:pPr>
       <w:pBdr/>
@@ -33254,10 +33696,10 @@
       <w:color w:val="272727" w:themeColor="text1" w:themeTint="D8"/>
     </w:rPr>
   </w:style>
-  <w:style w:type="character" w:styleId="158">
+  <w:style w:type="character" w:styleId="849">
     <w:name w:val="Heading 9 Char"/>
-    <w:basedOn w:val="148"/>
-    <w:link w:val="147"/>
+    <w:basedOn w:val="840"/>
+    <w:link w:val="839"/>
     <w:uiPriority w:val="9"/>
     <w:pPr>
       <w:pBdr/>
@@ -33271,11 +33713,11 @@
       <w:color w:val="272727" w:themeColor="text1" w:themeTint="D8"/>
     </w:rPr>
   </w:style>
-  <w:style w:type="paragraph" w:styleId="159">
+  <w:style w:type="paragraph" w:styleId="850">
     <w:name w:val="Title"/>
-    <w:basedOn w:val="664"/>
-    <w:next w:val="664"/>
-    <w:link w:val="160"/>
+    <w:basedOn w:val="890"/>
+    <w:next w:val="890"/>
+    <w:link w:val="851"/>
     <w:uiPriority w:val="10"/>
     <w:qFormat/>
     <w:pPr>
@@ -33291,10 +33733,10 @@
       <w:szCs w:val="56"/>
     </w:rPr>
   </w:style>
-  <w:style w:type="character" w:styleId="160">
+  <w:style w:type="character" w:styleId="851">
     <w:name w:val="Title Char"/>
-    <w:basedOn w:val="148"/>
-    <w:link w:val="159"/>
+    <w:basedOn w:val="840"/>
+    <w:link w:val="850"/>
     <w:uiPriority w:val="10"/>
     <w:pPr>
       <w:pBdr/>
@@ -33308,11 +33750,11 @@
       <w:szCs w:val="56"/>
     </w:rPr>
   </w:style>
-  <w:style w:type="paragraph" w:styleId="161">
+  <w:style w:type="paragraph" w:styleId="852">
     <w:name w:val="Subtitle"/>
-    <w:basedOn w:val="664"/>
-    <w:next w:val="664"/>
-    <w:link w:val="162"/>
+    <w:basedOn w:val="890"/>
+    <w:next w:val="890"/>
+    <w:link w:val="853"/>
     <w:uiPriority w:val="11"/>
     <w:qFormat/>
     <w:pPr>
@@ -33330,10 +33772,10 @@
       <w:szCs w:val="28"/>
     </w:rPr>
   </w:style>
-  <w:style w:type="character" w:styleId="162">
+  <w:style w:type="character" w:styleId="853">
     <w:name w:val="Subtitle Char"/>
-    <w:basedOn w:val="148"/>
-    <w:link w:val="161"/>
+    <w:basedOn w:val="840"/>
+    <w:link w:val="852"/>
     <w:uiPriority w:val="11"/>
     <w:pPr>
       <w:pBdr/>
@@ -33347,11 +33789,11 @@
       <w:szCs w:val="28"/>
     </w:rPr>
   </w:style>
-  <w:style w:type="paragraph" w:styleId="163">
+  <w:style w:type="paragraph" w:styleId="854">
     <w:name w:val="Quote"/>
-    <w:basedOn w:val="664"/>
-    <w:next w:val="664"/>
-    <w:link w:val="164"/>
+    <w:basedOn w:val="890"/>
+    <w:next w:val="890"/>
+    <w:link w:val="855"/>
     <w:uiPriority w:val="29"/>
     <w:qFormat/>
     <w:pPr>
@@ -33366,10 +33808,10 @@
       <w:color w:val="404040" w:themeColor="text1" w:themeTint="BF"/>
     </w:rPr>
   </w:style>
-  <w:style w:type="character" w:styleId="164">
+  <w:style w:type="character" w:styleId="855">
     <w:name w:val="Quote Char"/>
-    <w:basedOn w:val="148"/>
-    <w:link w:val="163"/>
+    <w:basedOn w:val="840"/>
+    <w:link w:val="854"/>
     <w:uiPriority w:val="29"/>
     <w:pPr>
       <w:pBdr/>
@@ -33382,9 +33824,9 @@
       <w:color w:val="404040" w:themeColor="text1" w:themeTint="BF"/>
     </w:rPr>
   </w:style>
-  <w:style w:type="character" w:styleId="166">
+  <w:style w:type="character" w:styleId="856">
     <w:name w:val="Intense Emphasis"/>
-    <w:basedOn w:val="148"/>
+    <w:basedOn w:val="840"/>
     <w:uiPriority w:val="21"/>
     <w:qFormat/>
     <w:pPr>
@@ -33398,11 +33840,11 @@
       <w:color w:val="0f4761" w:themeColor="accent1" w:themeShade="BF"/>
     </w:rPr>
   </w:style>
-  <w:style w:type="paragraph" w:styleId="167">
+  <w:style w:type="paragraph" w:styleId="857">
     <w:name w:val="Intense Quote"/>
-    <w:basedOn w:val="664"/>
-    <w:next w:val="664"/>
-    <w:link w:val="168"/>
+    <w:basedOn w:val="890"/>
+    <w:next w:val="890"/>
+    <w:link w:val="858"/>
     <w:uiPriority w:val="30"/>
     <w:qFormat/>
     <w:pPr>
@@ -33420,10 +33862,10 @@
       <w:color w:val="0f4761" w:themeColor="accent1" w:themeShade="BF"/>
     </w:rPr>
   </w:style>
-  <w:style w:type="character" w:styleId="168">
+  <w:style w:type="character" w:styleId="858">
     <w:name w:val="Intense Quote Char"/>
-    <w:basedOn w:val="148"/>
-    <w:link w:val="167"/>
+    <w:basedOn w:val="840"/>
+    <w:link w:val="857"/>
     <w:uiPriority w:val="30"/>
     <w:pPr>
       <w:pBdr/>
@@ -33436,9 +33878,9 @@
       <w:color w:val="0f4761" w:themeColor="accent1" w:themeShade="BF"/>
     </w:rPr>
   </w:style>
-  <w:style w:type="character" w:styleId="169">
+  <w:style w:type="character" w:styleId="859">
     <w:name w:val="Intense Reference"/>
-    <w:basedOn w:val="148"/>
+    <w:basedOn w:val="840"/>
     <w:uiPriority w:val="32"/>
     <w:qFormat/>
     <w:pPr>
@@ -33454,9 +33896,9 @@
       <w:spacing w:val="5"/>
     </w:rPr>
   </w:style>
-  <w:style w:type="character" w:styleId="171">
+  <w:style w:type="character" w:styleId="860">
     <w:name w:val="Subtle Emphasis"/>
-    <w:basedOn w:val="148"/>
+    <w:basedOn w:val="840"/>
     <w:uiPriority w:val="19"/>
     <w:qFormat/>
     <w:pPr>
@@ -33470,9 +33912,9 @@
       <w:color w:val="404040" w:themeColor="text1" w:themeTint="BF"/>
     </w:rPr>
   </w:style>
-  <w:style w:type="character" w:styleId="172">
+  <w:style w:type="character" w:styleId="861">
     <w:name w:val="Emphasis"/>
-    <w:basedOn w:val="148"/>
+    <w:basedOn w:val="840"/>
     <w:uiPriority w:val="20"/>
     <w:qFormat/>
     <w:pPr>
@@ -33485,9 +33927,9 @@
       <w:iCs/>
     </w:rPr>
   </w:style>
-  <w:style w:type="character" w:styleId="173">
+  <w:style w:type="character" w:styleId="862">
     <w:name w:val="Strong"/>
-    <w:basedOn w:val="148"/>
+    <w:basedOn w:val="840"/>
     <w:uiPriority w:val="22"/>
     <w:qFormat/>
     <w:pPr>
@@ -33500,9 +33942,9 @@
       <w:bCs/>
     </w:rPr>
   </w:style>
-  <w:style w:type="character" w:styleId="174">
+  <w:style w:type="character" w:styleId="863">
     <w:name w:val="Subtle Reference"/>
-    <w:basedOn w:val="148"/>
+    <w:basedOn w:val="840"/>
     <w:uiPriority w:val="31"/>
     <w:qFormat/>
     <w:pPr>
@@ -33515,9 +33957,9 @@
       <w:color w:val="5a5a5a" w:themeColor="text1" w:themeTint="A5"/>
     </w:rPr>
   </w:style>
-  <w:style w:type="character" w:styleId="175">
+  <w:style w:type="character" w:styleId="864">
     <w:name w:val="Book Title"/>
-    <w:basedOn w:val="148"/>
+    <w:basedOn w:val="840"/>
     <w:uiPriority w:val="33"/>
     <w:qFormat/>
     <w:pPr>
@@ -33533,10 +33975,10 @@
       <w:spacing w:val="5"/>
     </w:rPr>
   </w:style>
-  <w:style w:type="paragraph" w:styleId="176">
+  <w:style w:type="paragraph" w:styleId="865">
     <w:name w:val="Header"/>
-    <w:basedOn w:val="664"/>
-    <w:link w:val="177"/>
+    <w:basedOn w:val="890"/>
+    <w:link w:val="866"/>
     <w:uiPriority w:val="99"/>
     <w:unhideWhenUsed/>
     <w:pPr>
@@ -33549,10 +33991,10 @@
       <w:ind/>
     </w:pPr>
   </w:style>
-  <w:style w:type="character" w:styleId="177">
+  <w:style w:type="character" w:styleId="866">
     <w:name w:val="Header Char"/>
-    <w:basedOn w:val="148"/>
-    <w:link w:val="176"/>
+    <w:basedOn w:val="840"/>
+    <w:link w:val="865"/>
     <w:uiPriority w:val="99"/>
     <w:pPr>
       <w:pBdr/>
@@ -33560,10 +34002,10 @@
       <w:ind/>
     </w:pPr>
   </w:style>
-  <w:style w:type="paragraph" w:styleId="178">
+  <w:style w:type="paragraph" w:styleId="867">
     <w:name w:val="Footer"/>
-    <w:basedOn w:val="664"/>
-    <w:link w:val="179"/>
+    <w:basedOn w:val="890"/>
+    <w:link w:val="868"/>
     <w:uiPriority w:val="99"/>
     <w:unhideWhenUsed/>
     <w:pPr>
@@ -33576,10 +34018,10 @@
       <w:ind/>
     </w:pPr>
   </w:style>
-  <w:style w:type="character" w:styleId="179">
+  <w:style w:type="character" w:styleId="868">
     <w:name w:val="Footer Char"/>
-    <w:basedOn w:val="148"/>
-    <w:link w:val="178"/>
+    <w:basedOn w:val="840"/>
+    <w:link w:val="867"/>
     <w:uiPriority w:val="99"/>
     <w:pPr>
       <w:pBdr/>
@@ -33587,10 +34029,10 @@
       <w:ind/>
     </w:pPr>
   </w:style>
-  <w:style w:type="paragraph" w:styleId="180">
+  <w:style w:type="paragraph" w:styleId="869">
     <w:name w:val="Caption"/>
-    <w:basedOn w:val="664"/>
-    <w:next w:val="664"/>
+    <w:basedOn w:val="890"/>
+    <w:next w:val="890"/>
     <w:uiPriority w:val="35"/>
     <w:unhideWhenUsed/>
     <w:qFormat/>
@@ -33607,10 +34049,10 @@
       <w:szCs w:val="18"/>
     </w:rPr>
   </w:style>
-  <w:style w:type="paragraph" w:styleId="181">
+  <w:style w:type="paragraph" w:styleId="870">
     <w:name w:val="footnote text"/>
-    <w:basedOn w:val="664"/>
-    <w:link w:val="182"/>
+    <w:basedOn w:val="890"/>
+    <w:link w:val="871"/>
     <w:uiPriority w:val="99"/>
     <w:semiHidden/>
     <w:unhideWhenUsed/>
@@ -33624,10 +34066,10 @@
       <w:szCs w:val="20"/>
     </w:rPr>
   </w:style>
-  <w:style w:type="character" w:styleId="182">
+  <w:style w:type="character" w:styleId="871">
     <w:name w:val="Footnote Text Char"/>
-    <w:basedOn w:val="148"/>
-    <w:link w:val="181"/>
+    <w:basedOn w:val="840"/>
+    <w:link w:val="870"/>
     <w:uiPriority w:val="99"/>
     <w:semiHidden/>
     <w:pPr>
@@ -33640,9 +34082,9 @@
       <w:szCs w:val="20"/>
     </w:rPr>
   </w:style>
-  <w:style w:type="character" w:styleId="183">
+  <w:style w:type="character" w:styleId="872">
     <w:name w:val="footnote reference"/>
-    <w:basedOn w:val="148"/>
+    <w:basedOn w:val="840"/>
     <w:uiPriority w:val="99"/>
     <w:semiHidden/>
     <w:unhideWhenUsed/>
@@ -33655,10 +34097,10 @@
       <w:vertAlign w:val="superscript"/>
     </w:rPr>
   </w:style>
-  <w:style w:type="paragraph" w:styleId="184">
+  <w:style w:type="paragraph" w:styleId="873">
     <w:name w:val="endnote text"/>
-    <w:basedOn w:val="664"/>
-    <w:link w:val="185"/>
+    <w:basedOn w:val="890"/>
+    <w:link w:val="874"/>
     <w:uiPriority w:val="99"/>
     <w:semiHidden/>
     <w:unhideWhenUsed/>
@@ -33672,10 +34114,10 @@
       <w:szCs w:val="20"/>
     </w:rPr>
   </w:style>
-  <w:style w:type="character" w:styleId="185">
+  <w:style w:type="character" w:styleId="874">
     <w:name w:val="Endnote Text Char"/>
-    <w:basedOn w:val="148"/>
-    <w:link w:val="184"/>
+    <w:basedOn w:val="840"/>
+    <w:link w:val="873"/>
     <w:uiPriority w:val="99"/>
     <w:semiHidden/>
     <w:pPr>
@@ -33688,9 +34130,9 @@
       <w:szCs w:val="20"/>
     </w:rPr>
   </w:style>
-  <w:style w:type="character" w:styleId="186">
+  <w:style w:type="character" w:styleId="875">
     <w:name w:val="endnote reference"/>
-    <w:basedOn w:val="148"/>
+    <w:basedOn w:val="840"/>
     <w:uiPriority w:val="99"/>
     <w:semiHidden/>
     <w:unhideWhenUsed/>
@@ -33703,9 +34145,9 @@
       <w:vertAlign w:val="superscript"/>
     </w:rPr>
   </w:style>
-  <w:style w:type="character" w:styleId="187">
+  <w:style w:type="character" w:styleId="876">
     <w:name w:val="Hyperlink"/>
-    <w:basedOn w:val="148"/>
+    <w:basedOn w:val="840"/>
     <w:uiPriority w:val="99"/>
     <w:unhideWhenUsed/>
     <w:pPr>
@@ -33718,9 +34160,9 @@
       <w:u w:val="single"/>
     </w:rPr>
   </w:style>
-  <w:style w:type="character" w:styleId="188">
+  <w:style w:type="character" w:styleId="877">
     <w:name w:val="FollowedHyperlink"/>
-    <w:basedOn w:val="148"/>
+    <w:basedOn w:val="840"/>
     <w:uiPriority w:val="99"/>
     <w:semiHidden/>
     <w:unhideWhenUsed/>
@@ -33734,10 +34176,10 @@
       <w:u w:val="single"/>
     </w:rPr>
   </w:style>
-  <w:style w:type="paragraph" w:styleId="189">
+  <w:style w:type="paragraph" w:styleId="878">
     <w:name w:val="toc 1"/>
-    <w:basedOn w:val="664"/>
-    <w:next w:val="664"/>
+    <w:basedOn w:val="890"/>
+    <w:next w:val="890"/>
     <w:uiPriority w:val="39"/>
     <w:unhideWhenUsed/>
     <w:pPr>
@@ -33746,10 +34188,10 @@
       <w:ind/>
     </w:pPr>
   </w:style>
-  <w:style w:type="paragraph" w:styleId="190">
+  <w:style w:type="paragraph" w:styleId="879">
     <w:name w:val="toc 2"/>
-    <w:basedOn w:val="664"/>
-    <w:next w:val="664"/>
+    <w:basedOn w:val="890"/>
+    <w:next w:val="890"/>
     <w:uiPriority w:val="39"/>
     <w:unhideWhenUsed/>
     <w:pPr>
@@ -33758,10 +34200,10 @@
       <w:ind w:left="220"/>
     </w:pPr>
   </w:style>
-  <w:style w:type="paragraph" w:styleId="191">
+  <w:style w:type="paragraph" w:styleId="880">
     <w:name w:val="toc 3"/>
-    <w:basedOn w:val="664"/>
-    <w:next w:val="664"/>
+    <w:basedOn w:val="890"/>
+    <w:next w:val="890"/>
     <w:uiPriority w:val="39"/>
     <w:unhideWhenUsed/>
     <w:pPr>
@@ -33770,10 +34212,10 @@
       <w:ind w:left="440"/>
     </w:pPr>
   </w:style>
-  <w:style w:type="paragraph" w:styleId="192">
+  <w:style w:type="paragraph" w:styleId="881">
     <w:name w:val="toc 4"/>
-    <w:basedOn w:val="664"/>
-    <w:next w:val="664"/>
+    <w:basedOn w:val="890"/>
+    <w:next w:val="890"/>
     <w:uiPriority w:val="39"/>
     <w:unhideWhenUsed/>
     <w:pPr>
@@ -33782,10 +34224,10 @@
       <w:ind w:left="660"/>
     </w:pPr>
   </w:style>
-  <w:style w:type="paragraph" w:styleId="193">
+  <w:style w:type="paragraph" w:styleId="882">
     <w:name w:val="toc 5"/>
-    <w:basedOn w:val="664"/>
-    <w:next w:val="664"/>
+    <w:basedOn w:val="890"/>
+    <w:next w:val="890"/>
     <w:uiPriority w:val="39"/>
     <w:unhideWhenUsed/>
     <w:pPr>
@@ -33794,10 +34236,10 @@
       <w:ind w:left="880"/>
     </w:pPr>
   </w:style>
-  <w:style w:type="paragraph" w:styleId="194">
+  <w:style w:type="paragraph" w:styleId="883">
     <w:name w:val="toc 6"/>
-    <w:basedOn w:val="664"/>
-    <w:next w:val="664"/>
+    <w:basedOn w:val="890"/>
+    <w:next w:val="890"/>
     <w:uiPriority w:val="39"/>
     <w:unhideWhenUsed/>
     <w:pPr>
@@ -33806,10 +34248,10 @@
       <w:ind w:left="1100"/>
     </w:pPr>
   </w:style>
-  <w:style w:type="paragraph" w:styleId="195">
+  <w:style w:type="paragraph" w:styleId="884">
     <w:name w:val="toc 7"/>
-    <w:basedOn w:val="664"/>
-    <w:next w:val="664"/>
+    <w:basedOn w:val="890"/>
+    <w:next w:val="890"/>
     <w:uiPriority w:val="39"/>
     <w:unhideWhenUsed/>
     <w:pPr>
@@ -33818,10 +34260,10 @@
       <w:ind w:left="1320"/>
     </w:pPr>
   </w:style>
-  <w:style w:type="paragraph" w:styleId="196">
+  <w:style w:type="paragraph" w:styleId="885">
     <w:name w:val="toc 8"/>
-    <w:basedOn w:val="664"/>
-    <w:next w:val="664"/>
+    <w:basedOn w:val="890"/>
+    <w:next w:val="890"/>
     <w:uiPriority w:val="39"/>
     <w:unhideWhenUsed/>
     <w:pPr>
@@ -33830,10 +34272,10 @@
       <w:ind w:left="1540"/>
     </w:pPr>
   </w:style>
-  <w:style w:type="paragraph" w:styleId="197">
+  <w:style w:type="paragraph" w:styleId="886">
     <w:name w:val="toc 9"/>
-    <w:basedOn w:val="664"/>
-    <w:next w:val="664"/>
+    <w:basedOn w:val="890"/>
+    <w:next w:val="890"/>
     <w:uiPriority w:val="39"/>
     <w:unhideWhenUsed/>
     <w:pPr>
@@ -33842,9 +34284,9 @@
       <w:ind w:left="1760"/>
     </w:pPr>
   </w:style>
-  <w:style w:type="character" w:styleId="198">
+  <w:style w:type="character" w:styleId="887">
     <w:name w:val="Placeholder Text"/>
-    <w:basedOn w:val="148"/>
+    <w:basedOn w:val="840"/>
     <w:uiPriority w:val="99"/>
     <w:semiHidden/>
     <w:pPr>
@@ -33856,7 +34298,7 @@
       <w:color w:val="666666"/>
     </w:rPr>
   </w:style>
-  <w:style w:type="paragraph" w:styleId="208">
+  <w:style w:type="paragraph" w:styleId="888">
     <w:name w:val="TOC Heading"/>
     <w:uiPriority w:val="39"/>
     <w:unhideWhenUsed/>
@@ -33866,10 +34308,10 @@
       <w:ind/>
     </w:pPr>
   </w:style>
-  <w:style w:type="paragraph" w:styleId="209">
+  <w:style w:type="paragraph" w:styleId="889">
     <w:name w:val="table of figures"/>
-    <w:basedOn w:val="664"/>
-    <w:next w:val="664"/>
+    <w:basedOn w:val="890"/>
+    <w:next w:val="890"/>
     <w:uiPriority w:val="99"/>
     <w:unhideWhenUsed/>
     <w:pPr>
@@ -33878,7 +34320,7 @@
       <w:ind/>
     </w:pPr>
   </w:style>
-  <w:style w:type="paragraph" w:styleId="664" w:default="1">
+  <w:style w:type="paragraph" w:styleId="890" w:default="1">
     <w:name w:val="Normal"/>
     <w:qFormat/>
     <w:pPr>
@@ -33887,7 +34329,7 @@
       <w:ind/>
     </w:pPr>
   </w:style>
-  <w:style w:type="table" w:styleId="665" w:default="1">
+  <w:style w:type="table" w:styleId="891" w:default="1">
     <w:name w:val="Normal Table"/>
     <w:uiPriority w:val="99"/>
     <w:semiHidden/>
@@ -34080,7 +34522,7 @@
       </w:tcPr>
     </w:tblStylePr>
   </w:style>
-  <w:style w:type="numbering" w:styleId="666" w:default="1">
+  <w:style w:type="numbering" w:styleId="892" w:default="1">
     <w:name w:val="No List"/>
     <w:uiPriority w:val="99"/>
     <w:semiHidden/>
@@ -34091,9 +34533,9 @@
       <w:ind/>
     </w:pPr>
   </w:style>
-  <w:style w:type="paragraph" w:styleId="667">
+  <w:style w:type="paragraph" w:styleId="893">
     <w:name w:val="No Spacing"/>
-    <w:basedOn w:val="664"/>
+    <w:basedOn w:val="890"/>
     <w:uiPriority w:val="1"/>
     <w:qFormat/>
     <w:pPr>
@@ -34102,9 +34544,9 @@
       <w:ind/>
     </w:pPr>
   </w:style>
-  <w:style w:type="paragraph" w:styleId="668">
+  <w:style w:type="paragraph" w:styleId="894">
     <w:name w:val="List Paragraph"/>
-    <w:basedOn w:val="664"/>
+    <w:basedOn w:val="890"/>
     <w:uiPriority w:val="34"/>
     <w:qFormat/>
     <w:pPr>

--- a/UI_Applied_Research/LCA.docx
+++ b/UI_Applied_Research/LCA.docx
@@ -99,6 +99,7 @@
           <w:bCs w:val="0"/>
           <w:sz w:val="22"/>
           <w:szCs w:val="22"/>
+          <w:highlight w:val="none"/>
         </w:rPr>
       </w:r>
       <w:r>
@@ -142,7 +143,6 @@
           <w:bCs w:val="0"/>
           <w:sz w:val="22"/>
           <w:szCs w:val="22"/>
-          <w:highlight w:val="none"/>
         </w:rPr>
       </w:r>
       <w:r>
@@ -243,6 +243,7 @@
           <w:bCs w:val="0"/>
           <w:sz w:val="22"/>
           <w:szCs w:val="22"/>
+          <w:highlight w:val="none"/>
         </w:rPr>
       </w:r>
       <w:r>
@@ -286,7 +287,6 @@
           <w:bCs w:val="0"/>
           <w:sz w:val="22"/>
           <w:szCs w:val="22"/>
-          <w:highlight w:val="none"/>
         </w:rPr>
       </w:r>
       <w:r>
@@ -387,6 +387,7 @@
           <w:bCs w:val="0"/>
           <w:sz w:val="22"/>
           <w:szCs w:val="22"/>
+          <w:highlight w:val="none"/>
         </w:rPr>
       </w:r>
       <w:r>
@@ -430,7 +431,6 @@
           <w:bCs w:val="0"/>
           <w:sz w:val="22"/>
           <w:szCs w:val="22"/>
-          <w:highlight w:val="none"/>
         </w:rPr>
       </w:r>
       <w:r>
@@ -517,12 +517,11 @@
       </w:r>
       <w:r>
         <w:rPr>
-          <w:rFonts w:ascii="Aptos" w:hAnsi="Aptos" w:eastAsia="Aptos" w:cs="Aptos"/>
+          <w:rFonts w:ascii="Aptos" w:hAnsi="Aptos" w:cs="Aptos"/>
           <w:b w:val="0"/>
           <w:bCs w:val="0"/>
           <w:sz w:val="22"/>
           <w:szCs w:val="22"/>
-          <w:highlight w:val="none"/>
         </w:rPr>
       </w:r>
       <w:r>
@@ -2413,6 +2412,16 @@
           <w:highlight w:val="none"/>
         </w:rPr>
       </w:r>
+      <w:r>
+        <w:rPr>
+          <w:rFonts w:ascii="Aptos" w:hAnsi="Aptos" w:eastAsia="Aptos" w:cs="Aptos"/>
+          <w:b w:val="0"/>
+          <w:bCs w:val="0"/>
+          <w:sz w:val="22"/>
+          <w:szCs w:val="22"/>
+          <w:highlight w:val="none"/>
+        </w:rPr>
+      </w:r>
     </w:p>
     <w:p>
       <w:pPr>
@@ -2804,7 +2813,7 @@
       </w:r>
       <w:r>
         <w:rPr>
-          <w:rFonts w:ascii="Aptos" w:hAnsi="Aptos" w:eastAsia="Aptos" w:cs="Aptos"/>
+          <w:rFonts w:ascii="Aptos" w:hAnsi="Aptos" w:cs="Aptos"/>
         </w:rPr>
       </w:r>
       <w:r>
@@ -2836,8 +2845,8 @@
       </w:r>
       <w:r>
         <w:rPr>
-          <w:rFonts w:ascii="Aptos" w:hAnsi="Aptos" w:cs="Aptos"/>
-          <w:sz w:val="24"/>
+          <w:rFonts w:ascii="Aptos" w:hAnsi="Aptos" w:eastAsia="Aptos" w:cs="Aptos"/>
+          <w:highlight w:val="none"/>
         </w:rPr>
       </w:r>
       <w:r>
@@ -2872,8 +2881,9 @@
       </w:r>
       <w:r>
         <w:rPr>
-          <w:rFonts w:ascii="Aptos" w:hAnsi="Aptos" w:eastAsia="Aptos" w:cs="Aptos"/>
-          <w:highlight w:val="none"/>
+          <w:rFonts w:ascii="Aptos" w:hAnsi="Aptos" w:cs="Aptos"/>
+          <w:sz w:val="24"/>
+          <w:szCs w:val="24"/>
         </w:rPr>
       </w:r>
       <w:r>
@@ -2909,12 +2919,11 @@
       </w:r>
       <w:r>
         <w:rPr>
-          <w:rFonts w:ascii="Aptos" w:hAnsi="Aptos" w:eastAsia="Aptos" w:cs="Aptos"/>
+          <w:rFonts w:ascii="Aptos" w:hAnsi="Aptos" w:cs="Aptos"/>
           <w:b/>
           <w:bCs/>
           <w:sz w:val="36"/>
           <w:szCs w:val="36"/>
-          <w:highlight w:val="none"/>
         </w:rPr>
       </w:r>
       <w:r>
@@ -3023,12 +3032,11 @@
       </w:r>
       <w:r>
         <w:rPr>
-          <w:rFonts w:ascii="Aptos" w:hAnsi="Aptos" w:eastAsia="Aptos" w:cs="Aptos"/>
+          <w:rFonts w:ascii="Aptos" w:hAnsi="Aptos" w:cs="Aptos"/>
           <w:b w:val="0"/>
           <w:bCs w:val="0"/>
           <w:sz w:val="22"/>
           <w:szCs w:val="22"/>
-          <w:highlight w:val="none"/>
         </w:rPr>
       </w:r>
       <w:r>
@@ -3109,11 +3117,12 @@
       </w:r>
       <w:r>
         <w:rPr>
-          <w:rFonts w:ascii="Aptos" w:hAnsi="Aptos" w:cs="Aptos"/>
+          <w:rFonts w:ascii="Aptos" w:hAnsi="Aptos" w:eastAsia="Aptos" w:cs="Aptos"/>
           <w:b/>
           <w:bCs/>
           <w:sz w:val="36"/>
           <w:szCs w:val="36"/>
+          <w:highlight w:val="none"/>
         </w:rPr>
       </w:r>
       <w:r>
@@ -3189,12 +3198,11 @@
           <w:bCs w:val="0"/>
           <w:sz w:val="22"/>
           <w:szCs w:val="22"/>
-          <w:highlight w:val="none"/>
         </w:rPr>
       </w:r>
       <w:r>
         <w:rPr>
-          <w:rFonts w:ascii="Aptos" w:hAnsi="Aptos" w:eastAsia="Aptos" w:cs="Aptos"/>
+          <w:rFonts w:ascii="Aptos" w:hAnsi="Aptos" w:cs="Aptos"/>
           <w:b w:val="0"/>
           <w:bCs w:val="0"/>
           <w:sz w:val="22"/>
@@ -3303,29 +3311,25 @@
           <w:szCs w:val="22"/>
         </w:rPr>
       </w:r>
-      <w:hyperlink r:id="rId10" w:tooltip="https://www.ivanomalavolta.com/files/papers/MOBILESoft_2023.pdf" w:history="1">
-        <w:r>
-          <w:rPr>
-            <w:rStyle w:val="876"/>
-            <w:rFonts w:ascii="Aptos" w:hAnsi="Aptos" w:eastAsia="Aptos" w:cs="Aptos"/>
-            <w:b w:val="0"/>
-            <w:bCs w:val="0"/>
-            <w:sz w:val="22"/>
-            <w:szCs w:val="22"/>
-          </w:rPr>
-          <w:t xml:space="preserve">https://www.ivanomalavolta.com/files/papers/MOBILESoft_2023.pdf</w:t>
-        </w:r>
-        <w:r>
-          <w:rPr>
-            <w:rStyle w:val="876"/>
-            <w:rFonts w:ascii="Aptos" w:hAnsi="Aptos" w:eastAsia="Aptos" w:cs="Aptos"/>
-            <w:b w:val="0"/>
-            <w:bCs w:val="0"/>
-            <w:sz w:val="22"/>
-            <w:szCs w:val="22"/>
-          </w:rPr>
-        </w:r>
-      </w:hyperlink>
+      <w:r>
+        <w:rPr>
+          <w:rFonts w:ascii="Aptos" w:hAnsi="Aptos" w:eastAsia="Aptos" w:cs="Aptos"/>
+          <w:b w:val="0"/>
+          <w:bCs w:val="0"/>
+          <w:sz w:val="22"/>
+          <w:szCs w:val="22"/>
+        </w:rPr>
+        <w:t xml:space="preserve">https://www.ivanomalavolta.com/files/papers/MOBILESoft_2023.pdf</w:t>
+      </w:r>
+      <w:r>
+        <w:rPr>
+          <w:rFonts w:ascii="Aptos" w:hAnsi="Aptos" w:eastAsia="Aptos" w:cs="Aptos"/>
+          <w:b w:val="0"/>
+          <w:bCs w:val="0"/>
+          <w:sz w:val="22"/>
+          <w:szCs w:val="22"/>
+        </w:rPr>
+      </w:r>
       <w:r>
         <w:rPr>
           <w:rFonts w:ascii="Aptos" w:hAnsi="Aptos" w:eastAsia="Aptos" w:cs="Aptos"/>
@@ -3357,11 +3361,12 @@
       </w:r>
       <w:r>
         <w:rPr>
-          <w:rFonts w:ascii="Aptos" w:hAnsi="Aptos" w:eastAsia="Aptos" w:cs="Aptos"/>
+          <w:rFonts w:ascii="Aptos" w:hAnsi="Aptos" w:cs="Aptos"/>
           <w:b w:val="0"/>
           <w:bCs w:val="0"/>
           <w:sz w:val="22"/>
           <w:szCs w:val="22"/>
+          <w:highlight w:val="none"/>
         </w:rPr>
       </w:r>
     </w:p>
@@ -3391,6 +3396,15 @@
       <w:r>
         <w:rPr>
           <w:rFonts w:ascii="Aptos" w:hAnsi="Aptos" w:eastAsia="Aptos" w:cs="Aptos"/>
+          <w:b w:val="0"/>
+          <w:bCs w:val="0"/>
+          <w:sz w:val="22"/>
+          <w:szCs w:val="22"/>
+        </w:rPr>
+      </w:r>
+      <w:r>
+        <w:rPr>
+          <w:rFonts w:ascii="Aptos" w:hAnsi="Aptos" w:cs="Aptos"/>
           <w:b w:val="0"/>
           <w:bCs w:val="0"/>
           <w:sz w:val="22"/>
